--- a/Project Documentation.docx
+++ b/Project Documentation.docx
@@ -1,11 +1,11 @@
 
 <file path=word/document.xml><?xml version="1.0" encoding="utf-8"?>
-<w:document xmlns:wpc="http://schemas.microsoft.com/office/word/2010/wordprocessingCanvas" xmlns:cx="http://schemas.microsoft.com/office/drawing/2014/chartex" xmlns:cx1="http://schemas.microsoft.com/office/drawing/2015/9/8/chartex" xmlns:cx2="http://schemas.microsoft.com/office/drawing/2015/10/21/chartex" xmlns:cx3="http://schemas.microsoft.com/office/drawing/2016/5/9/chartex" xmlns:cx4="http://schemas.microsoft.com/office/drawing/2016/5/10/chartex" xmlns:cx5="http://schemas.microsoft.com/office/drawing/2016/5/11/chartex" xmlns:cx6="http://schemas.microsoft.com/office/drawing/2016/5/12/chartex" xmlns:cx7="http://schemas.microsoft.com/office/drawing/2016/5/13/chartex" xmlns:cx8="http://schemas.microsoft.com/office/drawing/2016/5/14/chartex" xmlns:mc="http://schemas.openxmlformats.org/markup-compatibility/2006" xmlns:aink="http://schemas.microsoft.com/office/drawing/2016/ink" xmlns:am3d="http://schemas.microsoft.com/office/drawing/2017/model3d" xmlns:o="urn:schemas-microsoft-com:office:office" xmlns:oel="http://schemas.microsoft.com/office/2019/extlst" xmlns:r="http://schemas.openxmlformats.org/officeDocument/2006/relationships" xmlns:m="http://schemas.openxmlformats.org/officeDocument/2006/math" xmlns:v="urn:schemas-microsoft-com:vml" xmlns:wp14="http://schemas.microsoft.com/office/word/2010/wordprocessingDrawing" xmlns:wp="http://schemas.openxmlformats.org/drawingml/2006/wordprocessingDrawing" xmlns:w10="urn:schemas-microsoft-com:office:word" xmlns:w="http://schemas.openxmlformats.org/wordprocessingml/2006/main" xmlns:w14="http://schemas.microsoft.com/office/word/2010/wordml" xmlns:w15="http://schemas.microsoft.com/office/word/2012/wordml" xmlns:w16cex="http://schemas.microsoft.com/office/word/2018/wordml/cex" xmlns:w16cid="http://schemas.microsoft.com/office/word/2016/wordml/cid" xmlns:w16="http://schemas.microsoft.com/office/word/2018/wordml" xmlns:w16du="http://schemas.microsoft.com/office/word/2023/wordml/word16du" xmlns:w16sdtdh="http://schemas.microsoft.com/office/word/2020/wordml/sdtdatahash" xmlns:w16sdtfl="http://schemas.microsoft.com/office/word/2024/wordml/sdtformatlock" xmlns:w16se="http://schemas.microsoft.com/office/word/2015/wordml/symex" xmlns:wpg="http://schemas.microsoft.com/office/word/2010/wordprocessingGroup" xmlns:wpi="http://schemas.microsoft.com/office/word/2010/wordprocessingInk" xmlns:wne="http://schemas.microsoft.com/office/word/2006/wordml" xmlns:wps="http://schemas.microsoft.com/office/word/2010/wordprocessingShape" mc:Ignorable="w14 w15 w16se w16cid w16 w16cex w16sdtdh w16sdtfl w16du wp14">
+<w:document xmlns:wpc="http://schemas.microsoft.com/office/word/2010/wordprocessingCanvas" xmlns:cx="http://schemas.microsoft.com/office/drawing/2014/chartex" xmlns:cx1="http://schemas.microsoft.com/office/drawing/2015/9/8/chartex" xmlns:cx2="http://schemas.microsoft.com/office/drawing/2015/10/21/chartex" xmlns:cx3="http://schemas.microsoft.com/office/drawing/2016/5/9/chartex" xmlns:cx4="http://schemas.microsoft.com/office/drawing/2016/5/10/chartex" xmlns:cx5="http://schemas.microsoft.com/office/drawing/2016/5/11/chartex" xmlns:cx6="http://schemas.microsoft.com/office/drawing/2016/5/12/chartex" xmlns:cx7="http://schemas.microsoft.com/office/drawing/2016/5/13/chartex" xmlns:cx8="http://schemas.microsoft.com/office/drawing/2016/5/14/chartex" xmlns:mc="http://schemas.openxmlformats.org/markup-compatibility/2006" xmlns:aink="http://schemas.microsoft.com/office/drawing/2016/ink" xmlns:am3d="http://schemas.microsoft.com/office/drawing/2017/model3d" xmlns:o="urn:schemas-microsoft-com:office:office" xmlns:oel="http://schemas.microsoft.com/office/2019/extlst" xmlns:r="http://schemas.openxmlformats.org/officeDocument/2006/relationships" xmlns:m="http://schemas.openxmlformats.org/officeDocument/2006/math" xmlns:v="urn:schemas-microsoft-com:vml" xmlns:wp14="http://schemas.microsoft.com/office/word/2010/wordprocessingDrawing" xmlns:wp="http://schemas.openxmlformats.org/drawingml/2006/wordprocessingDrawing" xmlns:w10="urn:schemas-microsoft-com:office:word" xmlns:w="http://schemas.openxmlformats.org/wordprocessingml/2006/main" xmlns:w14="http://schemas.microsoft.com/office/word/2010/wordml" xmlns:w15="http://schemas.microsoft.com/office/word/2012/wordml" xmlns:w16cei="http://schemas.microsoft.com/office/word/2026/wordml/cei" xmlns:w16cex="http://schemas.microsoft.com/office/word/2018/wordml/cex" xmlns:w16cid="http://schemas.microsoft.com/office/word/2016/wordml/cid" xmlns:w16="http://schemas.microsoft.com/office/word/2018/wordml" xmlns:w16du="http://schemas.microsoft.com/office/word/2023/wordml/word16du" xmlns:w16sdtdh="http://schemas.microsoft.com/office/word/2020/wordml/sdtdatahash" xmlns:w16sdtfl="http://schemas.microsoft.com/office/word/2024/wordml/sdtformatlock" xmlns:w16se="http://schemas.microsoft.com/office/word/2015/wordml/symex" xmlns:wpg="http://schemas.microsoft.com/office/word/2010/wordprocessingGroup" xmlns:wpi="http://schemas.microsoft.com/office/word/2010/wordprocessingInk" xmlns:wne="http://schemas.microsoft.com/office/word/2006/wordml" xmlns:wps="http://schemas.microsoft.com/office/word/2010/wordprocessingShape" mc:Ignorable="w14 w15 w16se w16cid w16 w16cex w16sdtdh w16sdtfl w16du wp14">
   <w:body>
     <w:p>
       <w:pPr>
         <w:spacing w:before="80" w:after="80"/>
-        <w:jc w:val="center"/>
+        <w:jc w:val="both"/>
         <w:rPr>
           <w:rFonts w:ascii="Times New Roman" w:eastAsia="Times New Roman" w:hAnsi="Times New Roman" w:cs="Times New Roman"/>
           <w:b/>
@@ -18,20 +18,6 @@
           <w14:ligatures w14:val="none"/>
         </w:rPr>
       </w:pPr>
-      <w:r>
-        <w:rPr>
-          <w:rFonts w:ascii="Times New Roman" w:eastAsia="Times New Roman" w:hAnsi="Times New Roman" w:cs="Times New Roman"/>
-          <w:b/>
-          <w:bCs/>
-          <w:color w:val="0F172A"/>
-          <w:kern w:val="0"/>
-          <w:sz w:val="30"/>
-          <w:szCs w:val="30"/>
-          <w:lang w:eastAsia="en-IN"/>
-          <w14:ligatures w14:val="none"/>
-        </w:rPr>
-        <w:br/>
-      </w:r>
       <w:r>
         <w:rPr>
           <w:rFonts w:ascii="Times New Roman" w:hAnsi="Times New Roman" w:cs="Times New Roman"/>
@@ -139,41 +125,14 @@
           <w:lang w:eastAsia="en-IN"/>
           <w14:ligatures w14:val="none"/>
         </w:rPr>
-        <w:t>Predictive Analytics for Customer Behavio</w:t>
-      </w:r>
-      <w:r>
-        <w:rPr>
-          <w:rFonts w:ascii="Times New Roman" w:eastAsia="Times New Roman" w:hAnsi="Times New Roman" w:cs="Times New Roman"/>
-          <w:b/>
-          <w:bCs/>
-          <w:color w:val="0F172A"/>
-          <w:kern w:val="0"/>
-          <w:sz w:val="30"/>
-          <w:szCs w:val="30"/>
-          <w:lang w:eastAsia="en-IN"/>
-          <w14:ligatures w14:val="none"/>
-        </w:rPr>
-        <w:t>u</w:t>
-      </w:r>
-      <w:r>
-        <w:rPr>
-          <w:rFonts w:ascii="Times New Roman" w:eastAsia="Times New Roman" w:hAnsi="Times New Roman" w:cs="Times New Roman"/>
-          <w:b/>
-          <w:bCs/>
-          <w:color w:val="0F172A"/>
-          <w:kern w:val="0"/>
-          <w:sz w:val="30"/>
-          <w:szCs w:val="30"/>
-          <w:lang w:eastAsia="en-IN"/>
-          <w14:ligatures w14:val="none"/>
-        </w:rPr>
-        <w:t>r</w:t>
+        <w:t>Predictive Analytics for Customer Behaviour</w:t>
       </w:r>
     </w:p>
     <w:p>
       <w:pPr>
         <w:spacing w:before="80" w:after="80"/>
         <w:ind w:right="-510"/>
+        <w:jc w:val="both"/>
         <w:rPr>
           <w:rFonts w:ascii="Times New Roman" w:eastAsia="Times New Roman" w:hAnsi="Times New Roman" w:cs="Times New Roman"/>
           <w:b/>
@@ -204,7 +163,8 @@
     <w:p>
       <w:pPr>
         <w:spacing w:before="80" w:after="80"/>
-        <w:ind w:right="-510"/>
+        <w:ind w:right="-510" w:firstLine="720"/>
+        <w:jc w:val="both"/>
         <w:rPr>
           <w:rFonts w:ascii="Times New Roman" w:hAnsi="Times New Roman" w:cs="Times New Roman"/>
           <w:sz w:val="26"/>
@@ -257,6 +217,7 @@
     <w:p>
       <w:pPr>
         <w:spacing w:before="80" w:after="80"/>
+        <w:jc w:val="both"/>
         <w:rPr>
           <w:rFonts w:ascii="Times New Roman" w:hAnsi="Times New Roman" w:cs="Times New Roman"/>
           <w:b/>
@@ -273,9 +234,56 @@
           <w:sz w:val="28"/>
           <w:szCs w:val="28"/>
         </w:rPr>
-        <w:t>Phase 1: Customer Behavio</w:t>
-      </w:r>
-      <w:r>
+        <w:t>Phase 1: Customer Behaviour Analysis &amp; Exploratory Data Analysis (Task 1)</w:t>
+      </w:r>
+    </w:p>
+    <w:p>
+      <w:pPr>
+        <w:spacing w:before="80" w:after="80"/>
+        <w:jc w:val="both"/>
+        <w:rPr>
+          <w:rFonts w:ascii="Times New Roman" w:hAnsi="Times New Roman" w:cs="Times New Roman"/>
+          <w:b/>
+          <w:bCs/>
+          <w:sz w:val="26"/>
+          <w:szCs w:val="26"/>
+        </w:rPr>
+      </w:pPr>
+      <w:r>
+        <w:rPr>
+          <w:rFonts w:ascii="Times New Roman" w:hAnsi="Times New Roman" w:cs="Times New Roman"/>
+          <w:b/>
+          <w:bCs/>
+          <w:sz w:val="26"/>
+          <w:szCs w:val="26"/>
+        </w:rPr>
+        <w:t>Objective:</w:t>
+      </w:r>
+    </w:p>
+    <w:p>
+      <w:pPr>
+        <w:spacing w:before="80" w:after="80"/>
+        <w:ind w:firstLine="720"/>
+        <w:jc w:val="both"/>
+        <w:rPr>
+          <w:rFonts w:ascii="Times New Roman" w:hAnsi="Times New Roman" w:cs="Times New Roman"/>
+          <w:sz w:val="26"/>
+          <w:szCs w:val="26"/>
+        </w:rPr>
+      </w:pPr>
+      <w:r>
+        <w:rPr>
+          <w:rFonts w:ascii="Times New Roman" w:hAnsi="Times New Roman" w:cs="Times New Roman"/>
+          <w:sz w:val="26"/>
+          <w:szCs w:val="26"/>
+        </w:rPr>
+        <w:t>The goal of this phase is to understand customer data, clean it, and identify patterns in customer behaviour through detailed analysis.</w:t>
+      </w:r>
+    </w:p>
+    <w:p>
+      <w:pPr>
+        <w:spacing w:before="80" w:after="80"/>
+        <w:jc w:val="both"/>
         <w:rPr>
           <w:rFonts w:ascii="Times New Roman" w:hAnsi="Times New Roman" w:cs="Times New Roman"/>
           <w:b/>
@@ -283,8 +291,7 @@
           <w:sz w:val="28"/>
           <w:szCs w:val="28"/>
         </w:rPr>
-        <w:t>u</w:t>
-      </w:r>
+      </w:pPr>
       <w:r>
         <w:rPr>
           <w:rFonts w:ascii="Times New Roman" w:hAnsi="Times New Roman" w:cs="Times New Roman"/>
@@ -293,12 +300,13 @@
           <w:sz w:val="28"/>
           <w:szCs w:val="28"/>
         </w:rPr>
-        <w:t>r Analysis &amp; Exploratory Data Analysis (Task 1)</w:t>
-      </w:r>
-    </w:p>
-    <w:p>
-      <w:pPr>
-        <w:spacing w:before="80" w:after="80"/>
+        <w:t> Step 1: Data Collection</w:t>
+      </w:r>
+    </w:p>
+    <w:p>
+      <w:pPr>
+        <w:spacing w:before="80" w:after="80"/>
+        <w:jc w:val="both"/>
         <w:rPr>
           <w:rFonts w:ascii="Times New Roman" w:hAnsi="Times New Roman" w:cs="Times New Roman"/>
           <w:b/>
@@ -315,8 +323,39 @@
           <w:sz w:val="26"/>
           <w:szCs w:val="26"/>
         </w:rPr>
-        <w:t>Objective</w:t>
-      </w:r>
+        <w:t>Description:</w:t>
+      </w:r>
+    </w:p>
+    <w:p>
+      <w:pPr>
+        <w:spacing w:before="80" w:after="80"/>
+        <w:ind w:firstLine="720"/>
+        <w:jc w:val="both"/>
+        <w:rPr>
+          <w:rFonts w:ascii="Times New Roman" w:hAnsi="Times New Roman" w:cs="Times New Roman"/>
+          <w:sz w:val="26"/>
+          <w:szCs w:val="26"/>
+        </w:rPr>
+      </w:pPr>
+      <w:r>
+        <w:rPr>
+          <w:rFonts w:ascii="Times New Roman" w:hAnsi="Times New Roman" w:cs="Times New Roman"/>
+          <w:sz w:val="26"/>
+          <w:szCs w:val="26"/>
+        </w:rPr>
+        <w:t>The first step of the project involved collecting the customer churn dataset from a publicly available source. The dataset contains customer demographic information, subscription details, service usage patterns, payment history, and the target variable (Churn). This data serves as the foundation for performing data cleaning, exploratory data analysis (EDA), and building predictive models to understand customer behaviour and churn patterns.</w:t>
+      </w:r>
+    </w:p>
+    <w:p>
+      <w:pPr>
+        <w:spacing w:before="80" w:after="80"/>
+        <w:jc w:val="both"/>
+        <w:rPr>
+          <w:rFonts w:ascii="Times New Roman" w:hAnsi="Times New Roman" w:cs="Times New Roman"/>
+          <w:sz w:val="26"/>
+          <w:szCs w:val="26"/>
+        </w:rPr>
+      </w:pPr>
       <w:r>
         <w:rPr>
           <w:rFonts w:ascii="Times New Roman" w:hAnsi="Times New Roman" w:cs="Times New Roman"/>
@@ -325,179 +364,32 @@
           <w:sz w:val="26"/>
           <w:szCs w:val="26"/>
         </w:rPr>
-        <w:t>:</w:t>
-      </w:r>
-    </w:p>
-    <w:p>
-      <w:pPr>
-        <w:spacing w:before="80" w:after="80"/>
-        <w:rPr>
-          <w:rFonts w:ascii="Times New Roman" w:hAnsi="Times New Roman" w:cs="Times New Roman"/>
-          <w:sz w:val="26"/>
-          <w:szCs w:val="26"/>
-        </w:rPr>
-      </w:pPr>
-      <w:r>
-        <w:rPr>
-          <w:rFonts w:ascii="Times New Roman" w:hAnsi="Times New Roman" w:cs="Times New Roman"/>
-          <w:sz w:val="26"/>
-          <w:szCs w:val="26"/>
-        </w:rPr>
-        <w:t>The goal of this phase is to understand customer data, clean it, and identify patterns in customer behavio</w:t>
-      </w:r>
-      <w:r>
-        <w:rPr>
-          <w:rFonts w:ascii="Times New Roman" w:hAnsi="Times New Roman" w:cs="Times New Roman"/>
-          <w:sz w:val="26"/>
-          <w:szCs w:val="26"/>
-        </w:rPr>
-        <w:t>u</w:t>
-      </w:r>
-      <w:r>
-        <w:rPr>
-          <w:rFonts w:ascii="Times New Roman" w:hAnsi="Times New Roman" w:cs="Times New Roman"/>
-          <w:sz w:val="26"/>
-          <w:szCs w:val="26"/>
-        </w:rPr>
-        <w:t>r through detailed analysis.</w:t>
-      </w:r>
-    </w:p>
-    <w:p>
-      <w:pPr>
-        <w:spacing w:before="80" w:after="80"/>
+        <w:t>Source:</w:t>
+      </w:r>
+      <w:r>
+        <w:rPr>
+          <w:rFonts w:ascii="Times New Roman" w:hAnsi="Times New Roman" w:cs="Times New Roman"/>
+          <w:sz w:val="26"/>
+          <w:szCs w:val="26"/>
+        </w:rPr>
+        <w:t xml:space="preserve"> Kaggle – Customer Churn Dataset---(customer_churn_trained.csv)</w:t>
+      </w:r>
+    </w:p>
+    <w:p>
+      <w:pPr>
+        <w:spacing w:before="80" w:after="80"/>
+        <w:jc w:val="both"/>
+        <w:rPr>
+          <w:rFonts w:ascii="Times New Roman" w:hAnsi="Times New Roman" w:cs="Times New Roman"/>
+          <w:sz w:val="26"/>
+          <w:szCs w:val="26"/>
+        </w:rPr>
+      </w:pPr>
+      <w:r>
         <w:rPr>
           <w:rFonts w:ascii="Times New Roman" w:hAnsi="Times New Roman" w:cs="Times New Roman"/>
           <w:b/>
           <w:bCs/>
-          <w:sz w:val="28"/>
-          <w:szCs w:val="28"/>
-        </w:rPr>
-      </w:pPr>
-      <w:r>
-        <w:rPr>
-          <w:rFonts w:ascii="Times New Roman" w:hAnsi="Times New Roman" w:cs="Times New Roman"/>
-          <w:b/>
-          <w:bCs/>
-          <w:sz w:val="28"/>
-          <w:szCs w:val="28"/>
-        </w:rPr>
-        <w:t> Step 1: Data Collection</w:t>
-      </w:r>
-    </w:p>
-    <w:p>
-      <w:pPr>
-        <w:spacing w:before="80" w:after="80"/>
-        <w:rPr>
-          <w:rFonts w:ascii="Times New Roman" w:hAnsi="Times New Roman" w:cs="Times New Roman"/>
-          <w:b/>
-          <w:bCs/>
-          <w:sz w:val="26"/>
-          <w:szCs w:val="26"/>
-        </w:rPr>
-      </w:pPr>
-      <w:r>
-        <w:rPr>
-          <w:rFonts w:ascii="Times New Roman" w:hAnsi="Times New Roman" w:cs="Times New Roman"/>
-          <w:b/>
-          <w:bCs/>
-          <w:sz w:val="26"/>
-          <w:szCs w:val="26"/>
-        </w:rPr>
-        <w:t>Description:</w:t>
-      </w:r>
-    </w:p>
-    <w:p>
-      <w:pPr>
-        <w:spacing w:before="80" w:after="80"/>
-        <w:rPr>
-          <w:rFonts w:ascii="Times New Roman" w:hAnsi="Times New Roman" w:cs="Times New Roman"/>
-          <w:sz w:val="26"/>
-          <w:szCs w:val="26"/>
-        </w:rPr>
-      </w:pPr>
-      <w:r>
-        <w:rPr>
-          <w:rFonts w:ascii="Times New Roman" w:hAnsi="Times New Roman" w:cs="Times New Roman"/>
-          <w:sz w:val="26"/>
-          <w:szCs w:val="26"/>
-        </w:rPr>
-        <w:t>The first step of the project involved collecting the customer churn dataset from a publicly available source. The dataset contains customer demographic information, subscription details, service usage patterns, payment history, and the target variable (Churn). This data serves as the foundation for performing data cleaning, exploratory data analysis (EDA), and building predictive models to understand customer behavio</w:t>
-      </w:r>
-      <w:r>
-        <w:rPr>
-          <w:rFonts w:ascii="Times New Roman" w:hAnsi="Times New Roman" w:cs="Times New Roman"/>
-          <w:sz w:val="26"/>
-          <w:szCs w:val="26"/>
-        </w:rPr>
-        <w:t>u</w:t>
-      </w:r>
-      <w:r>
-        <w:rPr>
-          <w:rFonts w:ascii="Times New Roman" w:hAnsi="Times New Roman" w:cs="Times New Roman"/>
-          <w:sz w:val="26"/>
-          <w:szCs w:val="26"/>
-        </w:rPr>
-        <w:t>r and churn patterns.</w:t>
-      </w:r>
-    </w:p>
-    <w:p>
-      <w:pPr>
-        <w:spacing w:before="80" w:after="80"/>
-        <w:rPr>
-          <w:rFonts w:ascii="Times New Roman" w:hAnsi="Times New Roman" w:cs="Times New Roman"/>
-          <w:sz w:val="26"/>
-          <w:szCs w:val="26"/>
-        </w:rPr>
-      </w:pPr>
-      <w:r>
-        <w:rPr>
-          <w:rFonts w:ascii="Times New Roman" w:hAnsi="Times New Roman" w:cs="Times New Roman"/>
-          <w:b/>
-          <w:bCs/>
-          <w:sz w:val="26"/>
-          <w:szCs w:val="26"/>
-        </w:rPr>
-        <w:t>Source:</w:t>
-      </w:r>
-      <w:r>
-        <w:rPr>
-          <w:rFonts w:ascii="Times New Roman" w:hAnsi="Times New Roman" w:cs="Times New Roman"/>
-          <w:sz w:val="26"/>
-          <w:szCs w:val="26"/>
-        </w:rPr>
-        <w:t xml:space="preserve"> </w:t>
-      </w:r>
-      <w:r>
-        <w:rPr>
-          <w:rFonts w:ascii="Times New Roman" w:hAnsi="Times New Roman" w:cs="Times New Roman"/>
-          <w:sz w:val="26"/>
-          <w:szCs w:val="26"/>
-        </w:rPr>
-        <w:t>Kaggle – Customer Churn Dataset</w:t>
-      </w:r>
-      <w:r>
-        <w:rPr>
-          <w:rFonts w:ascii="Times New Roman" w:hAnsi="Times New Roman" w:cs="Times New Roman"/>
-          <w:sz w:val="26"/>
-          <w:szCs w:val="26"/>
-        </w:rPr>
-        <w:t>---(customer_churn_trained.csv)</w:t>
-      </w:r>
-    </w:p>
-    <w:p>
-      <w:pPr>
-        <w:spacing w:before="80" w:after="80"/>
-        <w:rPr>
-          <w:rFonts w:ascii="Times New Roman" w:hAnsi="Times New Roman" w:cs="Times New Roman"/>
-          <w:sz w:val="26"/>
-          <w:szCs w:val="26"/>
-        </w:rPr>
-      </w:pPr>
-      <w:r>
-        <w:rPr>
-          <w:rFonts w:ascii="Times New Roman" w:hAnsi="Times New Roman" w:cs="Times New Roman"/>
-          <w:b/>
-          <w:bCs/>
           <w:sz w:val="26"/>
           <w:szCs w:val="26"/>
         </w:rPr>
@@ -507,35 +399,21 @@
     <w:p>
       <w:pPr>
         <w:spacing w:before="80" w:after="80"/>
-        <w:rPr>
-          <w:rFonts w:ascii="Times New Roman" w:hAnsi="Times New Roman" w:cs="Times New Roman"/>
-          <w:sz w:val="26"/>
-          <w:szCs w:val="26"/>
-        </w:rPr>
-      </w:pPr>
-      <w:r>
-        <w:rPr>
-          <w:rFonts w:ascii="Times New Roman" w:hAnsi="Times New Roman" w:cs="Times New Roman"/>
-          <w:sz w:val="26"/>
-          <w:szCs w:val="26"/>
-        </w:rPr>
-        <w:t>The customer churn dataset contains 440,833 records and 12 features, representing customer demographic information, subscription details, service usage, payment behavio</w:t>
-      </w:r>
-      <w:r>
-        <w:rPr>
-          <w:rFonts w:ascii="Times New Roman" w:hAnsi="Times New Roman" w:cs="Times New Roman"/>
-          <w:sz w:val="26"/>
-          <w:szCs w:val="26"/>
-        </w:rPr>
-        <w:t>u</w:t>
-      </w:r>
-      <w:r>
-        <w:rPr>
-          <w:rFonts w:ascii="Times New Roman" w:hAnsi="Times New Roman" w:cs="Times New Roman"/>
-          <w:sz w:val="26"/>
-          <w:szCs w:val="26"/>
-        </w:rPr>
-        <w:t xml:space="preserve">r, and customer interactions. The dataset is designed to </w:t>
+        <w:ind w:firstLine="720"/>
+        <w:jc w:val="both"/>
+        <w:rPr>
+          <w:rFonts w:ascii="Times New Roman" w:hAnsi="Times New Roman" w:cs="Times New Roman"/>
+          <w:sz w:val="26"/>
+          <w:szCs w:val="26"/>
+        </w:rPr>
+      </w:pPr>
+      <w:r>
+        <w:rPr>
+          <w:rFonts w:ascii="Times New Roman" w:hAnsi="Times New Roman" w:cs="Times New Roman"/>
+          <w:sz w:val="26"/>
+          <w:szCs w:val="26"/>
+        </w:rPr>
+        <w:t xml:space="preserve">The customer churn dataset contains 440,833 records and 12 features, representing customer demographic information, subscription details, service usage, payment behaviour, and customer interactions. The dataset is designed to </w:t>
       </w:r>
       <w:proofErr w:type="spellStart"/>
       <w:r>
@@ -553,23 +431,7 @@
           <w:sz w:val="26"/>
           <w:szCs w:val="26"/>
         </w:rPr>
-        <w:t xml:space="preserve"> customer behavio</w:t>
-      </w:r>
-      <w:r>
-        <w:rPr>
-          <w:rFonts w:ascii="Times New Roman" w:hAnsi="Times New Roman" w:cs="Times New Roman"/>
-          <w:sz w:val="26"/>
-          <w:szCs w:val="26"/>
-        </w:rPr>
-        <w:t>u</w:t>
-      </w:r>
-      <w:r>
-        <w:rPr>
-          <w:rFonts w:ascii="Times New Roman" w:hAnsi="Times New Roman" w:cs="Times New Roman"/>
-          <w:sz w:val="26"/>
-          <w:szCs w:val="26"/>
-        </w:rPr>
-        <w:t xml:space="preserve">r and identify the factors that influence customer churn. The target variable, Churn, indicates whether a customer has discontinued the service (1) or remained with the company (0). Before data cleaning, the dataset was examined to understand its </w:t>
+        <w:t xml:space="preserve"> customer behaviour and identify the factors that influence customer churn. The target variable, Churn, indicates whether a customer has discontinued the service (1) or remained with the company (0). Before data cleaning, the dataset was examined to </w:t>
       </w:r>
       <w:r>
         <w:rPr>
@@ -578,7 +440,7 @@
           <w:szCs w:val="26"/>
         </w:rPr>
         <w:lastRenderedPageBreak/>
-        <w:t>structure, data types, missing values, duplicate records, and overall data quality to ensure accurate analysis in the subsequent stages.</w:t>
+        <w:t>understand its structure, data types, missing values, duplicate records, and overall data quality to ensure accurate analysis in the subsequent stages.</w:t>
       </w:r>
     </w:p>
     <w:tbl>
@@ -620,6 +482,7 @@
           <w:p>
             <w:pPr>
               <w:spacing w:before="80" w:after="80"/>
+              <w:jc w:val="both"/>
               <w:rPr>
                 <w:rFonts w:ascii="Times New Roman" w:hAnsi="Times New Roman" w:cs="Times New Roman"/>
                 <w:b/>
@@ -649,6 +512,7 @@
           <w:p>
             <w:pPr>
               <w:spacing w:before="80" w:after="80"/>
+              <w:jc w:val="both"/>
               <w:rPr>
                 <w:rFonts w:ascii="Times New Roman" w:hAnsi="Times New Roman" w:cs="Times New Roman"/>
                 <w:b/>
@@ -678,6 +542,7 @@
           <w:p>
             <w:pPr>
               <w:spacing w:before="80" w:after="80"/>
+              <w:jc w:val="both"/>
               <w:rPr>
                 <w:rFonts w:ascii="Times New Roman" w:hAnsi="Times New Roman" w:cs="Times New Roman"/>
                 <w:b/>
@@ -712,6 +577,7 @@
           <w:p>
             <w:pPr>
               <w:spacing w:before="80" w:after="80"/>
+              <w:jc w:val="both"/>
               <w:rPr>
                 <w:rFonts w:ascii="Times New Roman" w:hAnsi="Times New Roman" w:cs="Times New Roman"/>
                 <w:sz w:val="26"/>
@@ -739,6 +605,7 @@
           <w:p>
             <w:pPr>
               <w:spacing w:before="80" w:after="80"/>
+              <w:jc w:val="both"/>
               <w:rPr>
                 <w:rFonts w:ascii="Times New Roman" w:hAnsi="Times New Roman" w:cs="Times New Roman"/>
                 <w:sz w:val="26"/>
@@ -764,6 +631,7 @@
           <w:p>
             <w:pPr>
               <w:spacing w:before="80" w:after="80"/>
+              <w:jc w:val="both"/>
               <w:rPr>
                 <w:rFonts w:ascii="Times New Roman" w:hAnsi="Times New Roman" w:cs="Times New Roman"/>
                 <w:sz w:val="26"/>
@@ -794,6 +662,7 @@
           <w:p>
             <w:pPr>
               <w:spacing w:before="80" w:after="80"/>
+              <w:jc w:val="both"/>
               <w:rPr>
                 <w:rFonts w:ascii="Times New Roman" w:hAnsi="Times New Roman" w:cs="Times New Roman"/>
                 <w:sz w:val="26"/>
@@ -819,6 +688,7 @@
           <w:p>
             <w:pPr>
               <w:spacing w:before="80" w:after="80"/>
+              <w:jc w:val="both"/>
               <w:rPr>
                 <w:rFonts w:ascii="Times New Roman" w:hAnsi="Times New Roman" w:cs="Times New Roman"/>
                 <w:sz w:val="26"/>
@@ -844,6 +714,7 @@
           <w:p>
             <w:pPr>
               <w:spacing w:before="80" w:after="80"/>
+              <w:jc w:val="both"/>
               <w:rPr>
                 <w:rFonts w:ascii="Times New Roman" w:hAnsi="Times New Roman" w:cs="Times New Roman"/>
                 <w:sz w:val="26"/>
@@ -874,6 +745,7 @@
           <w:p>
             <w:pPr>
               <w:spacing w:before="80" w:after="80"/>
+              <w:jc w:val="both"/>
               <w:rPr>
                 <w:rFonts w:ascii="Times New Roman" w:hAnsi="Times New Roman" w:cs="Times New Roman"/>
                 <w:sz w:val="26"/>
@@ -899,6 +771,7 @@
           <w:p>
             <w:pPr>
               <w:spacing w:before="80" w:after="80"/>
+              <w:jc w:val="both"/>
               <w:rPr>
                 <w:rFonts w:ascii="Times New Roman" w:hAnsi="Times New Roman" w:cs="Times New Roman"/>
                 <w:sz w:val="26"/>
@@ -924,6 +797,7 @@
           <w:p>
             <w:pPr>
               <w:spacing w:before="80" w:after="80"/>
+              <w:jc w:val="both"/>
               <w:rPr>
                 <w:rFonts w:ascii="Times New Roman" w:hAnsi="Times New Roman" w:cs="Times New Roman"/>
                 <w:sz w:val="26"/>
@@ -954,6 +828,7 @@
           <w:p>
             <w:pPr>
               <w:spacing w:before="80" w:after="80"/>
+              <w:jc w:val="both"/>
               <w:rPr>
                 <w:rFonts w:ascii="Times New Roman" w:hAnsi="Times New Roman" w:cs="Times New Roman"/>
                 <w:sz w:val="26"/>
@@ -979,6 +854,7 @@
           <w:p>
             <w:pPr>
               <w:spacing w:before="80" w:after="80"/>
+              <w:jc w:val="both"/>
               <w:rPr>
                 <w:rFonts w:ascii="Times New Roman" w:hAnsi="Times New Roman" w:cs="Times New Roman"/>
                 <w:sz w:val="26"/>
@@ -1004,6 +880,7 @@
           <w:p>
             <w:pPr>
               <w:spacing w:before="80" w:after="80"/>
+              <w:jc w:val="both"/>
               <w:rPr>
                 <w:rFonts w:ascii="Times New Roman" w:hAnsi="Times New Roman" w:cs="Times New Roman"/>
                 <w:sz w:val="26"/>
@@ -1034,6 +911,7 @@
           <w:p>
             <w:pPr>
               <w:spacing w:before="80" w:after="80"/>
+              <w:jc w:val="both"/>
               <w:rPr>
                 <w:rFonts w:ascii="Times New Roman" w:hAnsi="Times New Roman" w:cs="Times New Roman"/>
                 <w:sz w:val="26"/>
@@ -1059,6 +937,7 @@
           <w:p>
             <w:pPr>
               <w:spacing w:before="80" w:after="80"/>
+              <w:jc w:val="both"/>
               <w:rPr>
                 <w:rFonts w:ascii="Times New Roman" w:hAnsi="Times New Roman" w:cs="Times New Roman"/>
                 <w:sz w:val="26"/>
@@ -1084,6 +963,7 @@
           <w:p>
             <w:pPr>
               <w:spacing w:before="80" w:after="80"/>
+              <w:jc w:val="both"/>
               <w:rPr>
                 <w:rFonts w:ascii="Times New Roman" w:hAnsi="Times New Roman" w:cs="Times New Roman"/>
                 <w:sz w:val="26"/>
@@ -1114,6 +994,7 @@
           <w:p>
             <w:pPr>
               <w:spacing w:before="80" w:after="80"/>
+              <w:jc w:val="both"/>
               <w:rPr>
                 <w:rFonts w:ascii="Times New Roman" w:hAnsi="Times New Roman" w:cs="Times New Roman"/>
                 <w:sz w:val="26"/>
@@ -1139,6 +1020,7 @@
           <w:p>
             <w:pPr>
               <w:spacing w:before="80" w:after="80"/>
+              <w:jc w:val="both"/>
               <w:rPr>
                 <w:rFonts w:ascii="Times New Roman" w:hAnsi="Times New Roman" w:cs="Times New Roman"/>
                 <w:sz w:val="26"/>
@@ -1164,6 +1046,7 @@
           <w:p>
             <w:pPr>
               <w:spacing w:before="80" w:after="80"/>
+              <w:jc w:val="both"/>
               <w:rPr>
                 <w:rFonts w:ascii="Times New Roman" w:hAnsi="Times New Roman" w:cs="Times New Roman"/>
                 <w:sz w:val="26"/>
@@ -1194,6 +1077,7 @@
           <w:p>
             <w:pPr>
               <w:spacing w:before="80" w:after="80"/>
+              <w:jc w:val="both"/>
               <w:rPr>
                 <w:rFonts w:ascii="Times New Roman" w:hAnsi="Times New Roman" w:cs="Times New Roman"/>
                 <w:sz w:val="26"/>
@@ -1219,6 +1103,7 @@
           <w:p>
             <w:pPr>
               <w:spacing w:before="80" w:after="80"/>
+              <w:jc w:val="both"/>
               <w:rPr>
                 <w:rFonts w:ascii="Times New Roman" w:hAnsi="Times New Roman" w:cs="Times New Roman"/>
                 <w:sz w:val="26"/>
@@ -1244,6 +1129,7 @@
           <w:p>
             <w:pPr>
               <w:spacing w:before="80" w:after="80"/>
+              <w:jc w:val="both"/>
               <w:rPr>
                 <w:rFonts w:ascii="Times New Roman" w:hAnsi="Times New Roman" w:cs="Times New Roman"/>
                 <w:sz w:val="26"/>
@@ -1274,6 +1160,7 @@
           <w:p>
             <w:pPr>
               <w:spacing w:before="80" w:after="80"/>
+              <w:jc w:val="both"/>
               <w:rPr>
                 <w:rFonts w:ascii="Times New Roman" w:hAnsi="Times New Roman" w:cs="Times New Roman"/>
                 <w:sz w:val="26"/>
@@ -1299,6 +1186,7 @@
           <w:p>
             <w:pPr>
               <w:spacing w:before="80" w:after="80"/>
+              <w:jc w:val="both"/>
               <w:rPr>
                 <w:rFonts w:ascii="Times New Roman" w:hAnsi="Times New Roman" w:cs="Times New Roman"/>
                 <w:sz w:val="26"/>
@@ -1324,6 +1212,7 @@
           <w:p>
             <w:pPr>
               <w:spacing w:before="80" w:after="80"/>
+              <w:jc w:val="both"/>
               <w:rPr>
                 <w:rFonts w:ascii="Times New Roman" w:hAnsi="Times New Roman" w:cs="Times New Roman"/>
                 <w:sz w:val="26"/>
@@ -1354,6 +1243,7 @@
           <w:p>
             <w:pPr>
               <w:spacing w:before="80" w:after="80"/>
+              <w:jc w:val="both"/>
               <w:rPr>
                 <w:rFonts w:ascii="Times New Roman" w:hAnsi="Times New Roman" w:cs="Times New Roman"/>
                 <w:sz w:val="26"/>
@@ -1379,6 +1269,7 @@
           <w:p>
             <w:pPr>
               <w:spacing w:before="80" w:after="80"/>
+              <w:jc w:val="both"/>
               <w:rPr>
                 <w:rFonts w:ascii="Times New Roman" w:hAnsi="Times New Roman" w:cs="Times New Roman"/>
                 <w:sz w:val="26"/>
@@ -1404,6 +1295,7 @@
           <w:p>
             <w:pPr>
               <w:spacing w:before="80" w:after="80"/>
+              <w:jc w:val="both"/>
               <w:rPr>
                 <w:rFonts w:ascii="Times New Roman" w:hAnsi="Times New Roman" w:cs="Times New Roman"/>
                 <w:sz w:val="26"/>
@@ -1434,6 +1326,7 @@
           <w:p>
             <w:pPr>
               <w:spacing w:before="80" w:after="80"/>
+              <w:jc w:val="both"/>
               <w:rPr>
                 <w:rFonts w:ascii="Times New Roman" w:hAnsi="Times New Roman" w:cs="Times New Roman"/>
                 <w:sz w:val="26"/>
@@ -1459,6 +1352,7 @@
           <w:p>
             <w:pPr>
               <w:spacing w:before="80" w:after="80"/>
+              <w:jc w:val="both"/>
               <w:rPr>
                 <w:rFonts w:ascii="Times New Roman" w:hAnsi="Times New Roman" w:cs="Times New Roman"/>
                 <w:sz w:val="26"/>
@@ -1484,6 +1378,7 @@
           <w:p>
             <w:pPr>
               <w:spacing w:before="80" w:after="80"/>
+              <w:jc w:val="both"/>
               <w:rPr>
                 <w:rFonts w:ascii="Times New Roman" w:hAnsi="Times New Roman" w:cs="Times New Roman"/>
                 <w:sz w:val="26"/>
@@ -1514,6 +1409,7 @@
           <w:p>
             <w:pPr>
               <w:spacing w:before="80" w:after="80"/>
+              <w:jc w:val="both"/>
               <w:rPr>
                 <w:rFonts w:ascii="Times New Roman" w:hAnsi="Times New Roman" w:cs="Times New Roman"/>
                 <w:sz w:val="26"/>
@@ -1539,6 +1435,7 @@
           <w:p>
             <w:pPr>
               <w:spacing w:before="80" w:after="80"/>
+              <w:jc w:val="both"/>
               <w:rPr>
                 <w:rFonts w:ascii="Times New Roman" w:hAnsi="Times New Roman" w:cs="Times New Roman"/>
                 <w:sz w:val="26"/>
@@ -1564,6 +1461,7 @@
           <w:p>
             <w:pPr>
               <w:spacing w:before="80" w:after="80"/>
+              <w:jc w:val="both"/>
               <w:rPr>
                 <w:rFonts w:ascii="Times New Roman" w:hAnsi="Times New Roman" w:cs="Times New Roman"/>
                 <w:sz w:val="26"/>
@@ -1594,6 +1492,7 @@
           <w:p>
             <w:pPr>
               <w:spacing w:before="80" w:after="80"/>
+              <w:jc w:val="both"/>
               <w:rPr>
                 <w:rFonts w:ascii="Times New Roman" w:hAnsi="Times New Roman" w:cs="Times New Roman"/>
                 <w:sz w:val="26"/>
@@ -1619,6 +1518,7 @@
           <w:p>
             <w:pPr>
               <w:spacing w:before="80" w:after="80"/>
+              <w:jc w:val="both"/>
               <w:rPr>
                 <w:rFonts w:ascii="Times New Roman" w:hAnsi="Times New Roman" w:cs="Times New Roman"/>
                 <w:sz w:val="26"/>
@@ -1644,6 +1544,7 @@
           <w:p>
             <w:pPr>
               <w:spacing w:before="80" w:after="80"/>
+              <w:jc w:val="both"/>
               <w:rPr>
                 <w:rFonts w:ascii="Times New Roman" w:hAnsi="Times New Roman" w:cs="Times New Roman"/>
                 <w:sz w:val="26"/>
@@ -1665,6 +1566,7 @@
     <w:p>
       <w:pPr>
         <w:spacing w:before="80" w:after="80"/>
+        <w:jc w:val="both"/>
         <w:rPr>
           <w:rFonts w:ascii="Times New Roman" w:hAnsi="Times New Roman" w:cs="Times New Roman"/>
           <w:b/>
@@ -1687,6 +1589,7 @@
     <w:p>
       <w:pPr>
         <w:spacing w:before="80" w:after="80"/>
+        <w:jc w:val="both"/>
         <w:rPr>
           <w:rFonts w:ascii="Times New Roman" w:hAnsi="Times New Roman" w:cs="Times New Roman"/>
           <w:b/>
@@ -1703,22 +1606,14 @@
           <w:sz w:val="26"/>
           <w:szCs w:val="26"/>
         </w:rPr>
-        <w:t>Description</w:t>
-      </w:r>
-      <w:r>
-        <w:rPr>
-          <w:rFonts w:ascii="Times New Roman" w:hAnsi="Times New Roman" w:cs="Times New Roman"/>
-          <w:b/>
-          <w:bCs/>
-          <w:sz w:val="26"/>
-          <w:szCs w:val="26"/>
-        </w:rPr>
-        <w:t>:</w:t>
-      </w:r>
-    </w:p>
-    <w:p>
-      <w:pPr>
-        <w:spacing w:before="80" w:after="80"/>
+        <w:t>Description:</w:t>
+      </w:r>
+    </w:p>
+    <w:p>
+      <w:pPr>
+        <w:spacing w:before="80" w:after="80"/>
+        <w:ind w:firstLine="720"/>
+        <w:jc w:val="both"/>
         <w:rPr>
           <w:rFonts w:ascii="Times New Roman" w:hAnsi="Times New Roman" w:cs="Times New Roman"/>
           <w:sz w:val="26"/>
@@ -1737,6 +1632,7 @@
     <w:p>
       <w:pPr>
         <w:spacing w:before="80" w:after="80"/>
+        <w:jc w:val="both"/>
         <w:rPr>
           <w:rFonts w:ascii="Times New Roman" w:hAnsi="Times New Roman" w:cs="Times New Roman"/>
           <w:b/>
@@ -1765,6 +1661,7 @@
         </w:numPr>
         <w:spacing w:before="80" w:after="80"/>
         <w:ind w:left="360"/>
+        <w:jc w:val="both"/>
         <w:rPr>
           <w:rFonts w:ascii="Times New Roman" w:hAnsi="Times New Roman" w:cs="Times New Roman"/>
           <w:b/>
@@ -1781,7 +1678,6 @@
           <w:sz w:val="26"/>
           <w:szCs w:val="26"/>
         </w:rPr>
-        <w:lastRenderedPageBreak/>
         <w:t>Loaded the dataset</w:t>
       </w:r>
       <w:r>
@@ -1790,25 +1686,7 @@
           <w:sz w:val="26"/>
           <w:szCs w:val="26"/>
         </w:rPr>
-        <w:t xml:space="preserve"> into the </w:t>
-      </w:r>
-      <w:proofErr w:type="spellStart"/>
-      <w:r>
-        <w:rPr>
-          <w:rFonts w:ascii="Times New Roman" w:hAnsi="Times New Roman" w:cs="Times New Roman"/>
-          <w:sz w:val="26"/>
-          <w:szCs w:val="26"/>
-        </w:rPr>
-        <w:t>Jupyter</w:t>
-      </w:r>
-      <w:proofErr w:type="spellEnd"/>
-      <w:r>
-        <w:rPr>
-          <w:rFonts w:ascii="Times New Roman" w:hAnsi="Times New Roman" w:cs="Times New Roman"/>
-          <w:sz w:val="26"/>
-          <w:szCs w:val="26"/>
-        </w:rPr>
-        <w:t xml:space="preserve"> Notebook using the Pandas library.</w:t>
+        <w:t xml:space="preserve"> into the Jupyter Notebook using the Pandas library.</w:t>
       </w:r>
     </w:p>
     <w:p>
@@ -1820,6 +1698,7 @@
         </w:numPr>
         <w:spacing w:before="80" w:after="80"/>
         <w:ind w:left="360"/>
+        <w:jc w:val="both"/>
         <w:rPr>
           <w:rFonts w:ascii="Times New Roman" w:hAnsi="Times New Roman" w:cs="Times New Roman"/>
           <w:b/>
@@ -1836,6 +1715,7 @@
           <w:sz w:val="26"/>
           <w:szCs w:val="26"/>
         </w:rPr>
+        <w:lastRenderedPageBreak/>
         <w:t>Examined the dataset structure</w:t>
       </w:r>
       <w:r>
@@ -1856,6 +1736,7 @@
         </w:numPr>
         <w:spacing w:before="80" w:after="80"/>
         <w:ind w:left="587"/>
+        <w:jc w:val="both"/>
         <w:rPr>
           <w:rFonts w:ascii="Times New Roman" w:hAnsi="Times New Roman" w:cs="Times New Roman"/>
           <w:sz w:val="26"/>
@@ -1890,6 +1771,7 @@
         </w:numPr>
         <w:spacing w:before="80" w:after="80"/>
         <w:ind w:left="587"/>
+        <w:jc w:val="both"/>
         <w:rPr>
           <w:rFonts w:ascii="Times New Roman" w:hAnsi="Times New Roman" w:cs="Times New Roman"/>
           <w:sz w:val="26"/>
@@ -1914,6 +1796,7 @@
         </w:numPr>
         <w:spacing w:before="80" w:after="80"/>
         <w:ind w:left="587"/>
+        <w:jc w:val="both"/>
         <w:rPr>
           <w:rFonts w:ascii="Times New Roman" w:hAnsi="Times New Roman" w:cs="Times New Roman"/>
           <w:sz w:val="26"/>
@@ -1948,6 +1831,7 @@
         </w:numPr>
         <w:spacing w:before="80" w:after="80"/>
         <w:ind w:left="587"/>
+        <w:jc w:val="both"/>
         <w:rPr>
           <w:rFonts w:ascii="Times New Roman" w:hAnsi="Times New Roman" w:cs="Times New Roman"/>
           <w:sz w:val="26"/>
@@ -1982,6 +1866,7 @@
         </w:numPr>
         <w:spacing w:before="80" w:after="80"/>
         <w:ind w:left="360"/>
+        <w:jc w:val="both"/>
         <w:rPr>
           <w:rFonts w:ascii="Times New Roman" w:hAnsi="Times New Roman" w:cs="Times New Roman"/>
           <w:sz w:val="26"/>
@@ -2016,6 +1901,7 @@
         </w:numPr>
         <w:spacing w:before="80" w:after="80"/>
         <w:ind w:left="587"/>
+        <w:jc w:val="both"/>
         <w:rPr>
           <w:rFonts w:ascii="Times New Roman" w:hAnsi="Times New Roman" w:cs="Times New Roman"/>
           <w:sz w:val="26"/>
@@ -2068,6 +1954,7 @@
         </w:numPr>
         <w:spacing w:before="80" w:after="80"/>
         <w:ind w:left="360"/>
+        <w:jc w:val="both"/>
         <w:rPr>
           <w:rFonts w:ascii="Times New Roman" w:hAnsi="Times New Roman" w:cs="Times New Roman"/>
           <w:sz w:val="26"/>
@@ -2097,6 +1984,7 @@
       <w:pPr>
         <w:spacing w:before="80" w:after="80"/>
         <w:ind w:left="227"/>
+        <w:jc w:val="both"/>
         <w:rPr>
           <w:rFonts w:ascii="Times New Roman" w:hAnsi="Times New Roman" w:cs="Times New Roman"/>
           <w:sz w:val="26"/>
@@ -2121,6 +2009,7 @@
         </w:numPr>
         <w:spacing w:before="80" w:after="80"/>
         <w:ind w:left="360"/>
+        <w:jc w:val="both"/>
         <w:rPr>
           <w:rFonts w:ascii="Times New Roman" w:hAnsi="Times New Roman" w:cs="Times New Roman"/>
           <w:sz w:val="26"/>
@@ -2150,6 +2039,7 @@
       <w:pPr>
         <w:spacing w:before="80" w:after="80"/>
         <w:ind w:left="227"/>
+        <w:jc w:val="both"/>
         <w:rPr>
           <w:rFonts w:ascii="Times New Roman" w:hAnsi="Times New Roman" w:cs="Times New Roman"/>
           <w:sz w:val="26"/>
@@ -2174,6 +2064,7 @@
         </w:numPr>
         <w:spacing w:before="80" w:after="80"/>
         <w:ind w:left="360"/>
+        <w:jc w:val="both"/>
         <w:rPr>
           <w:rFonts w:ascii="Times New Roman" w:hAnsi="Times New Roman" w:cs="Times New Roman"/>
           <w:sz w:val="26"/>
@@ -2208,6 +2099,7 @@
         </w:numPr>
         <w:spacing w:before="80" w:after="80"/>
         <w:ind w:left="587"/>
+        <w:jc w:val="both"/>
         <w:rPr>
           <w:rFonts w:ascii="Times New Roman" w:hAnsi="Times New Roman" w:cs="Times New Roman"/>
           <w:sz w:val="26"/>
@@ -2250,6 +2142,7 @@
         </w:numPr>
         <w:spacing w:before="80" w:after="80"/>
         <w:ind w:left="587"/>
+        <w:jc w:val="both"/>
         <w:rPr>
           <w:rFonts w:ascii="Times New Roman" w:hAnsi="Times New Roman" w:cs="Times New Roman"/>
           <w:sz w:val="26"/>
@@ -2274,6 +2167,7 @@
         </w:numPr>
         <w:spacing w:before="80" w:after="80"/>
         <w:ind w:left="360"/>
+        <w:jc w:val="both"/>
         <w:rPr>
           <w:rFonts w:ascii="Times New Roman" w:hAnsi="Times New Roman" w:cs="Times New Roman"/>
           <w:sz w:val="26"/>
@@ -2303,6 +2197,7 @@
       <w:pPr>
         <w:spacing w:before="80" w:after="80"/>
         <w:ind w:left="227"/>
+        <w:jc w:val="both"/>
         <w:rPr>
           <w:rFonts w:ascii="Times New Roman" w:hAnsi="Times New Roman" w:cs="Times New Roman"/>
           <w:sz w:val="26"/>
@@ -2321,6 +2216,7 @@
     <w:p>
       <w:pPr>
         <w:spacing w:before="80" w:after="80"/>
+        <w:jc w:val="both"/>
         <w:rPr>
           <w:rFonts w:ascii="Times New Roman" w:hAnsi="Times New Roman" w:cs="Times New Roman"/>
           <w:b/>
@@ -2378,6 +2274,7 @@
           <w:p>
             <w:pPr>
               <w:spacing w:before="80" w:after="80"/>
+              <w:jc w:val="both"/>
               <w:rPr>
                 <w:rFonts w:ascii="Times New Roman" w:hAnsi="Times New Roman" w:cs="Times New Roman"/>
                 <w:b/>
@@ -2407,6 +2304,7 @@
           <w:p>
             <w:pPr>
               <w:spacing w:before="80" w:after="80"/>
+              <w:jc w:val="both"/>
               <w:rPr>
                 <w:rFonts w:ascii="Times New Roman" w:hAnsi="Times New Roman" w:cs="Times New Roman"/>
                 <w:b/>
@@ -2441,6 +2339,7 @@
           <w:p>
             <w:pPr>
               <w:spacing w:before="80" w:after="80"/>
+              <w:jc w:val="both"/>
               <w:rPr>
                 <w:rFonts w:ascii="Times New Roman" w:hAnsi="Times New Roman" w:cs="Times New Roman"/>
                 <w:sz w:val="26"/>
@@ -2466,6 +2365,7 @@
           <w:p>
             <w:pPr>
               <w:spacing w:before="80" w:after="80"/>
+              <w:jc w:val="both"/>
               <w:rPr>
                 <w:rFonts w:ascii="Times New Roman" w:hAnsi="Times New Roman" w:cs="Times New Roman"/>
                 <w:sz w:val="26"/>
@@ -2496,6 +2396,7 @@
           <w:p>
             <w:pPr>
               <w:spacing w:before="80" w:after="80"/>
+              <w:jc w:val="both"/>
               <w:rPr>
                 <w:rFonts w:ascii="Times New Roman" w:hAnsi="Times New Roman" w:cs="Times New Roman"/>
                 <w:sz w:val="26"/>
@@ -2521,6 +2422,7 @@
           <w:p>
             <w:pPr>
               <w:spacing w:before="80" w:after="80"/>
+              <w:jc w:val="both"/>
               <w:rPr>
                 <w:rFonts w:ascii="Times New Roman" w:hAnsi="Times New Roman" w:cs="Times New Roman"/>
                 <w:sz w:val="26"/>
@@ -2551,6 +2453,7 @@
           <w:p>
             <w:pPr>
               <w:spacing w:before="80" w:after="80"/>
+              <w:jc w:val="both"/>
               <w:rPr>
                 <w:rFonts w:ascii="Times New Roman" w:hAnsi="Times New Roman" w:cs="Times New Roman"/>
                 <w:sz w:val="26"/>
@@ -2576,6 +2479,7 @@
           <w:p>
             <w:pPr>
               <w:spacing w:before="80" w:after="80"/>
+              <w:jc w:val="both"/>
               <w:rPr>
                 <w:rFonts w:ascii="Times New Roman" w:hAnsi="Times New Roman" w:cs="Times New Roman"/>
                 <w:sz w:val="26"/>
@@ -2606,6 +2510,7 @@
           <w:p>
             <w:pPr>
               <w:spacing w:before="80" w:after="80"/>
+              <w:jc w:val="both"/>
               <w:rPr>
                 <w:rFonts w:ascii="Times New Roman" w:hAnsi="Times New Roman" w:cs="Times New Roman"/>
                 <w:sz w:val="26"/>
@@ -2631,6 +2536,7 @@
           <w:p>
             <w:pPr>
               <w:spacing w:before="80" w:after="80"/>
+              <w:jc w:val="both"/>
               <w:rPr>
                 <w:rFonts w:ascii="Times New Roman" w:hAnsi="Times New Roman" w:cs="Times New Roman"/>
                 <w:sz w:val="26"/>
@@ -2661,6 +2567,7 @@
           <w:p>
             <w:pPr>
               <w:spacing w:before="80" w:after="80"/>
+              <w:jc w:val="both"/>
               <w:rPr>
                 <w:rFonts w:ascii="Times New Roman" w:hAnsi="Times New Roman" w:cs="Times New Roman"/>
                 <w:sz w:val="26"/>
@@ -2686,6 +2593,7 @@
           <w:p>
             <w:pPr>
               <w:spacing w:before="80" w:after="80"/>
+              <w:jc w:val="both"/>
               <w:rPr>
                 <w:rFonts w:ascii="Times New Roman" w:hAnsi="Times New Roman" w:cs="Times New Roman"/>
                 <w:sz w:val="26"/>
@@ -2716,6 +2624,7 @@
           <w:p>
             <w:pPr>
               <w:spacing w:before="80" w:after="80"/>
+              <w:jc w:val="both"/>
               <w:rPr>
                 <w:rFonts w:ascii="Times New Roman" w:hAnsi="Times New Roman" w:cs="Times New Roman"/>
                 <w:sz w:val="26"/>
@@ -2741,6 +2650,7 @@
           <w:p>
             <w:pPr>
               <w:spacing w:before="80" w:after="80"/>
+              <w:jc w:val="both"/>
               <w:rPr>
                 <w:rFonts w:ascii="Times New Roman" w:hAnsi="Times New Roman" w:cs="Times New Roman"/>
                 <w:sz w:val="26"/>
@@ -2762,6 +2672,7 @@
     <w:p>
       <w:pPr>
         <w:spacing w:before="80" w:after="80"/>
+        <w:jc w:val="both"/>
         <w:rPr>
           <w:rFonts w:ascii="Times New Roman" w:hAnsi="Times New Roman" w:cs="Times New Roman"/>
           <w:b/>
@@ -2784,6 +2695,7 @@
     <w:p>
       <w:pPr>
         <w:spacing w:before="80" w:after="80"/>
+        <w:jc w:val="both"/>
         <w:rPr>
           <w:rFonts w:ascii="Times New Roman" w:hAnsi="Times New Roman" w:cs="Times New Roman"/>
           <w:b/>
@@ -2806,19 +2718,21 @@
     <w:p>
       <w:pPr>
         <w:spacing w:before="80" w:after="80"/>
-        <w:rPr>
-          <w:rFonts w:ascii="Times New Roman" w:hAnsi="Times New Roman" w:cs="Times New Roman"/>
-          <w:sz w:val="26"/>
-          <w:szCs w:val="26"/>
-        </w:rPr>
-      </w:pPr>
-      <w:r>
-        <w:rPr>
-          <w:rFonts w:ascii="Times New Roman" w:hAnsi="Times New Roman" w:cs="Times New Roman"/>
-          <w:sz w:val="26"/>
-          <w:szCs w:val="26"/>
-        </w:rPr>
-        <w:t xml:space="preserve">Exploratory Data Analysis (EDA) was performed to understand the characteristics of the customer churn dataset, identify patterns, detect relationships between variables, and extract meaningful business insights. Both univariate analysis and bivariate analysis were conducted using Python libraries such as Pandas, Matplotlib, Seaborn, </w:t>
+        <w:ind w:firstLine="720"/>
+        <w:jc w:val="both"/>
+        <w:rPr>
+          <w:rFonts w:ascii="Times New Roman" w:hAnsi="Times New Roman" w:cs="Times New Roman"/>
+          <w:sz w:val="26"/>
+          <w:szCs w:val="26"/>
+        </w:rPr>
+      </w:pPr>
+      <w:r>
+        <w:rPr>
+          <w:rFonts w:ascii="Times New Roman" w:hAnsi="Times New Roman" w:cs="Times New Roman"/>
+          <w:sz w:val="26"/>
+          <w:szCs w:val="26"/>
+        </w:rPr>
+        <w:t xml:space="preserve">Exploratory Data Analysis (EDA) was performed to understand the characteristics of the customer churn dataset, identify patterns, detect relationships between variables, and extract meaningful business insights. Both univariate analysis and bivariate analysis were conducted using Python libraries such as Pandas, Matplotlib, Seaborn, and SciPy. Statistical tests, including the Independent T-Test and </w:t>
       </w:r>
       <w:r>
         <w:rPr>
@@ -2827,12 +2741,13 @@
           <w:szCs w:val="26"/>
         </w:rPr>
         <w:lastRenderedPageBreak/>
-        <w:t>and SciPy. Statistical tests, including the Independent T-Test and Chi-Square Test, were also applied to validate the significance of relationships between features and the target variable (Churn).</w:t>
-      </w:r>
-    </w:p>
-    <w:p>
-      <w:pPr>
-        <w:spacing w:before="80" w:after="80"/>
+        <w:t>Chi-Square Test, were also applied to validate the significance of relationships between features and the target variable (Churn).</w:t>
+      </w:r>
+    </w:p>
+    <w:p>
+      <w:pPr>
+        <w:spacing w:before="80" w:after="80"/>
+        <w:jc w:val="both"/>
         <w:rPr>
           <w:rFonts w:ascii="Times New Roman" w:hAnsi="Times New Roman" w:cs="Times New Roman"/>
           <w:b/>
@@ -2855,6 +2770,8 @@
     <w:p>
       <w:pPr>
         <w:spacing w:before="80" w:after="80"/>
+        <w:ind w:firstLine="360"/>
+        <w:jc w:val="both"/>
         <w:rPr>
           <w:rFonts w:ascii="Times New Roman" w:hAnsi="Times New Roman" w:cs="Times New Roman"/>
           <w:sz w:val="26"/>
@@ -2895,6 +2812,7 @@
           <w:numId w:val="8"/>
         </w:numPr>
         <w:spacing w:before="80" w:after="80"/>
+        <w:jc w:val="both"/>
         <w:rPr>
           <w:rFonts w:ascii="Times New Roman" w:hAnsi="Times New Roman" w:cs="Times New Roman"/>
           <w:sz w:val="26"/>
@@ -2917,6 +2835,7 @@
           <w:numId w:val="8"/>
         </w:numPr>
         <w:spacing w:before="80" w:after="80"/>
+        <w:jc w:val="both"/>
         <w:rPr>
           <w:rFonts w:ascii="Times New Roman" w:hAnsi="Times New Roman" w:cs="Times New Roman"/>
           <w:sz w:val="26"/>
@@ -2939,6 +2858,7 @@
           <w:numId w:val="8"/>
         </w:numPr>
         <w:spacing w:before="80" w:after="80"/>
+        <w:jc w:val="both"/>
         <w:rPr>
           <w:rFonts w:ascii="Times New Roman" w:hAnsi="Times New Roman" w:cs="Times New Roman"/>
           <w:sz w:val="26"/>
@@ -2961,6 +2881,7 @@
           <w:numId w:val="8"/>
         </w:numPr>
         <w:spacing w:before="80" w:after="80"/>
+        <w:jc w:val="both"/>
         <w:rPr>
           <w:rFonts w:ascii="Times New Roman" w:hAnsi="Times New Roman" w:cs="Times New Roman"/>
           <w:sz w:val="26"/>
@@ -2983,6 +2904,7 @@
           <w:numId w:val="8"/>
         </w:numPr>
         <w:spacing w:before="80" w:after="80"/>
+        <w:jc w:val="both"/>
         <w:rPr>
           <w:rFonts w:ascii="Times New Roman" w:hAnsi="Times New Roman" w:cs="Times New Roman"/>
           <w:sz w:val="26"/>
@@ -3005,6 +2927,7 @@
           <w:numId w:val="8"/>
         </w:numPr>
         <w:spacing w:before="80" w:after="80"/>
+        <w:jc w:val="both"/>
         <w:rPr>
           <w:rFonts w:ascii="Times New Roman" w:hAnsi="Times New Roman" w:cs="Times New Roman"/>
           <w:sz w:val="26"/>
@@ -3027,6 +2950,7 @@
           <w:numId w:val="8"/>
         </w:numPr>
         <w:spacing w:before="80" w:after="80"/>
+        <w:jc w:val="both"/>
         <w:rPr>
           <w:rFonts w:ascii="Times New Roman" w:hAnsi="Times New Roman" w:cs="Times New Roman"/>
           <w:sz w:val="26"/>
@@ -3049,6 +2973,7 @@
           <w:numId w:val="8"/>
         </w:numPr>
         <w:spacing w:before="80" w:after="80"/>
+        <w:jc w:val="both"/>
         <w:rPr>
           <w:rFonts w:ascii="Times New Roman" w:hAnsi="Times New Roman" w:cs="Times New Roman"/>
           <w:sz w:val="26"/>
@@ -3071,6 +2996,7 @@
           <w:numId w:val="8"/>
         </w:numPr>
         <w:spacing w:before="80" w:after="80"/>
+        <w:jc w:val="both"/>
         <w:rPr>
           <w:rFonts w:ascii="Times New Roman" w:hAnsi="Times New Roman" w:cs="Times New Roman"/>
           <w:sz w:val="26"/>
@@ -3093,6 +3019,7 @@
           <w:numId w:val="8"/>
         </w:numPr>
         <w:spacing w:before="80" w:after="80"/>
+        <w:jc w:val="both"/>
         <w:rPr>
           <w:rFonts w:ascii="Times New Roman" w:hAnsi="Times New Roman" w:cs="Times New Roman"/>
           <w:sz w:val="26"/>
@@ -3115,6 +3042,7 @@
           <w:numId w:val="8"/>
         </w:numPr>
         <w:spacing w:before="80" w:after="80"/>
+        <w:jc w:val="both"/>
         <w:rPr>
           <w:rFonts w:ascii="Times New Roman" w:hAnsi="Times New Roman" w:cs="Times New Roman"/>
           <w:sz w:val="26"/>
@@ -3133,6 +3061,7 @@
     <w:p>
       <w:pPr>
         <w:spacing w:before="80" w:after="80"/>
+        <w:jc w:val="both"/>
         <w:rPr>
           <w:rFonts w:ascii="Times New Roman" w:hAnsi="Times New Roman" w:cs="Times New Roman"/>
           <w:sz w:val="26"/>
@@ -3155,6 +3084,7 @@
           <w:numId w:val="9"/>
         </w:numPr>
         <w:spacing w:before="80" w:after="80"/>
+        <w:jc w:val="both"/>
         <w:rPr>
           <w:rFonts w:ascii="Times New Roman" w:hAnsi="Times New Roman" w:cs="Times New Roman"/>
           <w:sz w:val="26"/>
@@ -3177,6 +3107,7 @@
           <w:numId w:val="9"/>
         </w:numPr>
         <w:spacing w:before="80" w:after="80"/>
+        <w:jc w:val="both"/>
         <w:rPr>
           <w:rFonts w:ascii="Times New Roman" w:hAnsi="Times New Roman" w:cs="Times New Roman"/>
           <w:sz w:val="26"/>
@@ -3199,6 +3130,7 @@
           <w:numId w:val="9"/>
         </w:numPr>
         <w:spacing w:before="80" w:after="80"/>
+        <w:jc w:val="both"/>
         <w:rPr>
           <w:rFonts w:ascii="Times New Roman" w:hAnsi="Times New Roman" w:cs="Times New Roman"/>
           <w:sz w:val="26"/>
@@ -3217,6 +3149,7 @@
     <w:p>
       <w:pPr>
         <w:spacing w:before="80" w:after="80"/>
+        <w:jc w:val="both"/>
         <w:rPr>
           <w:rFonts w:ascii="Times New Roman" w:hAnsi="Times New Roman" w:cs="Times New Roman"/>
           <w:b/>
@@ -3239,6 +3172,8 @@
     <w:p>
       <w:pPr>
         <w:spacing w:before="80" w:after="80"/>
+        <w:ind w:firstLine="720"/>
+        <w:jc w:val="both"/>
         <w:rPr>
           <w:rFonts w:ascii="Times New Roman" w:hAnsi="Times New Roman" w:cs="Times New Roman"/>
           <w:sz w:val="26"/>
@@ -3275,6 +3210,7 @@
     <w:p>
       <w:pPr>
         <w:spacing w:before="80" w:after="80"/>
+        <w:jc w:val="both"/>
         <w:rPr>
           <w:rFonts w:ascii="Times New Roman" w:hAnsi="Times New Roman" w:cs="Times New Roman"/>
           <w:sz w:val="26"/>
@@ -3297,6 +3233,7 @@
           <w:numId w:val="10"/>
         </w:numPr>
         <w:spacing w:before="80" w:after="80"/>
+        <w:jc w:val="both"/>
         <w:rPr>
           <w:rFonts w:ascii="Times New Roman" w:hAnsi="Times New Roman" w:cs="Times New Roman"/>
           <w:sz w:val="26"/>
@@ -3319,6 +3256,7 @@
           <w:numId w:val="10"/>
         </w:numPr>
         <w:spacing w:before="80" w:after="80"/>
+        <w:jc w:val="both"/>
         <w:rPr>
           <w:rFonts w:ascii="Times New Roman" w:hAnsi="Times New Roman" w:cs="Times New Roman"/>
           <w:sz w:val="26"/>
@@ -3341,6 +3279,7 @@
           <w:numId w:val="10"/>
         </w:numPr>
         <w:spacing w:before="80" w:after="80"/>
+        <w:jc w:val="both"/>
         <w:rPr>
           <w:rFonts w:ascii="Times New Roman" w:hAnsi="Times New Roman" w:cs="Times New Roman"/>
           <w:sz w:val="26"/>
@@ -3363,6 +3302,7 @@
           <w:numId w:val="10"/>
         </w:numPr>
         <w:spacing w:before="80" w:after="80"/>
+        <w:jc w:val="both"/>
         <w:rPr>
           <w:rFonts w:ascii="Times New Roman" w:hAnsi="Times New Roman" w:cs="Times New Roman"/>
           <w:sz w:val="26"/>
@@ -3385,6 +3325,7 @@
           <w:numId w:val="10"/>
         </w:numPr>
         <w:spacing w:before="80" w:after="80"/>
+        <w:jc w:val="both"/>
         <w:rPr>
           <w:rFonts w:ascii="Times New Roman" w:hAnsi="Times New Roman" w:cs="Times New Roman"/>
           <w:sz w:val="26"/>
@@ -3407,6 +3348,7 @@
           <w:numId w:val="10"/>
         </w:numPr>
         <w:spacing w:before="80" w:after="80"/>
+        <w:jc w:val="both"/>
         <w:rPr>
           <w:rFonts w:ascii="Times New Roman" w:hAnsi="Times New Roman" w:cs="Times New Roman"/>
           <w:sz w:val="26"/>
@@ -3429,6 +3371,7 @@
           <w:numId w:val="10"/>
         </w:numPr>
         <w:spacing w:before="80" w:after="80"/>
+        <w:jc w:val="both"/>
         <w:rPr>
           <w:rFonts w:ascii="Times New Roman" w:hAnsi="Times New Roman" w:cs="Times New Roman"/>
           <w:sz w:val="26"/>
@@ -3451,19 +3394,19 @@
           <w:numId w:val="10"/>
         </w:numPr>
         <w:spacing w:before="80" w:after="80"/>
-        <w:rPr>
-          <w:rFonts w:ascii="Times New Roman" w:hAnsi="Times New Roman" w:cs="Times New Roman"/>
-          <w:sz w:val="26"/>
-          <w:szCs w:val="26"/>
-        </w:rPr>
-      </w:pPr>
-      <w:r>
-        <w:rPr>
-          <w:rFonts w:ascii="Times New Roman" w:hAnsi="Times New Roman" w:cs="Times New Roman"/>
-          <w:sz w:val="26"/>
-          <w:szCs w:val="26"/>
-        </w:rPr>
-        <w:lastRenderedPageBreak/>
+        <w:jc w:val="both"/>
+        <w:rPr>
+          <w:rFonts w:ascii="Times New Roman" w:hAnsi="Times New Roman" w:cs="Times New Roman"/>
+          <w:sz w:val="26"/>
+          <w:szCs w:val="26"/>
+        </w:rPr>
+      </w:pPr>
+      <w:r>
+        <w:rPr>
+          <w:rFonts w:ascii="Times New Roman" w:hAnsi="Times New Roman" w:cs="Times New Roman"/>
+          <w:sz w:val="26"/>
+          <w:szCs w:val="26"/>
+        </w:rPr>
         <w:t xml:space="preserve">Gender vs Churn </w:t>
       </w:r>
     </w:p>
@@ -3474,18 +3417,20 @@
           <w:numId w:val="10"/>
         </w:numPr>
         <w:spacing w:before="80" w:after="80"/>
-        <w:rPr>
-          <w:rFonts w:ascii="Times New Roman" w:hAnsi="Times New Roman" w:cs="Times New Roman"/>
-          <w:sz w:val="26"/>
-          <w:szCs w:val="26"/>
-        </w:rPr>
-      </w:pPr>
-      <w:r>
-        <w:rPr>
-          <w:rFonts w:ascii="Times New Roman" w:hAnsi="Times New Roman" w:cs="Times New Roman"/>
-          <w:sz w:val="26"/>
-          <w:szCs w:val="26"/>
-        </w:rPr>
+        <w:jc w:val="both"/>
+        <w:rPr>
+          <w:rFonts w:ascii="Times New Roman" w:hAnsi="Times New Roman" w:cs="Times New Roman"/>
+          <w:sz w:val="26"/>
+          <w:szCs w:val="26"/>
+        </w:rPr>
+      </w:pPr>
+      <w:r>
+        <w:rPr>
+          <w:rFonts w:ascii="Times New Roman" w:hAnsi="Times New Roman" w:cs="Times New Roman"/>
+          <w:sz w:val="26"/>
+          <w:szCs w:val="26"/>
+        </w:rPr>
+        <w:lastRenderedPageBreak/>
         <w:t xml:space="preserve">Subscription Type vs Churn </w:t>
       </w:r>
     </w:p>
@@ -3496,6 +3441,7 @@
           <w:numId w:val="10"/>
         </w:numPr>
         <w:spacing w:before="80" w:after="80"/>
+        <w:jc w:val="both"/>
         <w:rPr>
           <w:rFonts w:ascii="Times New Roman" w:hAnsi="Times New Roman" w:cs="Times New Roman"/>
           <w:sz w:val="26"/>
@@ -3514,6 +3460,7 @@
     <w:p>
       <w:pPr>
         <w:spacing w:before="80" w:after="80"/>
+        <w:jc w:val="both"/>
         <w:rPr>
           <w:rFonts w:ascii="Times New Roman" w:hAnsi="Times New Roman" w:cs="Times New Roman"/>
           <w:b/>
@@ -3536,6 +3483,7 @@
     <w:p>
       <w:pPr>
         <w:spacing w:before="80" w:after="80"/>
+        <w:jc w:val="both"/>
         <w:rPr>
           <w:rFonts w:ascii="Times New Roman" w:hAnsi="Times New Roman" w:cs="Times New Roman"/>
           <w:sz w:val="26"/>
@@ -3558,6 +3506,7 @@
           <w:numId w:val="11"/>
         </w:numPr>
         <w:spacing w:before="80" w:after="80"/>
+        <w:jc w:val="both"/>
         <w:rPr>
           <w:rFonts w:ascii="Times New Roman" w:hAnsi="Times New Roman" w:cs="Times New Roman"/>
           <w:sz w:val="26"/>
@@ -3590,6 +3539,7 @@
           <w:numId w:val="11"/>
         </w:numPr>
         <w:spacing w:before="80" w:after="80"/>
+        <w:jc w:val="both"/>
         <w:rPr>
           <w:rFonts w:ascii="Times New Roman" w:hAnsi="Times New Roman" w:cs="Times New Roman"/>
           <w:sz w:val="26"/>
@@ -3618,6 +3568,7 @@
     <w:p>
       <w:pPr>
         <w:spacing w:before="80" w:after="80"/>
+        <w:jc w:val="both"/>
         <w:rPr>
           <w:rFonts w:ascii="Times New Roman" w:hAnsi="Times New Roman" w:cs="Times New Roman"/>
           <w:sz w:val="26"/>
@@ -3652,6 +3603,7 @@
     <w:p>
       <w:pPr>
         <w:spacing w:before="80" w:after="80"/>
+        <w:jc w:val="both"/>
         <w:rPr>
           <w:rFonts w:ascii="Times New Roman" w:hAnsi="Times New Roman" w:cs="Times New Roman"/>
           <w:b/>
@@ -3678,6 +3630,7 @@
           <w:numId w:val="12"/>
         </w:numPr>
         <w:spacing w:before="80" w:after="80"/>
+        <w:jc w:val="both"/>
         <w:rPr>
           <w:rFonts w:ascii="Times New Roman" w:hAnsi="Times New Roman" w:cs="Times New Roman"/>
           <w:sz w:val="26"/>
@@ -3700,6 +3653,7 @@
           <w:numId w:val="12"/>
         </w:numPr>
         <w:spacing w:before="80" w:after="80"/>
+        <w:jc w:val="both"/>
         <w:rPr>
           <w:rFonts w:ascii="Times New Roman" w:hAnsi="Times New Roman" w:cs="Times New Roman"/>
           <w:sz w:val="26"/>
@@ -3722,6 +3676,7 @@
           <w:numId w:val="12"/>
         </w:numPr>
         <w:spacing w:before="80" w:after="80"/>
+        <w:jc w:val="both"/>
         <w:rPr>
           <w:rFonts w:ascii="Times New Roman" w:hAnsi="Times New Roman" w:cs="Times New Roman"/>
           <w:sz w:val="26"/>
@@ -3744,6 +3699,7 @@
           <w:numId w:val="12"/>
         </w:numPr>
         <w:spacing w:before="80" w:after="80"/>
+        <w:jc w:val="both"/>
         <w:rPr>
           <w:rFonts w:ascii="Times New Roman" w:hAnsi="Times New Roman" w:cs="Times New Roman"/>
           <w:sz w:val="26"/>
@@ -3782,6 +3738,7 @@
           <w:numId w:val="12"/>
         </w:numPr>
         <w:spacing w:before="80" w:after="80"/>
+        <w:jc w:val="both"/>
         <w:rPr>
           <w:rFonts w:ascii="Times New Roman" w:hAnsi="Times New Roman" w:cs="Times New Roman"/>
           <w:sz w:val="26"/>
@@ -3804,6 +3761,7 @@
           <w:numId w:val="12"/>
         </w:numPr>
         <w:spacing w:before="80" w:after="80"/>
+        <w:jc w:val="both"/>
         <w:rPr>
           <w:rFonts w:ascii="Times New Roman" w:hAnsi="Times New Roman" w:cs="Times New Roman"/>
           <w:sz w:val="26"/>
@@ -3822,6 +3780,7 @@
     <w:p>
       <w:pPr>
         <w:spacing w:before="80" w:after="80"/>
+        <w:jc w:val="both"/>
         <w:rPr>
           <w:rFonts w:ascii="Times New Roman" w:hAnsi="Times New Roman" w:cs="Times New Roman"/>
           <w:b/>
@@ -3844,6 +3803,7 @@
     <w:p>
       <w:pPr>
         <w:spacing w:before="80" w:after="80"/>
+        <w:jc w:val="both"/>
         <w:rPr>
           <w:rFonts w:ascii="Times New Roman" w:hAnsi="Times New Roman" w:cs="Times New Roman"/>
           <w:b/>
@@ -3866,6 +3826,8 @@
     <w:p>
       <w:pPr>
         <w:spacing w:before="80" w:after="80"/>
+        <w:ind w:firstLine="720"/>
+        <w:jc w:val="both"/>
         <w:rPr>
           <w:rFonts w:ascii="Times New Roman" w:hAnsi="Times New Roman" w:cs="Times New Roman"/>
           <w:sz w:val="26"/>
@@ -3918,6 +3880,7 @@
     <w:p>
       <w:pPr>
         <w:spacing w:before="80" w:after="80"/>
+        <w:jc w:val="both"/>
         <w:rPr>
           <w:rFonts w:ascii="Times New Roman" w:hAnsi="Times New Roman" w:cs="Times New Roman"/>
           <w:b/>
@@ -3940,6 +3903,7 @@
     <w:p>
       <w:pPr>
         <w:spacing w:before="80" w:after="80"/>
+        <w:jc w:val="both"/>
         <w:rPr>
           <w:rFonts w:ascii="Times New Roman" w:hAnsi="Times New Roman" w:cs="Times New Roman"/>
           <w:sz w:val="26"/>
@@ -3962,6 +3926,7 @@
           <w:numId w:val="13"/>
         </w:numPr>
         <w:spacing w:before="80" w:after="80"/>
+        <w:jc w:val="both"/>
         <w:rPr>
           <w:rFonts w:ascii="Times New Roman" w:hAnsi="Times New Roman" w:cs="Times New Roman"/>
           <w:sz w:val="26"/>
@@ -3984,6 +3949,7 @@
           <w:numId w:val="13"/>
         </w:numPr>
         <w:spacing w:before="80" w:after="80"/>
+        <w:jc w:val="both"/>
         <w:rPr>
           <w:rFonts w:ascii="Times New Roman" w:hAnsi="Times New Roman" w:cs="Times New Roman"/>
           <w:sz w:val="26"/>
@@ -4006,6 +3972,7 @@
           <w:numId w:val="13"/>
         </w:numPr>
         <w:spacing w:before="80" w:after="80"/>
+        <w:jc w:val="both"/>
         <w:rPr>
           <w:rFonts w:ascii="Times New Roman" w:hAnsi="Times New Roman" w:cs="Times New Roman"/>
           <w:sz w:val="26"/>
@@ -4028,6 +3995,7 @@
           <w:numId w:val="13"/>
         </w:numPr>
         <w:spacing w:before="80" w:after="80"/>
+        <w:jc w:val="both"/>
         <w:rPr>
           <w:rFonts w:ascii="Times New Roman" w:hAnsi="Times New Roman" w:cs="Times New Roman"/>
           <w:sz w:val="26"/>
@@ -4050,6 +4018,7 @@
           <w:numId w:val="13"/>
         </w:numPr>
         <w:spacing w:before="80" w:after="80"/>
+        <w:jc w:val="both"/>
         <w:rPr>
           <w:rFonts w:ascii="Times New Roman" w:hAnsi="Times New Roman" w:cs="Times New Roman"/>
           <w:sz w:val="26"/>
@@ -4087,6 +4056,7 @@
     <w:p>
       <w:pPr>
         <w:spacing w:before="80" w:after="80"/>
+        <w:jc w:val="both"/>
         <w:rPr>
           <w:rFonts w:ascii="Times New Roman" w:hAnsi="Times New Roman" w:cs="Times New Roman"/>
           <w:b/>
@@ -4119,6 +4089,7 @@
     <w:p>
       <w:pPr>
         <w:spacing w:before="80" w:after="80"/>
+        <w:jc w:val="both"/>
         <w:rPr>
           <w:rFonts w:ascii="Times New Roman" w:hAnsi="Times New Roman" w:cs="Times New Roman"/>
           <w:b/>
@@ -4141,6 +4112,7 @@
     <w:p>
       <w:pPr>
         <w:spacing w:before="80" w:after="80"/>
+        <w:jc w:val="both"/>
         <w:rPr>
           <w:rFonts w:ascii="Times New Roman" w:hAnsi="Times New Roman" w:cs="Times New Roman"/>
           <w:b/>
@@ -4163,6 +4135,8 @@
     <w:p>
       <w:pPr>
         <w:spacing w:before="80" w:after="80"/>
+        <w:ind w:firstLine="720"/>
+        <w:jc w:val="both"/>
         <w:rPr>
           <w:rFonts w:ascii="Times New Roman" w:hAnsi="Times New Roman" w:cs="Times New Roman"/>
           <w:sz w:val="26"/>
@@ -4197,6 +4171,7 @@
     <w:p>
       <w:pPr>
         <w:spacing w:before="80" w:after="80"/>
+        <w:jc w:val="both"/>
         <w:rPr>
           <w:rFonts w:ascii="Times New Roman" w:hAnsi="Times New Roman" w:cs="Times New Roman"/>
           <w:b/>
@@ -4223,6 +4198,7 @@
           <w:numId w:val="14"/>
         </w:numPr>
         <w:spacing w:before="80" w:after="80"/>
+        <w:jc w:val="both"/>
         <w:rPr>
           <w:rFonts w:ascii="Times New Roman" w:hAnsi="Times New Roman" w:cs="Times New Roman"/>
           <w:sz w:val="26"/>
@@ -4257,6 +4233,7 @@
           <w:numId w:val="14"/>
         </w:numPr>
         <w:spacing w:before="80" w:after="80"/>
+        <w:jc w:val="both"/>
         <w:rPr>
           <w:rFonts w:ascii="Times New Roman" w:hAnsi="Times New Roman" w:cs="Times New Roman"/>
           <w:sz w:val="26"/>
@@ -4291,6 +4268,7 @@
           <w:numId w:val="14"/>
         </w:numPr>
         <w:spacing w:before="80" w:after="80"/>
+        <w:jc w:val="both"/>
         <w:rPr>
           <w:rFonts w:ascii="Times New Roman" w:hAnsi="Times New Roman" w:cs="Times New Roman"/>
           <w:sz w:val="26"/>
@@ -4325,6 +4303,7 @@
           <w:numId w:val="14"/>
         </w:numPr>
         <w:spacing w:before="80" w:after="80"/>
+        <w:jc w:val="both"/>
         <w:rPr>
           <w:rFonts w:ascii="Times New Roman" w:hAnsi="Times New Roman" w:cs="Times New Roman"/>
           <w:sz w:val="26"/>
@@ -4355,6 +4334,7 @@
     <w:p>
       <w:pPr>
         <w:spacing w:before="80" w:after="80"/>
+        <w:jc w:val="both"/>
         <w:rPr>
           <w:rFonts w:ascii="Times New Roman" w:hAnsi="Times New Roman" w:cs="Times New Roman"/>
           <w:b/>
@@ -4377,6 +4357,7 @@
     <w:p>
       <w:pPr>
         <w:spacing w:before="80" w:after="80"/>
+        <w:jc w:val="both"/>
         <w:rPr>
           <w:rFonts w:ascii="Times New Roman" w:hAnsi="Times New Roman" w:cs="Times New Roman"/>
           <w:b/>
@@ -4399,6 +4380,8 @@
     <w:p>
       <w:pPr>
         <w:spacing w:before="80" w:after="80"/>
+        <w:ind w:firstLine="720"/>
+        <w:jc w:val="both"/>
         <w:rPr>
           <w:rFonts w:ascii="Times New Roman" w:hAnsi="Times New Roman" w:cs="Times New Roman"/>
           <w:sz w:val="26"/>
@@ -4417,6 +4400,7 @@
     <w:p>
       <w:pPr>
         <w:spacing w:before="80" w:after="80"/>
+        <w:jc w:val="both"/>
         <w:rPr>
           <w:rFonts w:ascii="Times New Roman" w:hAnsi="Times New Roman" w:cs="Times New Roman"/>
           <w:b/>
@@ -4443,6 +4427,7 @@
           <w:numId w:val="15"/>
         </w:numPr>
         <w:spacing w:before="80" w:after="80"/>
+        <w:jc w:val="both"/>
         <w:rPr>
           <w:rFonts w:ascii="Times New Roman" w:hAnsi="Times New Roman" w:cs="Times New Roman"/>
           <w:sz w:val="26"/>
@@ -4483,6 +4468,7 @@
           <w:numId w:val="15"/>
         </w:numPr>
         <w:spacing w:before="80" w:after="80"/>
+        <w:jc w:val="both"/>
         <w:rPr>
           <w:rFonts w:ascii="Times New Roman" w:hAnsi="Times New Roman" w:cs="Times New Roman"/>
           <w:sz w:val="26"/>
@@ -4505,6 +4491,7 @@
           <w:numId w:val="15"/>
         </w:numPr>
         <w:spacing w:before="80" w:after="80"/>
+        <w:jc w:val="both"/>
         <w:rPr>
           <w:rFonts w:ascii="Times New Roman" w:hAnsi="Times New Roman" w:cs="Times New Roman"/>
           <w:sz w:val="26"/>
@@ -4527,6 +4514,7 @@
           <w:numId w:val="15"/>
         </w:numPr>
         <w:spacing w:before="80" w:after="80"/>
+        <w:jc w:val="both"/>
         <w:rPr>
           <w:rFonts w:ascii="Times New Roman" w:hAnsi="Times New Roman" w:cs="Times New Roman"/>
           <w:sz w:val="26"/>
@@ -4549,6 +4537,7 @@
           <w:numId w:val="15"/>
         </w:numPr>
         <w:spacing w:before="80" w:after="80"/>
+        <w:jc w:val="both"/>
         <w:rPr>
           <w:rFonts w:ascii="Times New Roman" w:hAnsi="Times New Roman" w:cs="Times New Roman"/>
           <w:sz w:val="26"/>
@@ -4585,6 +4574,7 @@
     <w:p>
       <w:pPr>
         <w:spacing w:before="80" w:after="80"/>
+        <w:jc w:val="both"/>
         <w:rPr>
           <w:rFonts w:ascii="Times New Roman" w:hAnsi="Times New Roman" w:cs="Times New Roman"/>
           <w:b/>
@@ -4607,6 +4597,7 @@
     <w:p>
       <w:pPr>
         <w:spacing w:before="80" w:after="80"/>
+        <w:jc w:val="both"/>
         <w:rPr>
           <w:rFonts w:ascii="Times New Roman" w:hAnsi="Times New Roman" w:cs="Times New Roman"/>
           <w:b/>
@@ -4629,6 +4620,8 @@
     <w:p>
       <w:pPr>
         <w:spacing w:before="80" w:after="80"/>
+        <w:ind w:firstLine="720"/>
+        <w:jc w:val="both"/>
         <w:rPr>
           <w:rFonts w:ascii="Times New Roman" w:hAnsi="Times New Roman" w:cs="Times New Roman"/>
           <w:sz w:val="26"/>
@@ -4647,6 +4640,7 @@
     <w:p>
       <w:pPr>
         <w:spacing w:before="80" w:after="80"/>
+        <w:jc w:val="both"/>
         <w:rPr>
           <w:rFonts w:ascii="Times New Roman" w:hAnsi="Times New Roman" w:cs="Times New Roman"/>
           <w:b/>
@@ -4673,6 +4667,7 @@
           <w:numId w:val="16"/>
         </w:numPr>
         <w:spacing w:before="80" w:after="80"/>
+        <w:jc w:val="both"/>
         <w:rPr>
           <w:rFonts w:ascii="Times New Roman" w:hAnsi="Times New Roman" w:cs="Times New Roman"/>
           <w:sz w:val="26"/>
@@ -4695,6 +4690,7 @@
           <w:numId w:val="16"/>
         </w:numPr>
         <w:spacing w:before="80" w:after="80"/>
+        <w:jc w:val="both"/>
         <w:rPr>
           <w:rFonts w:ascii="Times New Roman" w:hAnsi="Times New Roman" w:cs="Times New Roman"/>
           <w:sz w:val="26"/>
@@ -4714,6 +4710,7 @@
     <w:p>
       <w:pPr>
         <w:spacing w:before="80" w:after="80"/>
+        <w:jc w:val="both"/>
         <w:rPr>
           <w:rFonts w:ascii="Times New Roman" w:hAnsi="Times New Roman" w:cs="Times New Roman"/>
           <w:sz w:val="26"/>
@@ -4732,6 +4729,7 @@
     <w:p>
       <w:pPr>
         <w:spacing w:before="80" w:after="80"/>
+        <w:jc w:val="both"/>
         <w:rPr>
           <w:rFonts w:ascii="Times New Roman" w:hAnsi="Times New Roman" w:cs="Times New Roman"/>
           <w:b/>
@@ -4754,6 +4752,7 @@
     <w:p>
       <w:pPr>
         <w:spacing w:before="80" w:after="80"/>
+        <w:jc w:val="both"/>
         <w:rPr>
           <w:rFonts w:ascii="Times New Roman" w:hAnsi="Times New Roman" w:cs="Times New Roman"/>
           <w:b/>
@@ -4776,6 +4775,8 @@
     <w:p>
       <w:pPr>
         <w:spacing w:before="80" w:after="80"/>
+        <w:ind w:firstLine="720"/>
+        <w:jc w:val="both"/>
         <w:rPr>
           <w:rFonts w:ascii="Times New Roman" w:hAnsi="Times New Roman" w:cs="Times New Roman"/>
           <w:sz w:val="26"/>
@@ -4794,6 +4795,7 @@
     <w:p>
       <w:pPr>
         <w:spacing w:before="80" w:after="80"/>
+        <w:jc w:val="both"/>
         <w:rPr>
           <w:rFonts w:ascii="Times New Roman" w:hAnsi="Times New Roman" w:cs="Times New Roman"/>
           <w:b/>
@@ -4820,6 +4822,7 @@
           <w:numId w:val="17"/>
         </w:numPr>
         <w:spacing w:before="80" w:after="80"/>
+        <w:jc w:val="both"/>
         <w:rPr>
           <w:rFonts w:ascii="Times New Roman" w:hAnsi="Times New Roman" w:cs="Times New Roman"/>
           <w:sz w:val="26"/>
@@ -4842,6 +4845,7 @@
           <w:numId w:val="17"/>
         </w:numPr>
         <w:spacing w:before="80" w:after="80"/>
+        <w:jc w:val="both"/>
         <w:rPr>
           <w:rFonts w:ascii="Times New Roman" w:hAnsi="Times New Roman" w:cs="Times New Roman"/>
           <w:sz w:val="26"/>
@@ -4864,6 +4868,7 @@
           <w:numId w:val="17"/>
         </w:numPr>
         <w:spacing w:before="80" w:after="80"/>
+        <w:jc w:val="both"/>
         <w:rPr>
           <w:rFonts w:ascii="Times New Roman" w:hAnsi="Times New Roman" w:cs="Times New Roman"/>
           <w:sz w:val="26"/>
@@ -4886,6 +4891,7 @@
           <w:numId w:val="17"/>
         </w:numPr>
         <w:spacing w:before="80" w:after="80"/>
+        <w:jc w:val="both"/>
         <w:rPr>
           <w:rFonts w:ascii="Times New Roman" w:hAnsi="Times New Roman" w:cs="Times New Roman"/>
           <w:sz w:val="26"/>
@@ -4908,6 +4914,7 @@
           <w:numId w:val="17"/>
         </w:numPr>
         <w:spacing w:before="80" w:after="80"/>
+        <w:jc w:val="both"/>
         <w:rPr>
           <w:rFonts w:ascii="Times New Roman" w:hAnsi="Times New Roman" w:cs="Times New Roman"/>
           <w:sz w:val="26"/>
@@ -4926,6 +4933,7 @@
     <w:p>
       <w:pPr>
         <w:spacing w:before="80" w:after="80"/>
+        <w:jc w:val="both"/>
         <w:rPr>
           <w:rFonts w:ascii="Times New Roman" w:hAnsi="Times New Roman" w:cs="Times New Roman"/>
           <w:b/>
@@ -4986,6 +4994,7 @@
           <w:p>
             <w:pPr>
               <w:spacing w:before="80" w:after="80"/>
+              <w:jc w:val="both"/>
               <w:rPr>
                 <w:rFonts w:ascii="Times New Roman" w:hAnsi="Times New Roman" w:cs="Times New Roman"/>
                 <w:b/>
@@ -5015,6 +5024,7 @@
           <w:p>
             <w:pPr>
               <w:spacing w:before="80" w:after="80"/>
+              <w:jc w:val="both"/>
               <w:rPr>
                 <w:rFonts w:ascii="Times New Roman" w:hAnsi="Times New Roman" w:cs="Times New Roman"/>
                 <w:b/>
@@ -5044,6 +5054,7 @@
           <w:p>
             <w:pPr>
               <w:spacing w:before="80" w:after="80"/>
+              <w:jc w:val="both"/>
               <w:rPr>
                 <w:rFonts w:ascii="Times New Roman" w:hAnsi="Times New Roman" w:cs="Times New Roman"/>
                 <w:b/>
@@ -5073,6 +5084,7 @@
           <w:p>
             <w:pPr>
               <w:spacing w:before="80" w:after="80"/>
+              <w:jc w:val="both"/>
               <w:rPr>
                 <w:rFonts w:ascii="Times New Roman" w:hAnsi="Times New Roman" w:cs="Times New Roman"/>
                 <w:b/>
@@ -5102,6 +5114,7 @@
           <w:p>
             <w:pPr>
               <w:spacing w:before="80" w:after="80"/>
+              <w:jc w:val="both"/>
               <w:rPr>
                 <w:rFonts w:ascii="Times New Roman" w:hAnsi="Times New Roman" w:cs="Times New Roman"/>
                 <w:b/>
@@ -5136,6 +5149,7 @@
           <w:p>
             <w:pPr>
               <w:spacing w:before="80" w:after="80"/>
+              <w:jc w:val="both"/>
               <w:rPr>
                 <w:rFonts w:ascii="Times New Roman" w:hAnsi="Times New Roman" w:cs="Times New Roman"/>
                 <w:b/>
@@ -5165,6 +5179,7 @@
           <w:p>
             <w:pPr>
               <w:spacing w:before="80" w:after="80"/>
+              <w:jc w:val="both"/>
               <w:rPr>
                 <w:rFonts w:ascii="Times New Roman" w:hAnsi="Times New Roman" w:cs="Times New Roman"/>
                 <w:sz w:val="26"/>
@@ -5190,6 +5205,7 @@
           <w:p>
             <w:pPr>
               <w:spacing w:before="80" w:after="80"/>
+              <w:jc w:val="both"/>
               <w:rPr>
                 <w:rFonts w:ascii="Times New Roman" w:hAnsi="Times New Roman" w:cs="Times New Roman"/>
                 <w:sz w:val="26"/>
@@ -5215,6 +5231,7 @@
           <w:p>
             <w:pPr>
               <w:spacing w:before="80" w:after="80"/>
+              <w:jc w:val="both"/>
               <w:rPr>
                 <w:rFonts w:ascii="Times New Roman" w:hAnsi="Times New Roman" w:cs="Times New Roman"/>
                 <w:sz w:val="26"/>
@@ -5240,6 +5257,7 @@
           <w:p>
             <w:pPr>
               <w:spacing w:before="80" w:after="80"/>
+              <w:jc w:val="both"/>
               <w:rPr>
                 <w:rFonts w:ascii="Times New Roman" w:hAnsi="Times New Roman" w:cs="Times New Roman"/>
                 <w:sz w:val="26"/>
@@ -5270,6 +5288,7 @@
           <w:p>
             <w:pPr>
               <w:spacing w:before="80" w:after="80"/>
+              <w:jc w:val="both"/>
               <w:rPr>
                 <w:rFonts w:ascii="Times New Roman" w:hAnsi="Times New Roman" w:cs="Times New Roman"/>
                 <w:b/>
@@ -5299,6 +5318,7 @@
           <w:p>
             <w:pPr>
               <w:spacing w:before="80" w:after="80"/>
+              <w:jc w:val="both"/>
               <w:rPr>
                 <w:rFonts w:ascii="Times New Roman" w:hAnsi="Times New Roman" w:cs="Times New Roman"/>
                 <w:sz w:val="26"/>
@@ -5324,6 +5344,7 @@
           <w:p>
             <w:pPr>
               <w:spacing w:before="80" w:after="80"/>
+              <w:jc w:val="both"/>
               <w:rPr>
                 <w:rFonts w:ascii="Times New Roman" w:hAnsi="Times New Roman" w:cs="Times New Roman"/>
                 <w:sz w:val="26"/>
@@ -5349,6 +5370,7 @@
           <w:p>
             <w:pPr>
               <w:spacing w:before="80" w:after="80"/>
+              <w:jc w:val="both"/>
               <w:rPr>
                 <w:rFonts w:ascii="Times New Roman" w:hAnsi="Times New Roman" w:cs="Times New Roman"/>
                 <w:sz w:val="26"/>
@@ -5374,6 +5396,7 @@
           <w:p>
             <w:pPr>
               <w:spacing w:before="80" w:after="80"/>
+              <w:jc w:val="both"/>
               <w:rPr>
                 <w:rFonts w:ascii="Times New Roman" w:hAnsi="Times New Roman" w:cs="Times New Roman"/>
                 <w:sz w:val="26"/>
@@ -5395,6 +5418,7 @@
     <w:p>
       <w:pPr>
         <w:spacing w:before="80" w:after="80"/>
+        <w:jc w:val="both"/>
         <w:rPr>
           <w:rFonts w:ascii="Times New Roman" w:hAnsi="Times New Roman" w:cs="Times New Roman"/>
           <w:b/>
@@ -5417,6 +5441,7 @@
     <w:p>
       <w:pPr>
         <w:spacing w:before="80" w:after="80"/>
+        <w:jc w:val="both"/>
         <w:rPr>
           <w:rFonts w:ascii="Times New Roman" w:hAnsi="Times New Roman" w:cs="Times New Roman"/>
           <w:b/>
@@ -5439,6 +5464,8 @@
     <w:p>
       <w:pPr>
         <w:spacing w:before="80" w:after="80"/>
+        <w:ind w:firstLine="720"/>
+        <w:jc w:val="both"/>
         <w:rPr>
           <w:rFonts w:ascii="Times New Roman" w:hAnsi="Times New Roman" w:cs="Times New Roman"/>
           <w:sz w:val="26"/>
@@ -5457,6 +5484,7 @@
     <w:p>
       <w:pPr>
         <w:spacing w:before="80" w:after="80"/>
+        <w:jc w:val="both"/>
         <w:rPr>
           <w:rFonts w:ascii="Times New Roman" w:hAnsi="Times New Roman" w:cs="Times New Roman"/>
           <w:b/>
@@ -5515,6 +5543,7 @@
           <w:p>
             <w:pPr>
               <w:spacing w:before="80" w:after="80"/>
+              <w:jc w:val="both"/>
               <w:rPr>
                 <w:rFonts w:ascii="Times New Roman" w:hAnsi="Times New Roman" w:cs="Times New Roman"/>
                 <w:b/>
@@ -5544,6 +5573,7 @@
           <w:p>
             <w:pPr>
               <w:spacing w:before="80" w:after="80"/>
+              <w:jc w:val="both"/>
               <w:rPr>
                 <w:rFonts w:ascii="Times New Roman" w:hAnsi="Times New Roman" w:cs="Times New Roman"/>
                 <w:b/>
@@ -5573,6 +5603,7 @@
           <w:p>
             <w:pPr>
               <w:spacing w:before="80" w:after="80"/>
+              <w:jc w:val="both"/>
               <w:rPr>
                 <w:rFonts w:ascii="Times New Roman" w:hAnsi="Times New Roman" w:cs="Times New Roman"/>
                 <w:b/>
@@ -5607,6 +5638,7 @@
           <w:p>
             <w:pPr>
               <w:spacing w:before="80" w:after="80"/>
+              <w:jc w:val="both"/>
               <w:rPr>
                 <w:rFonts w:ascii="Times New Roman" w:hAnsi="Times New Roman" w:cs="Times New Roman"/>
                 <w:sz w:val="26"/>
@@ -5632,6 +5664,7 @@
           <w:p>
             <w:pPr>
               <w:spacing w:before="80" w:after="80"/>
+              <w:jc w:val="both"/>
               <w:rPr>
                 <w:rFonts w:ascii="Times New Roman" w:hAnsi="Times New Roman" w:cs="Times New Roman"/>
                 <w:sz w:val="26"/>
@@ -5657,6 +5690,7 @@
           <w:p>
             <w:pPr>
               <w:spacing w:before="80" w:after="80"/>
+              <w:jc w:val="both"/>
               <w:rPr>
                 <w:rFonts w:ascii="Times New Roman" w:hAnsi="Times New Roman" w:cs="Times New Roman"/>
                 <w:sz w:val="26"/>
@@ -5687,6 +5721,7 @@
           <w:p>
             <w:pPr>
               <w:spacing w:before="80" w:after="80"/>
+              <w:jc w:val="both"/>
               <w:rPr>
                 <w:rFonts w:ascii="Times New Roman" w:hAnsi="Times New Roman" w:cs="Times New Roman"/>
                 <w:sz w:val="26"/>
@@ -5712,6 +5747,7 @@
           <w:p>
             <w:pPr>
               <w:spacing w:before="80" w:after="80"/>
+              <w:jc w:val="both"/>
               <w:rPr>
                 <w:rFonts w:ascii="Times New Roman" w:hAnsi="Times New Roman" w:cs="Times New Roman"/>
                 <w:sz w:val="26"/>
@@ -5737,6 +5773,7 @@
           <w:p>
             <w:pPr>
               <w:spacing w:before="80" w:after="80"/>
+              <w:jc w:val="both"/>
               <w:rPr>
                 <w:rFonts w:ascii="Times New Roman" w:hAnsi="Times New Roman" w:cs="Times New Roman"/>
                 <w:sz w:val="26"/>
@@ -5767,6 +5804,7 @@
           <w:p>
             <w:pPr>
               <w:spacing w:before="80" w:after="80"/>
+              <w:jc w:val="both"/>
               <w:rPr>
                 <w:rFonts w:ascii="Times New Roman" w:hAnsi="Times New Roman" w:cs="Times New Roman"/>
                 <w:sz w:val="26"/>
@@ -5792,6 +5830,7 @@
           <w:p>
             <w:pPr>
               <w:spacing w:before="80" w:after="80"/>
+              <w:jc w:val="both"/>
               <w:rPr>
                 <w:rFonts w:ascii="Times New Roman" w:hAnsi="Times New Roman" w:cs="Times New Roman"/>
                 <w:sz w:val="26"/>
@@ -5817,6 +5856,7 @@
           <w:p>
             <w:pPr>
               <w:spacing w:before="80" w:after="80"/>
+              <w:jc w:val="both"/>
               <w:rPr>
                 <w:rFonts w:ascii="Times New Roman" w:hAnsi="Times New Roman" w:cs="Times New Roman"/>
                 <w:sz w:val="26"/>
@@ -5847,6 +5887,7 @@
           <w:p>
             <w:pPr>
               <w:spacing w:before="80" w:after="80"/>
+              <w:jc w:val="both"/>
               <w:rPr>
                 <w:rFonts w:ascii="Times New Roman" w:hAnsi="Times New Roman" w:cs="Times New Roman"/>
                 <w:sz w:val="26"/>
@@ -5872,6 +5913,7 @@
           <w:p>
             <w:pPr>
               <w:spacing w:before="80" w:after="80"/>
+              <w:jc w:val="both"/>
               <w:rPr>
                 <w:rFonts w:ascii="Times New Roman" w:hAnsi="Times New Roman" w:cs="Times New Roman"/>
                 <w:sz w:val="26"/>
@@ -5899,6 +5941,7 @@
           <w:p>
             <w:pPr>
               <w:spacing w:before="80" w:after="80"/>
+              <w:jc w:val="both"/>
               <w:rPr>
                 <w:rFonts w:ascii="Times New Roman" w:hAnsi="Times New Roman" w:cs="Times New Roman"/>
                 <w:sz w:val="26"/>
@@ -5929,6 +5972,7 @@
           <w:p>
             <w:pPr>
               <w:spacing w:before="80" w:after="80"/>
+              <w:jc w:val="both"/>
               <w:rPr>
                 <w:rFonts w:ascii="Times New Roman" w:hAnsi="Times New Roman" w:cs="Times New Roman"/>
                 <w:sz w:val="26"/>
@@ -5954,6 +5998,7 @@
           <w:p>
             <w:pPr>
               <w:spacing w:before="80" w:after="80"/>
+              <w:jc w:val="both"/>
               <w:rPr>
                 <w:rFonts w:ascii="Times New Roman" w:hAnsi="Times New Roman" w:cs="Times New Roman"/>
                 <w:sz w:val="26"/>
@@ -5979,6 +6024,7 @@
           <w:p>
             <w:pPr>
               <w:spacing w:before="80" w:after="80"/>
+              <w:jc w:val="both"/>
               <w:rPr>
                 <w:rFonts w:ascii="Times New Roman" w:hAnsi="Times New Roman" w:cs="Times New Roman"/>
                 <w:sz w:val="26"/>
@@ -6009,6 +6055,7 @@
           <w:p>
             <w:pPr>
               <w:spacing w:before="80" w:after="80"/>
+              <w:jc w:val="both"/>
               <w:rPr>
                 <w:rFonts w:ascii="Times New Roman" w:hAnsi="Times New Roman" w:cs="Times New Roman"/>
                 <w:sz w:val="26"/>
@@ -6034,6 +6081,7 @@
           <w:p>
             <w:pPr>
               <w:spacing w:before="80" w:after="80"/>
+              <w:jc w:val="both"/>
               <w:rPr>
                 <w:rFonts w:ascii="Times New Roman" w:hAnsi="Times New Roman" w:cs="Times New Roman"/>
                 <w:sz w:val="26"/>
@@ -6061,6 +6109,7 @@
           <w:p>
             <w:pPr>
               <w:spacing w:before="80" w:after="80"/>
+              <w:jc w:val="both"/>
               <w:rPr>
                 <w:rFonts w:ascii="Times New Roman" w:hAnsi="Times New Roman" w:cs="Times New Roman"/>
                 <w:sz w:val="26"/>
@@ -6091,6 +6140,7 @@
           <w:p>
             <w:pPr>
               <w:spacing w:before="80" w:after="80"/>
+              <w:jc w:val="both"/>
               <w:rPr>
                 <w:rFonts w:ascii="Times New Roman" w:hAnsi="Times New Roman" w:cs="Times New Roman"/>
                 <w:sz w:val="26"/>
@@ -6117,6 +6167,7 @@
           <w:p>
             <w:pPr>
               <w:spacing w:before="80" w:after="80"/>
+              <w:jc w:val="both"/>
               <w:rPr>
                 <w:rFonts w:ascii="Times New Roman" w:hAnsi="Times New Roman" w:cs="Times New Roman"/>
                 <w:sz w:val="26"/>
@@ -6142,6 +6193,7 @@
           <w:p>
             <w:pPr>
               <w:spacing w:before="80" w:after="80"/>
+              <w:jc w:val="both"/>
               <w:rPr>
                 <w:rFonts w:ascii="Times New Roman" w:hAnsi="Times New Roman" w:cs="Times New Roman"/>
                 <w:sz w:val="26"/>
@@ -6172,6 +6224,7 @@
           <w:p>
             <w:pPr>
               <w:spacing w:before="80" w:after="80"/>
+              <w:jc w:val="both"/>
               <w:rPr>
                 <w:rFonts w:ascii="Times New Roman" w:hAnsi="Times New Roman" w:cs="Times New Roman"/>
                 <w:sz w:val="26"/>
@@ -6197,6 +6250,7 @@
           <w:p>
             <w:pPr>
               <w:spacing w:before="80" w:after="80"/>
+              <w:jc w:val="both"/>
               <w:rPr>
                 <w:rFonts w:ascii="Times New Roman" w:hAnsi="Times New Roman" w:cs="Times New Roman"/>
                 <w:sz w:val="26"/>
@@ -6222,6 +6276,7 @@
           <w:p>
             <w:pPr>
               <w:spacing w:before="80" w:after="80"/>
+              <w:jc w:val="both"/>
               <w:rPr>
                 <w:rFonts w:ascii="Times New Roman" w:hAnsi="Times New Roman" w:cs="Times New Roman"/>
                 <w:sz w:val="26"/>
@@ -6252,6 +6307,7 @@
           <w:p>
             <w:pPr>
               <w:spacing w:before="80" w:after="80"/>
+              <w:jc w:val="both"/>
               <w:rPr>
                 <w:rFonts w:ascii="Times New Roman" w:hAnsi="Times New Roman" w:cs="Times New Roman"/>
                 <w:sz w:val="26"/>
@@ -6277,6 +6333,7 @@
           <w:p>
             <w:pPr>
               <w:spacing w:before="80" w:after="80"/>
+              <w:jc w:val="both"/>
               <w:rPr>
                 <w:rFonts w:ascii="Times New Roman" w:hAnsi="Times New Roman" w:cs="Times New Roman"/>
                 <w:sz w:val="26"/>
@@ -6304,6 +6361,7 @@
           <w:p>
             <w:pPr>
               <w:spacing w:before="80" w:after="80"/>
+              <w:jc w:val="both"/>
               <w:rPr>
                 <w:rFonts w:ascii="Times New Roman" w:hAnsi="Times New Roman" w:cs="Times New Roman"/>
                 <w:sz w:val="26"/>
@@ -6334,6 +6392,7 @@
           <w:p>
             <w:pPr>
               <w:spacing w:before="80" w:after="80"/>
+              <w:jc w:val="both"/>
               <w:rPr>
                 <w:rFonts w:ascii="Times New Roman" w:hAnsi="Times New Roman" w:cs="Times New Roman"/>
                 <w:sz w:val="26"/>
@@ -6359,6 +6418,7 @@
           <w:p>
             <w:pPr>
               <w:spacing w:before="80" w:after="80"/>
+              <w:jc w:val="both"/>
               <w:rPr>
                 <w:rFonts w:ascii="Times New Roman" w:hAnsi="Times New Roman" w:cs="Times New Roman"/>
                 <w:sz w:val="26"/>
@@ -6386,6 +6446,7 @@
           <w:p>
             <w:pPr>
               <w:spacing w:before="80" w:after="80"/>
+              <w:jc w:val="both"/>
               <w:rPr>
                 <w:rFonts w:ascii="Times New Roman" w:hAnsi="Times New Roman" w:cs="Times New Roman"/>
                 <w:sz w:val="26"/>
@@ -6407,16 +6468,18 @@
     <w:p>
       <w:pPr>
         <w:spacing w:before="80" w:after="80"/>
-        <w:rPr>
-          <w:rFonts w:ascii="Times New Roman" w:hAnsi="Times New Roman" w:cs="Times New Roman"/>
-          <w:sz w:val="26"/>
-          <w:szCs w:val="26"/>
-        </w:rPr>
-      </w:pPr>
-    </w:p>
-    <w:p>
-      <w:pPr>
-        <w:spacing w:before="80" w:after="80"/>
+        <w:jc w:val="both"/>
+        <w:rPr>
+          <w:rFonts w:ascii="Times New Roman" w:hAnsi="Times New Roman" w:cs="Times New Roman"/>
+          <w:sz w:val="26"/>
+          <w:szCs w:val="26"/>
+        </w:rPr>
+      </w:pPr>
+    </w:p>
+    <w:p>
+      <w:pPr>
+        <w:spacing w:before="80" w:after="80"/>
+        <w:jc w:val="both"/>
         <w:rPr>
           <w:rFonts w:ascii="Times New Roman" w:hAnsi="Times New Roman" w:cs="Times New Roman"/>
           <w:sz w:val="26"/>
@@ -6431,6 +6494,5418 @@
         </w:rPr>
         <w:t>The machine learning models successfully predicted customer churn with high accuracy. Among the two models, the Random Forest Classifier achieved the best performance with an accuracy of 99.93% and was selected as the final model. Feature importance analysis revealed that Support Calls, Total Spend, Contract Length, Age, and Payment Delay were the most influential factors affecting customer churn. These insights can help organizations identify customers at risk of churn and implement targeted retention strategies.</w:t>
       </w:r>
+    </w:p>
+    <w:p>
+      <w:pPr>
+        <w:spacing w:before="80" w:after="80"/>
+        <w:jc w:val="center"/>
+        <w:rPr>
+          <w:rFonts w:ascii="Times New Roman" w:hAnsi="Times New Roman" w:cs="Times New Roman"/>
+          <w:b/>
+          <w:bCs/>
+          <w:sz w:val="34"/>
+          <w:szCs w:val="34"/>
+        </w:rPr>
+      </w:pPr>
+      <w:r>
+        <w:rPr>
+          <w:rFonts w:ascii="Times New Roman" w:hAnsi="Times New Roman" w:cs="Times New Roman"/>
+          <w:b/>
+          <w:bCs/>
+          <w:sz w:val="34"/>
+          <w:szCs w:val="34"/>
+        </w:rPr>
+        <w:t>Project Implementation</w:t>
+      </w:r>
+    </w:p>
+    <w:p>
+      <w:pPr>
+        <w:spacing w:before="80" w:after="80"/>
+        <w:jc w:val="both"/>
+        <w:rPr>
+          <w:rFonts w:ascii="Times New Roman" w:hAnsi="Times New Roman" w:cs="Times New Roman"/>
+          <w:b/>
+          <w:bCs/>
+          <w:sz w:val="28"/>
+          <w:szCs w:val="28"/>
+        </w:rPr>
+      </w:pPr>
+      <w:r>
+        <w:rPr>
+          <w:rFonts w:ascii="Times New Roman" w:hAnsi="Times New Roman" w:cs="Times New Roman"/>
+          <w:b/>
+          <w:bCs/>
+          <w:sz w:val="28"/>
+          <w:szCs w:val="28"/>
+        </w:rPr>
+        <w:t>Step 1: Data Collection</w:t>
+      </w:r>
+    </w:p>
+    <w:p>
+      <w:pPr>
+        <w:spacing w:before="80" w:after="80"/>
+        <w:jc w:val="both"/>
+        <w:rPr>
+          <w:rFonts w:ascii="Times New Roman" w:hAnsi="Times New Roman" w:cs="Times New Roman"/>
+          <w:sz w:val="26"/>
+          <w:szCs w:val="26"/>
+        </w:rPr>
+      </w:pPr>
+      <w:r>
+        <w:rPr>
+          <w:rFonts w:ascii="Times New Roman" w:hAnsi="Times New Roman" w:cs="Times New Roman"/>
+          <w:b/>
+          <w:bCs/>
+          <w:sz w:val="26"/>
+          <w:szCs w:val="26"/>
+        </w:rPr>
+        <w:t>Source:</w:t>
+      </w:r>
+      <w:r>
+        <w:rPr>
+          <w:rFonts w:ascii="Times New Roman" w:hAnsi="Times New Roman" w:cs="Times New Roman"/>
+          <w:sz w:val="26"/>
+          <w:szCs w:val="26"/>
+        </w:rPr>
+        <w:t xml:space="preserve"> Kaggle – Customer Churn Dataset---(customer_churn_trained.csv)</w:t>
+      </w:r>
+    </w:p>
+    <w:p>
+      <w:pPr>
+        <w:spacing w:before="80" w:after="80"/>
+        <w:jc w:val="both"/>
+        <w:rPr>
+          <w:rFonts w:ascii="Times New Roman" w:hAnsi="Times New Roman" w:cs="Times New Roman"/>
+          <w:sz w:val="26"/>
+          <w:szCs w:val="26"/>
+        </w:rPr>
+      </w:pPr>
+      <w:r>
+        <w:rPr>
+          <w:rFonts w:ascii="Times New Roman" w:hAnsi="Times New Roman" w:cs="Times New Roman"/>
+          <w:b/>
+          <w:bCs/>
+          <w:noProof/>
+          <w:sz w:val="34"/>
+          <w:szCs w:val="34"/>
+        </w:rPr>
+        <w:drawing>
+          <wp:inline distT="0" distB="0" distL="0" distR="0" wp14:anchorId="0893F646" wp14:editId="75D29B8E">
+            <wp:extent cx="5981700" cy="3131820"/>
+            <wp:effectExtent l="190500" t="171450" r="152400" b="201930"/>
+            <wp:docPr id="1256176074" name="Picture 1"/>
+            <wp:cNvGraphicFramePr>
+              <a:graphicFrameLocks xmlns:a="http://schemas.openxmlformats.org/drawingml/2006/main" noChangeAspect="1"/>
+            </wp:cNvGraphicFramePr>
+            <a:graphic xmlns:a="http://schemas.openxmlformats.org/drawingml/2006/main">
+              <a:graphicData uri="http://schemas.openxmlformats.org/drawingml/2006/picture">
+                <pic:pic xmlns:pic="http://schemas.openxmlformats.org/drawingml/2006/picture">
+                  <pic:nvPicPr>
+                    <pic:cNvPr id="1256176074" name="Picture 1256176074"/>
+                    <pic:cNvPicPr/>
+                  </pic:nvPicPr>
+                  <pic:blipFill>
+                    <a:blip r:embed="rId7" cstate="print">
+                      <a:extLst>
+                        <a:ext uri="{28A0092B-C50C-407E-A947-70E740481C1C}">
+                          <a14:useLocalDpi xmlns:a14="http://schemas.microsoft.com/office/drawing/2010/main" val="0"/>
+                        </a:ext>
+                      </a:extLst>
+                    </a:blip>
+                    <a:stretch>
+                      <a:fillRect/>
+                    </a:stretch>
+                  </pic:blipFill>
+                  <pic:spPr>
+                    <a:xfrm>
+                      <a:off x="0" y="0"/>
+                      <a:ext cx="5981700" cy="3131820"/>
+                    </a:xfrm>
+                    <a:prstGeom prst="rect">
+                      <a:avLst/>
+                    </a:prstGeom>
+                    <a:solidFill>
+                      <a:srgbClr val="FFFFFF">
+                        <a:shade val="85000"/>
+                      </a:srgbClr>
+                    </a:solidFill>
+                    <a:ln w="190500" cap="rnd">
+                      <a:solidFill>
+                        <a:srgbClr val="FFFFFF"/>
+                      </a:solidFill>
+                    </a:ln>
+                    <a:effectLst>
+                      <a:outerShdw blurRad="50000" algn="tl" rotWithShape="0">
+                        <a:srgbClr val="000000">
+                          <a:alpha val="41000"/>
+                        </a:srgbClr>
+                      </a:outerShdw>
+                    </a:effectLst>
+                    <a:scene3d>
+                      <a:camera prst="orthographicFront"/>
+                      <a:lightRig rig="twoPt" dir="t">
+                        <a:rot lat="0" lon="0" rev="7800000"/>
+                      </a:lightRig>
+                    </a:scene3d>
+                    <a:sp3d contourW="6350">
+                      <a:bevelT w="50800" h="16510"/>
+                      <a:contourClr>
+                        <a:srgbClr val="C0C0C0"/>
+                      </a:contourClr>
+                    </a:sp3d>
+                  </pic:spPr>
+                </pic:pic>
+              </a:graphicData>
+            </a:graphic>
+          </wp:inline>
+        </w:drawing>
+      </w:r>
+      <w:r>
+        <w:rPr>
+          <w:rFonts w:ascii="Times New Roman" w:hAnsi="Times New Roman" w:cs="Times New Roman"/>
+          <w:sz w:val="26"/>
+          <w:szCs w:val="26"/>
+        </w:rPr>
+        <w:t xml:space="preserve">Link:  </w:t>
+      </w:r>
+      <w:hyperlink r:id="rId8" w:history="1">
+        <w:r>
+          <w:rPr>
+            <w:rStyle w:val="Hyperlink"/>
+            <w:rFonts w:ascii="Times New Roman" w:hAnsi="Times New Roman" w:cs="Times New Roman"/>
+            <w:sz w:val="26"/>
+            <w:szCs w:val="26"/>
+            <w:u w:val="none"/>
+          </w:rPr>
+          <w:t>Click hear.</w:t>
+        </w:r>
+      </w:hyperlink>
+    </w:p>
+    <w:p>
+      <w:pPr>
+        <w:spacing w:before="80" w:after="80"/>
+        <w:jc w:val="both"/>
+        <w:rPr>
+          <w:rFonts w:ascii="Times New Roman" w:hAnsi="Times New Roman" w:cs="Times New Roman"/>
+          <w:sz w:val="26"/>
+          <w:szCs w:val="26"/>
+        </w:rPr>
+      </w:pPr>
+    </w:p>
+    <w:p>
+      <w:pPr>
+        <w:spacing w:before="80" w:after="80"/>
+        <w:jc w:val="both"/>
+        <w:rPr>
+          <w:rFonts w:ascii="Times New Roman" w:hAnsi="Times New Roman" w:cs="Times New Roman"/>
+          <w:b/>
+          <w:bCs/>
+          <w:sz w:val="28"/>
+          <w:szCs w:val="28"/>
+        </w:rPr>
+      </w:pPr>
+      <w:r>
+        <w:rPr>
+          <w:rFonts w:ascii="Times New Roman" w:hAnsi="Times New Roman" w:cs="Times New Roman"/>
+          <w:b/>
+          <w:bCs/>
+          <w:sz w:val="28"/>
+          <w:szCs w:val="28"/>
+        </w:rPr>
+        <w:lastRenderedPageBreak/>
+        <w:t>Step 2: Data Cleaning</w:t>
+      </w:r>
+    </w:p>
+    <w:p>
+      <w:pPr>
+        <w:pStyle w:val="ListParagraph"/>
+        <w:numPr>
+          <w:ilvl w:val="0"/>
+          <w:numId w:val="18"/>
+        </w:numPr>
+        <w:spacing w:before="80" w:after="80"/>
+        <w:jc w:val="both"/>
+        <w:rPr>
+          <w:rFonts w:ascii="Times New Roman" w:hAnsi="Times New Roman" w:cs="Times New Roman"/>
+          <w:sz w:val="26"/>
+          <w:szCs w:val="26"/>
+        </w:rPr>
+      </w:pPr>
+      <w:r>
+        <w:rPr>
+          <w:rFonts w:ascii="Times New Roman" w:hAnsi="Times New Roman" w:cs="Times New Roman"/>
+          <w:sz w:val="26"/>
+          <w:szCs w:val="26"/>
+        </w:rPr>
+        <w:t>Loaded the dataset into the Jupyter Notebook using the Pandas library.</w:t>
+      </w:r>
+    </w:p>
+    <w:p>
+      <w:pPr>
+        <w:pStyle w:val="ListParagraph"/>
+        <w:numPr>
+          <w:ilvl w:val="0"/>
+          <w:numId w:val="18"/>
+        </w:numPr>
+        <w:spacing w:before="80" w:after="80"/>
+        <w:jc w:val="both"/>
+        <w:rPr>
+          <w:rFonts w:ascii="Times New Roman" w:hAnsi="Times New Roman" w:cs="Times New Roman"/>
+          <w:sz w:val="26"/>
+          <w:szCs w:val="26"/>
+        </w:rPr>
+      </w:pPr>
+      <w:r>
+        <w:rPr>
+          <w:rFonts w:ascii="Times New Roman" w:hAnsi="Times New Roman" w:cs="Times New Roman"/>
+          <w:sz w:val="26"/>
+          <w:szCs w:val="26"/>
+        </w:rPr>
+        <w:t xml:space="preserve">Examined the dataset structure using functions such as: </w:t>
+      </w:r>
+    </w:p>
+    <w:p>
+      <w:pPr>
+        <w:pStyle w:val="ListParagraph"/>
+        <w:numPr>
+          <w:ilvl w:val="0"/>
+          <w:numId w:val="19"/>
+        </w:numPr>
+        <w:spacing w:before="80" w:after="80"/>
+        <w:jc w:val="both"/>
+        <w:rPr>
+          <w:rFonts w:ascii="Times New Roman" w:hAnsi="Times New Roman" w:cs="Times New Roman"/>
+          <w:sz w:val="26"/>
+          <w:szCs w:val="26"/>
+        </w:rPr>
+      </w:pPr>
+      <w:proofErr w:type="gramStart"/>
+      <w:r>
+        <w:rPr>
+          <w:rFonts w:ascii="Times New Roman" w:hAnsi="Times New Roman" w:cs="Times New Roman"/>
+          <w:sz w:val="26"/>
+          <w:szCs w:val="26"/>
+        </w:rPr>
+        <w:t>head(</w:t>
+      </w:r>
+      <w:proofErr w:type="gramEnd"/>
+      <w:r>
+        <w:rPr>
+          <w:rFonts w:ascii="Times New Roman" w:hAnsi="Times New Roman" w:cs="Times New Roman"/>
+          <w:sz w:val="26"/>
+          <w:szCs w:val="26"/>
+        </w:rPr>
+        <w:t xml:space="preserve">) </w:t>
+      </w:r>
+    </w:p>
+    <w:p>
+      <w:pPr>
+        <w:pStyle w:val="ListParagraph"/>
+        <w:numPr>
+          <w:ilvl w:val="0"/>
+          <w:numId w:val="19"/>
+        </w:numPr>
+        <w:spacing w:before="80" w:after="80"/>
+        <w:jc w:val="both"/>
+        <w:rPr>
+          <w:rFonts w:ascii="Times New Roman" w:hAnsi="Times New Roman" w:cs="Times New Roman"/>
+          <w:sz w:val="26"/>
+          <w:szCs w:val="26"/>
+        </w:rPr>
+      </w:pPr>
+      <w:r>
+        <w:rPr>
+          <w:rFonts w:ascii="Times New Roman" w:hAnsi="Times New Roman" w:cs="Times New Roman"/>
+          <w:sz w:val="26"/>
+          <w:szCs w:val="26"/>
+        </w:rPr>
+        <w:t xml:space="preserve">shape </w:t>
+      </w:r>
+    </w:p>
+    <w:p>
+      <w:pPr>
+        <w:pStyle w:val="ListParagraph"/>
+        <w:numPr>
+          <w:ilvl w:val="0"/>
+          <w:numId w:val="19"/>
+        </w:numPr>
+        <w:spacing w:before="80" w:after="80"/>
+        <w:jc w:val="both"/>
+        <w:rPr>
+          <w:rFonts w:ascii="Times New Roman" w:hAnsi="Times New Roman" w:cs="Times New Roman"/>
+          <w:sz w:val="26"/>
+          <w:szCs w:val="26"/>
+        </w:rPr>
+      </w:pPr>
+      <w:proofErr w:type="gramStart"/>
+      <w:r>
+        <w:rPr>
+          <w:rFonts w:ascii="Times New Roman" w:hAnsi="Times New Roman" w:cs="Times New Roman"/>
+          <w:sz w:val="26"/>
+          <w:szCs w:val="26"/>
+        </w:rPr>
+        <w:t>info(</w:t>
+      </w:r>
+      <w:proofErr w:type="gramEnd"/>
+      <w:r>
+        <w:rPr>
+          <w:rFonts w:ascii="Times New Roman" w:hAnsi="Times New Roman" w:cs="Times New Roman"/>
+          <w:sz w:val="26"/>
+          <w:szCs w:val="26"/>
+        </w:rPr>
+        <w:t xml:space="preserve">) </w:t>
+      </w:r>
+    </w:p>
+    <w:p>
+      <w:pPr>
+        <w:pStyle w:val="ListParagraph"/>
+        <w:numPr>
+          <w:ilvl w:val="0"/>
+          <w:numId w:val="19"/>
+        </w:numPr>
+        <w:spacing w:before="80" w:after="80"/>
+        <w:jc w:val="both"/>
+        <w:rPr>
+          <w:rFonts w:ascii="Times New Roman" w:hAnsi="Times New Roman" w:cs="Times New Roman"/>
+          <w:sz w:val="28"/>
+          <w:szCs w:val="28"/>
+        </w:rPr>
+      </w:pPr>
+      <w:proofErr w:type="gramStart"/>
+      <w:r>
+        <w:rPr>
+          <w:rFonts w:ascii="Times New Roman" w:hAnsi="Times New Roman" w:cs="Times New Roman"/>
+          <w:sz w:val="26"/>
+          <w:szCs w:val="26"/>
+        </w:rPr>
+        <w:t>describe(</w:t>
+      </w:r>
+      <w:proofErr w:type="gramEnd"/>
+      <w:r>
+        <w:rPr>
+          <w:rFonts w:ascii="Times New Roman" w:hAnsi="Times New Roman" w:cs="Times New Roman"/>
+          <w:sz w:val="26"/>
+          <w:szCs w:val="26"/>
+        </w:rPr>
+        <w:t>)</w:t>
+      </w:r>
+    </w:p>
+    <w:p>
+      <w:pPr>
+        <w:spacing w:before="80" w:after="80"/>
+        <w:jc w:val="both"/>
+        <w:rPr>
+          <w:rFonts w:ascii="Times New Roman" w:hAnsi="Times New Roman" w:cs="Times New Roman"/>
+          <w:sz w:val="26"/>
+          <w:szCs w:val="26"/>
+        </w:rPr>
+      </w:pPr>
+      <w:r>
+        <w:rPr>
+          <w:rFonts w:ascii="Times New Roman" w:hAnsi="Times New Roman" w:cs="Times New Roman"/>
+          <w:noProof/>
+          <w:sz w:val="26"/>
+          <w:szCs w:val="26"/>
+        </w:rPr>
+        <w:drawing>
+          <wp:inline distT="0" distB="0" distL="0" distR="0" wp14:anchorId="6B9445FE" wp14:editId="1FC5797E">
+            <wp:extent cx="6210300" cy="3093720"/>
+            <wp:effectExtent l="0" t="0" r="0" b="0"/>
+            <wp:docPr id="760017622" name="Picture 3"/>
+            <wp:cNvGraphicFramePr>
+              <a:graphicFrameLocks xmlns:a="http://schemas.openxmlformats.org/drawingml/2006/main" noChangeAspect="1"/>
+            </wp:cNvGraphicFramePr>
+            <a:graphic xmlns:a="http://schemas.openxmlformats.org/drawingml/2006/main">
+              <a:graphicData uri="http://schemas.openxmlformats.org/drawingml/2006/picture">
+                <pic:pic xmlns:pic="http://schemas.openxmlformats.org/drawingml/2006/picture">
+                  <pic:nvPicPr>
+                    <pic:cNvPr id="760017622" name="Picture 760017622"/>
+                    <pic:cNvPicPr/>
+                  </pic:nvPicPr>
+                  <pic:blipFill>
+                    <a:blip r:embed="rId9" cstate="print">
+                      <a:extLst>
+                        <a:ext uri="{28A0092B-C50C-407E-A947-70E740481C1C}">
+                          <a14:useLocalDpi xmlns:a14="http://schemas.microsoft.com/office/drawing/2010/main" val="0"/>
+                        </a:ext>
+                      </a:extLst>
+                    </a:blip>
+                    <a:stretch>
+                      <a:fillRect/>
+                    </a:stretch>
+                  </pic:blipFill>
+                  <pic:spPr>
+                    <a:xfrm>
+                      <a:off x="0" y="0"/>
+                      <a:ext cx="6210300" cy="3093720"/>
+                    </a:xfrm>
+                    <a:prstGeom prst="rect">
+                      <a:avLst/>
+                    </a:prstGeom>
+                  </pic:spPr>
+                </pic:pic>
+              </a:graphicData>
+            </a:graphic>
+          </wp:inline>
+        </w:drawing>
+      </w:r>
+    </w:p>
+    <w:p>
+      <w:pPr>
+        <w:pStyle w:val="ListParagraph"/>
+        <w:numPr>
+          <w:ilvl w:val="0"/>
+          <w:numId w:val="20"/>
+        </w:numPr>
+        <w:spacing w:before="80" w:after="80"/>
+        <w:jc w:val="both"/>
+        <w:rPr>
+          <w:rFonts w:ascii="Times New Roman" w:hAnsi="Times New Roman" w:cs="Times New Roman"/>
+          <w:sz w:val="26"/>
+          <w:szCs w:val="26"/>
+        </w:rPr>
+      </w:pPr>
+      <w:r>
+        <w:rPr>
+          <w:rFonts w:ascii="Times New Roman" w:hAnsi="Times New Roman" w:cs="Times New Roman"/>
+          <w:sz w:val="26"/>
+          <w:szCs w:val="26"/>
+        </w:rPr>
+        <w:t>Checked for missing values.</w:t>
+      </w:r>
+    </w:p>
+    <w:p>
+      <w:pPr>
+        <w:pStyle w:val="ListParagraph"/>
+        <w:numPr>
+          <w:ilvl w:val="0"/>
+          <w:numId w:val="20"/>
+        </w:numPr>
+        <w:spacing w:before="80" w:after="80"/>
+        <w:jc w:val="both"/>
+        <w:rPr>
+          <w:rFonts w:ascii="Times New Roman" w:hAnsi="Times New Roman" w:cs="Times New Roman"/>
+          <w:sz w:val="26"/>
+          <w:szCs w:val="26"/>
+        </w:rPr>
+      </w:pPr>
+      <w:r>
+        <w:rPr>
+          <w:rFonts w:ascii="Times New Roman" w:hAnsi="Times New Roman" w:cs="Times New Roman"/>
+          <w:sz w:val="26"/>
+          <w:szCs w:val="26"/>
+        </w:rPr>
+        <w:t>Removed missing records.</w:t>
+      </w:r>
+    </w:p>
+    <w:p>
+      <w:pPr>
+        <w:spacing w:before="80" w:after="80"/>
+        <w:jc w:val="both"/>
+        <w:rPr>
+          <w:rFonts w:ascii="Times New Roman" w:hAnsi="Times New Roman" w:cs="Times New Roman"/>
+          <w:sz w:val="26"/>
+          <w:szCs w:val="26"/>
+        </w:rPr>
+      </w:pPr>
+      <w:r>
+        <w:rPr>
+          <w:noProof/>
+        </w:rPr>
+        <w:drawing>
+          <wp:inline distT="0" distB="0" distL="0" distR="0" wp14:anchorId="033B5AB9" wp14:editId="19FD741A">
+            <wp:extent cx="6187440" cy="3032760"/>
+            <wp:effectExtent l="0" t="0" r="3810" b="0"/>
+            <wp:docPr id="879144983" name="Picture 4"/>
+            <wp:cNvGraphicFramePr>
+              <a:graphicFrameLocks xmlns:a="http://schemas.openxmlformats.org/drawingml/2006/main" noChangeAspect="1"/>
+            </wp:cNvGraphicFramePr>
+            <a:graphic xmlns:a="http://schemas.openxmlformats.org/drawingml/2006/main">
+              <a:graphicData uri="http://schemas.openxmlformats.org/drawingml/2006/picture">
+                <pic:pic xmlns:pic="http://schemas.openxmlformats.org/drawingml/2006/picture">
+                  <pic:nvPicPr>
+                    <pic:cNvPr id="879144983" name="Picture 879144983"/>
+                    <pic:cNvPicPr/>
+                  </pic:nvPicPr>
+                  <pic:blipFill>
+                    <a:blip r:embed="rId10" cstate="print">
+                      <a:extLst>
+                        <a:ext uri="{28A0092B-C50C-407E-A947-70E740481C1C}">
+                          <a14:useLocalDpi xmlns:a14="http://schemas.microsoft.com/office/drawing/2010/main" val="0"/>
+                        </a:ext>
+                      </a:extLst>
+                    </a:blip>
+                    <a:stretch>
+                      <a:fillRect/>
+                    </a:stretch>
+                  </pic:blipFill>
+                  <pic:spPr>
+                    <a:xfrm>
+                      <a:off x="0" y="0"/>
+                      <a:ext cx="6187440" cy="3032760"/>
+                    </a:xfrm>
+                    <a:prstGeom prst="rect">
+                      <a:avLst/>
+                    </a:prstGeom>
+                  </pic:spPr>
+                </pic:pic>
+              </a:graphicData>
+            </a:graphic>
+          </wp:inline>
+        </w:drawing>
+      </w:r>
+    </w:p>
+    <w:p>
+      <w:pPr>
+        <w:spacing w:before="80" w:after="80"/>
+        <w:jc w:val="both"/>
+        <w:rPr>
+          <w:rFonts w:ascii="Times New Roman" w:hAnsi="Times New Roman" w:cs="Times New Roman"/>
+          <w:sz w:val="26"/>
+          <w:szCs w:val="26"/>
+        </w:rPr>
+      </w:pPr>
+    </w:p>
+    <w:p>
+      <w:pPr>
+        <w:pStyle w:val="ListParagraph"/>
+        <w:numPr>
+          <w:ilvl w:val="0"/>
+          <w:numId w:val="21"/>
+        </w:numPr>
+        <w:spacing w:before="80" w:after="80"/>
+        <w:jc w:val="both"/>
+        <w:rPr>
+          <w:rFonts w:ascii="Times New Roman" w:hAnsi="Times New Roman" w:cs="Times New Roman"/>
+          <w:sz w:val="26"/>
+          <w:szCs w:val="26"/>
+        </w:rPr>
+      </w:pPr>
+      <w:r>
+        <w:rPr>
+          <w:rFonts w:ascii="Times New Roman" w:hAnsi="Times New Roman" w:cs="Times New Roman"/>
+          <w:sz w:val="26"/>
+          <w:szCs w:val="26"/>
+        </w:rPr>
+        <w:lastRenderedPageBreak/>
+        <w:t>Saved the cleaned dataset</w:t>
+      </w:r>
+      <w:r>
+        <w:rPr>
+          <w:rFonts w:ascii="Times New Roman" w:hAnsi="Times New Roman" w:cs="Times New Roman"/>
+          <w:sz w:val="26"/>
+          <w:szCs w:val="26"/>
+        </w:rPr>
+        <w:t>.</w:t>
+      </w:r>
+    </w:p>
+    <w:p>
+      <w:pPr>
+        <w:pStyle w:val="ListParagraph"/>
+        <w:spacing w:before="80" w:after="80"/>
+        <w:ind w:left="210"/>
+        <w:jc w:val="both"/>
+        <w:rPr>
+          <w:rFonts w:ascii="Times New Roman" w:hAnsi="Times New Roman" w:cs="Times New Roman"/>
+          <w:sz w:val="26"/>
+          <w:szCs w:val="26"/>
+        </w:rPr>
+      </w:pPr>
+      <w:r>
+        <w:rPr>
+          <w:rFonts w:ascii="Times New Roman" w:hAnsi="Times New Roman" w:cs="Times New Roman"/>
+          <w:noProof/>
+          <w:sz w:val="26"/>
+          <w:szCs w:val="26"/>
+        </w:rPr>
+        <w:drawing>
+          <wp:inline distT="0" distB="0" distL="0" distR="0" wp14:anchorId="7395CCF8" wp14:editId="3D1D1543">
+            <wp:extent cx="5981700" cy="3360420"/>
+            <wp:effectExtent l="0" t="0" r="0" b="0"/>
+            <wp:docPr id="1656778576" name="Picture 5"/>
+            <wp:cNvGraphicFramePr>
+              <a:graphicFrameLocks xmlns:a="http://schemas.openxmlformats.org/drawingml/2006/main" noChangeAspect="1"/>
+            </wp:cNvGraphicFramePr>
+            <a:graphic xmlns:a="http://schemas.openxmlformats.org/drawingml/2006/main">
+              <a:graphicData uri="http://schemas.openxmlformats.org/drawingml/2006/picture">
+                <pic:pic xmlns:pic="http://schemas.openxmlformats.org/drawingml/2006/picture">
+                  <pic:nvPicPr>
+                    <pic:cNvPr id="1656778576" name="Picture 1656778576"/>
+                    <pic:cNvPicPr/>
+                  </pic:nvPicPr>
+                  <pic:blipFill>
+                    <a:blip r:embed="rId11" cstate="print">
+                      <a:extLst>
+                        <a:ext uri="{28A0092B-C50C-407E-A947-70E740481C1C}">
+                          <a14:useLocalDpi xmlns:a14="http://schemas.microsoft.com/office/drawing/2010/main" val="0"/>
+                        </a:ext>
+                      </a:extLst>
+                    </a:blip>
+                    <a:stretch>
+                      <a:fillRect/>
+                    </a:stretch>
+                  </pic:blipFill>
+                  <pic:spPr>
+                    <a:xfrm>
+                      <a:off x="0" y="0"/>
+                      <a:ext cx="5981700" cy="3360420"/>
+                    </a:xfrm>
+                    <a:prstGeom prst="rect">
+                      <a:avLst/>
+                    </a:prstGeom>
+                  </pic:spPr>
+                </pic:pic>
+              </a:graphicData>
+            </a:graphic>
+          </wp:inline>
+        </w:drawing>
+      </w:r>
+    </w:p>
+    <w:p>
+      <w:pPr>
+        <w:spacing w:before="80" w:after="80"/>
+        <w:jc w:val="both"/>
+        <w:rPr>
+          <w:rFonts w:ascii="Times New Roman" w:hAnsi="Times New Roman" w:cs="Times New Roman"/>
+          <w:b/>
+          <w:bCs/>
+          <w:sz w:val="28"/>
+          <w:szCs w:val="28"/>
+        </w:rPr>
+      </w:pPr>
+      <w:r>
+        <w:rPr>
+          <w:rFonts w:ascii="Times New Roman" w:hAnsi="Times New Roman" w:cs="Times New Roman"/>
+          <w:b/>
+          <w:bCs/>
+          <w:sz w:val="28"/>
+          <w:szCs w:val="28"/>
+        </w:rPr>
+        <w:t>Step 3: Exploratory Data Analysis (EDA)</w:t>
+      </w:r>
+    </w:p>
+    <w:p>
+      <w:pPr>
+        <w:spacing w:before="80" w:after="80"/>
+        <w:jc w:val="both"/>
+        <w:rPr>
+          <w:rFonts w:ascii="Times New Roman" w:hAnsi="Times New Roman" w:cs="Times New Roman"/>
+          <w:b/>
+          <w:bCs/>
+          <w:sz w:val="26"/>
+          <w:szCs w:val="26"/>
+        </w:rPr>
+      </w:pPr>
+      <w:r>
+        <w:rPr>
+          <w:rFonts w:ascii="Times New Roman" w:hAnsi="Times New Roman" w:cs="Times New Roman"/>
+          <w:b/>
+          <w:bCs/>
+          <w:sz w:val="26"/>
+          <w:szCs w:val="26"/>
+        </w:rPr>
+        <w:t>Univariate Analysis</w:t>
+      </w:r>
+    </w:p>
+    <w:p>
+      <w:pPr>
+        <w:spacing w:before="80" w:after="80"/>
+        <w:jc w:val="both"/>
+        <w:rPr>
+          <w:rFonts w:ascii="Times New Roman" w:hAnsi="Times New Roman" w:cs="Times New Roman"/>
+          <w:sz w:val="26"/>
+          <w:szCs w:val="26"/>
+        </w:rPr>
+      </w:pPr>
+      <w:r>
+        <w:rPr>
+          <w:rFonts w:ascii="Times New Roman" w:hAnsi="Times New Roman" w:cs="Times New Roman"/>
+          <w:sz w:val="26"/>
+          <w:szCs w:val="26"/>
+        </w:rPr>
+        <w:t xml:space="preserve">The following features were </w:t>
+      </w:r>
+      <w:proofErr w:type="spellStart"/>
+      <w:r>
+        <w:rPr>
+          <w:rFonts w:ascii="Times New Roman" w:hAnsi="Times New Roman" w:cs="Times New Roman"/>
+          <w:sz w:val="26"/>
+          <w:szCs w:val="26"/>
+        </w:rPr>
+        <w:t>analyzed</w:t>
+      </w:r>
+      <w:proofErr w:type="spellEnd"/>
+      <w:r>
+        <w:rPr>
+          <w:rFonts w:ascii="Times New Roman" w:hAnsi="Times New Roman" w:cs="Times New Roman"/>
+          <w:sz w:val="26"/>
+          <w:szCs w:val="26"/>
+        </w:rPr>
+        <w:t xml:space="preserve"> individually to understand their distributions and summary statistics:</w:t>
+      </w:r>
+    </w:p>
+    <w:p>
+      <w:pPr>
+        <w:numPr>
+          <w:ilvl w:val="0"/>
+          <w:numId w:val="8"/>
+        </w:numPr>
+        <w:spacing w:before="80" w:after="80"/>
+        <w:jc w:val="both"/>
+        <w:rPr>
+          <w:rFonts w:ascii="Times New Roman" w:hAnsi="Times New Roman" w:cs="Times New Roman"/>
+          <w:sz w:val="26"/>
+          <w:szCs w:val="26"/>
+        </w:rPr>
+      </w:pPr>
+      <w:r>
+        <w:rPr>
+          <w:rFonts w:ascii="Times New Roman" w:hAnsi="Times New Roman" w:cs="Times New Roman"/>
+          <w:sz w:val="26"/>
+          <w:szCs w:val="26"/>
+        </w:rPr>
+        <w:t xml:space="preserve">Age </w:t>
+      </w:r>
+    </w:p>
+    <w:p>
+      <w:pPr>
+        <w:numPr>
+          <w:ilvl w:val="0"/>
+          <w:numId w:val="8"/>
+        </w:numPr>
+        <w:spacing w:before="80" w:after="80"/>
+        <w:jc w:val="both"/>
+        <w:rPr>
+          <w:rFonts w:ascii="Times New Roman" w:hAnsi="Times New Roman" w:cs="Times New Roman"/>
+          <w:sz w:val="26"/>
+          <w:szCs w:val="26"/>
+        </w:rPr>
+      </w:pPr>
+      <w:r>
+        <w:rPr>
+          <w:rFonts w:ascii="Times New Roman" w:hAnsi="Times New Roman" w:cs="Times New Roman"/>
+          <w:sz w:val="26"/>
+          <w:szCs w:val="26"/>
+        </w:rPr>
+        <w:t xml:space="preserve">Gender </w:t>
+      </w:r>
+    </w:p>
+    <w:p>
+      <w:pPr>
+        <w:numPr>
+          <w:ilvl w:val="0"/>
+          <w:numId w:val="8"/>
+        </w:numPr>
+        <w:spacing w:before="80" w:after="80"/>
+        <w:jc w:val="both"/>
+        <w:rPr>
+          <w:rFonts w:ascii="Times New Roman" w:hAnsi="Times New Roman" w:cs="Times New Roman"/>
+          <w:sz w:val="26"/>
+          <w:szCs w:val="26"/>
+        </w:rPr>
+      </w:pPr>
+      <w:r>
+        <w:rPr>
+          <w:rFonts w:ascii="Times New Roman" w:hAnsi="Times New Roman" w:cs="Times New Roman"/>
+          <w:sz w:val="26"/>
+          <w:szCs w:val="26"/>
+        </w:rPr>
+        <w:t xml:space="preserve">Tenure </w:t>
+      </w:r>
+    </w:p>
+    <w:p>
+      <w:pPr>
+        <w:numPr>
+          <w:ilvl w:val="0"/>
+          <w:numId w:val="8"/>
+        </w:numPr>
+        <w:spacing w:before="80" w:after="80"/>
+        <w:jc w:val="both"/>
+        <w:rPr>
+          <w:rFonts w:ascii="Times New Roman" w:hAnsi="Times New Roman" w:cs="Times New Roman"/>
+          <w:sz w:val="26"/>
+          <w:szCs w:val="26"/>
+        </w:rPr>
+      </w:pPr>
+      <w:r>
+        <w:rPr>
+          <w:rFonts w:ascii="Times New Roman" w:hAnsi="Times New Roman" w:cs="Times New Roman"/>
+          <w:sz w:val="26"/>
+          <w:szCs w:val="26"/>
+        </w:rPr>
+        <w:t xml:space="preserve">Usage Frequency </w:t>
+      </w:r>
+    </w:p>
+    <w:p>
+      <w:pPr>
+        <w:numPr>
+          <w:ilvl w:val="0"/>
+          <w:numId w:val="8"/>
+        </w:numPr>
+        <w:spacing w:before="80" w:after="80"/>
+        <w:jc w:val="both"/>
+        <w:rPr>
+          <w:rFonts w:ascii="Times New Roman" w:hAnsi="Times New Roman" w:cs="Times New Roman"/>
+          <w:sz w:val="26"/>
+          <w:szCs w:val="26"/>
+        </w:rPr>
+      </w:pPr>
+      <w:r>
+        <w:rPr>
+          <w:rFonts w:ascii="Times New Roman" w:hAnsi="Times New Roman" w:cs="Times New Roman"/>
+          <w:sz w:val="26"/>
+          <w:szCs w:val="26"/>
+        </w:rPr>
+        <w:t xml:space="preserve">Support Calls </w:t>
+      </w:r>
+    </w:p>
+    <w:p>
+      <w:pPr>
+        <w:numPr>
+          <w:ilvl w:val="0"/>
+          <w:numId w:val="8"/>
+        </w:numPr>
+        <w:spacing w:before="80" w:after="80"/>
+        <w:jc w:val="both"/>
+        <w:rPr>
+          <w:rFonts w:ascii="Times New Roman" w:hAnsi="Times New Roman" w:cs="Times New Roman"/>
+          <w:sz w:val="26"/>
+          <w:szCs w:val="26"/>
+        </w:rPr>
+      </w:pPr>
+      <w:r>
+        <w:rPr>
+          <w:rFonts w:ascii="Times New Roman" w:hAnsi="Times New Roman" w:cs="Times New Roman"/>
+          <w:sz w:val="26"/>
+          <w:szCs w:val="26"/>
+        </w:rPr>
+        <w:t xml:space="preserve">Payment Delay </w:t>
+      </w:r>
+    </w:p>
+    <w:p>
+      <w:pPr>
+        <w:numPr>
+          <w:ilvl w:val="0"/>
+          <w:numId w:val="8"/>
+        </w:numPr>
+        <w:spacing w:before="80" w:after="80"/>
+        <w:jc w:val="both"/>
+        <w:rPr>
+          <w:rFonts w:ascii="Times New Roman" w:hAnsi="Times New Roman" w:cs="Times New Roman"/>
+          <w:sz w:val="26"/>
+          <w:szCs w:val="26"/>
+        </w:rPr>
+      </w:pPr>
+      <w:r>
+        <w:rPr>
+          <w:rFonts w:ascii="Times New Roman" w:hAnsi="Times New Roman" w:cs="Times New Roman"/>
+          <w:sz w:val="26"/>
+          <w:szCs w:val="26"/>
+        </w:rPr>
+        <w:t xml:space="preserve">Subscription Type </w:t>
+      </w:r>
+    </w:p>
+    <w:p>
+      <w:pPr>
+        <w:numPr>
+          <w:ilvl w:val="0"/>
+          <w:numId w:val="8"/>
+        </w:numPr>
+        <w:spacing w:before="80" w:after="80"/>
+        <w:jc w:val="both"/>
+        <w:rPr>
+          <w:rFonts w:ascii="Times New Roman" w:hAnsi="Times New Roman" w:cs="Times New Roman"/>
+          <w:sz w:val="26"/>
+          <w:szCs w:val="26"/>
+        </w:rPr>
+      </w:pPr>
+      <w:r>
+        <w:rPr>
+          <w:rFonts w:ascii="Times New Roman" w:hAnsi="Times New Roman" w:cs="Times New Roman"/>
+          <w:sz w:val="26"/>
+          <w:szCs w:val="26"/>
+        </w:rPr>
+        <w:t xml:space="preserve">Contract Length </w:t>
+      </w:r>
+    </w:p>
+    <w:p>
+      <w:pPr>
+        <w:numPr>
+          <w:ilvl w:val="0"/>
+          <w:numId w:val="8"/>
+        </w:numPr>
+        <w:spacing w:before="80" w:after="80"/>
+        <w:jc w:val="both"/>
+        <w:rPr>
+          <w:rFonts w:ascii="Times New Roman" w:hAnsi="Times New Roman" w:cs="Times New Roman"/>
+          <w:sz w:val="26"/>
+          <w:szCs w:val="26"/>
+        </w:rPr>
+      </w:pPr>
+      <w:r>
+        <w:rPr>
+          <w:rFonts w:ascii="Times New Roman" w:hAnsi="Times New Roman" w:cs="Times New Roman"/>
+          <w:sz w:val="26"/>
+          <w:szCs w:val="26"/>
+        </w:rPr>
+        <w:t xml:space="preserve">Total Spend </w:t>
+      </w:r>
+    </w:p>
+    <w:p>
+      <w:pPr>
+        <w:numPr>
+          <w:ilvl w:val="0"/>
+          <w:numId w:val="8"/>
+        </w:numPr>
+        <w:spacing w:before="80" w:after="80"/>
+        <w:jc w:val="both"/>
+        <w:rPr>
+          <w:rFonts w:ascii="Times New Roman" w:hAnsi="Times New Roman" w:cs="Times New Roman"/>
+          <w:sz w:val="26"/>
+          <w:szCs w:val="26"/>
+        </w:rPr>
+      </w:pPr>
+      <w:r>
+        <w:rPr>
+          <w:rFonts w:ascii="Times New Roman" w:hAnsi="Times New Roman" w:cs="Times New Roman"/>
+          <w:sz w:val="26"/>
+          <w:szCs w:val="26"/>
+        </w:rPr>
+        <w:t xml:space="preserve">Last Interaction </w:t>
+      </w:r>
+    </w:p>
+    <w:p>
+      <w:pPr>
+        <w:numPr>
+          <w:ilvl w:val="0"/>
+          <w:numId w:val="8"/>
+        </w:numPr>
+        <w:spacing w:before="80" w:after="80"/>
+        <w:jc w:val="both"/>
+        <w:rPr>
+          <w:rFonts w:ascii="Times New Roman" w:hAnsi="Times New Roman" w:cs="Times New Roman"/>
+          <w:sz w:val="26"/>
+          <w:szCs w:val="26"/>
+        </w:rPr>
+      </w:pPr>
+      <w:r>
+        <w:rPr>
+          <w:rFonts w:ascii="Times New Roman" w:hAnsi="Times New Roman" w:cs="Times New Roman"/>
+          <w:sz w:val="26"/>
+          <w:szCs w:val="26"/>
+        </w:rPr>
+        <w:t>Churn</w:t>
+      </w:r>
+    </w:p>
+    <w:p>
+      <w:pPr>
+        <w:spacing w:before="80" w:after="80"/>
+        <w:jc w:val="both"/>
+        <w:rPr>
+          <w:rFonts w:ascii="Times New Roman" w:hAnsi="Times New Roman" w:cs="Times New Roman"/>
+          <w:sz w:val="26"/>
+          <w:szCs w:val="26"/>
+        </w:rPr>
+      </w:pPr>
+      <w:r>
+        <w:rPr>
+          <w:rFonts w:ascii="Times New Roman" w:hAnsi="Times New Roman" w:cs="Times New Roman"/>
+          <w:sz w:val="26"/>
+          <w:szCs w:val="26"/>
+        </w:rPr>
+        <w:t>The analysis included:</w:t>
+      </w:r>
+    </w:p>
+    <w:p>
+      <w:pPr>
+        <w:numPr>
+          <w:ilvl w:val="0"/>
+          <w:numId w:val="9"/>
+        </w:numPr>
+        <w:spacing w:before="80" w:after="80"/>
+        <w:jc w:val="both"/>
+        <w:rPr>
+          <w:rFonts w:ascii="Times New Roman" w:hAnsi="Times New Roman" w:cs="Times New Roman"/>
+          <w:sz w:val="26"/>
+          <w:szCs w:val="26"/>
+        </w:rPr>
+      </w:pPr>
+      <w:r>
+        <w:rPr>
+          <w:rFonts w:ascii="Times New Roman" w:hAnsi="Times New Roman" w:cs="Times New Roman"/>
+          <w:sz w:val="26"/>
+          <w:szCs w:val="26"/>
+        </w:rPr>
+        <w:t xml:space="preserve">Distribution plots (Histogram, Count Plot) </w:t>
+      </w:r>
+    </w:p>
+    <w:p>
+      <w:pPr>
+        <w:numPr>
+          <w:ilvl w:val="0"/>
+          <w:numId w:val="9"/>
+        </w:numPr>
+        <w:spacing w:before="80" w:after="80"/>
+        <w:jc w:val="both"/>
+        <w:rPr>
+          <w:rFonts w:ascii="Times New Roman" w:hAnsi="Times New Roman" w:cs="Times New Roman"/>
+          <w:sz w:val="26"/>
+          <w:szCs w:val="26"/>
+        </w:rPr>
+      </w:pPr>
+      <w:r>
+        <w:rPr>
+          <w:rFonts w:ascii="Times New Roman" w:hAnsi="Times New Roman" w:cs="Times New Roman"/>
+          <w:sz w:val="26"/>
+          <w:szCs w:val="26"/>
+        </w:rPr>
+        <w:t xml:space="preserve">Descriptive statistics (Mean, Median, Standard Deviation, Minimum, Maximum) </w:t>
+      </w:r>
+    </w:p>
+    <w:p>
+      <w:pPr>
+        <w:numPr>
+          <w:ilvl w:val="0"/>
+          <w:numId w:val="9"/>
+        </w:numPr>
+        <w:spacing w:before="80" w:after="80"/>
+        <w:jc w:val="both"/>
+        <w:rPr>
+          <w:rFonts w:ascii="Times New Roman" w:hAnsi="Times New Roman" w:cs="Times New Roman"/>
+          <w:sz w:val="26"/>
+          <w:szCs w:val="26"/>
+        </w:rPr>
+      </w:pPr>
+      <w:r>
+        <w:rPr>
+          <w:rFonts w:ascii="Times New Roman" w:hAnsi="Times New Roman" w:cs="Times New Roman"/>
+          <w:sz w:val="26"/>
+          <w:szCs w:val="26"/>
+        </w:rPr>
+        <w:lastRenderedPageBreak/>
+        <w:t>Frequency distribution of categorical variables</w:t>
+      </w:r>
+    </w:p>
+    <w:p>
+      <w:pPr>
+        <w:spacing w:before="80" w:after="80"/>
+        <w:jc w:val="both"/>
+        <w:rPr>
+          <w:rFonts w:ascii="Times New Roman" w:hAnsi="Times New Roman" w:cs="Times New Roman"/>
+          <w:sz w:val="26"/>
+          <w:szCs w:val="26"/>
+        </w:rPr>
+      </w:pPr>
+      <w:r>
+        <w:rPr>
+          <w:rFonts w:ascii="Times New Roman" w:hAnsi="Times New Roman" w:cs="Times New Roman"/>
+          <w:noProof/>
+          <w:sz w:val="26"/>
+          <w:szCs w:val="26"/>
+        </w:rPr>
+        <w:drawing>
+          <wp:inline distT="0" distB="0" distL="0" distR="0" wp14:anchorId="258310F7" wp14:editId="660DDE7C">
+            <wp:extent cx="6035040" cy="3459480"/>
+            <wp:effectExtent l="0" t="0" r="3810" b="7620"/>
+            <wp:docPr id="1599311081" name="Picture 6"/>
+            <wp:cNvGraphicFramePr>
+              <a:graphicFrameLocks xmlns:a="http://schemas.openxmlformats.org/drawingml/2006/main" noChangeAspect="1"/>
+            </wp:cNvGraphicFramePr>
+            <a:graphic xmlns:a="http://schemas.openxmlformats.org/drawingml/2006/main">
+              <a:graphicData uri="http://schemas.openxmlformats.org/drawingml/2006/picture">
+                <pic:pic xmlns:pic="http://schemas.openxmlformats.org/drawingml/2006/picture">
+                  <pic:nvPicPr>
+                    <pic:cNvPr id="1599311081" name="Picture 1599311081"/>
+                    <pic:cNvPicPr/>
+                  </pic:nvPicPr>
+                  <pic:blipFill>
+                    <a:blip r:embed="rId12" cstate="print">
+                      <a:extLst>
+                        <a:ext uri="{28A0092B-C50C-407E-A947-70E740481C1C}">
+                          <a14:useLocalDpi xmlns:a14="http://schemas.microsoft.com/office/drawing/2010/main" val="0"/>
+                        </a:ext>
+                      </a:extLst>
+                    </a:blip>
+                    <a:stretch>
+                      <a:fillRect/>
+                    </a:stretch>
+                  </pic:blipFill>
+                  <pic:spPr>
+                    <a:xfrm>
+                      <a:off x="0" y="0"/>
+                      <a:ext cx="6035040" cy="3459480"/>
+                    </a:xfrm>
+                    <a:prstGeom prst="rect">
+                      <a:avLst/>
+                    </a:prstGeom>
+                  </pic:spPr>
+                </pic:pic>
+              </a:graphicData>
+            </a:graphic>
+          </wp:inline>
+        </w:drawing>
+      </w:r>
+    </w:p>
+    <w:p>
+      <w:pPr>
+        <w:pStyle w:val="ListParagraph"/>
+        <w:numPr>
+          <w:ilvl w:val="0"/>
+          <w:numId w:val="21"/>
+        </w:numPr>
+        <w:spacing w:before="80" w:after="80"/>
+        <w:jc w:val="both"/>
+        <w:rPr>
+          <w:rFonts w:ascii="Times New Roman" w:hAnsi="Times New Roman" w:cs="Times New Roman"/>
+          <w:sz w:val="26"/>
+          <w:szCs w:val="26"/>
+        </w:rPr>
+      </w:pPr>
+      <w:proofErr w:type="spellStart"/>
+      <w:r>
+        <w:rPr>
+          <w:rFonts w:ascii="Times New Roman" w:hAnsi="Times New Roman" w:cs="Times New Roman"/>
+          <w:sz w:val="26"/>
+          <w:szCs w:val="26"/>
+        </w:rPr>
+        <w:t>Histplot</w:t>
+      </w:r>
+      <w:proofErr w:type="spellEnd"/>
+      <w:r>
+        <w:rPr>
+          <w:rFonts w:ascii="Times New Roman" w:hAnsi="Times New Roman" w:cs="Times New Roman"/>
+          <w:sz w:val="26"/>
+          <w:szCs w:val="26"/>
+        </w:rPr>
+        <w:t xml:space="preserve"> for Age Distribution.</w:t>
+      </w:r>
+    </w:p>
+    <w:p>
+      <w:pPr>
+        <w:spacing w:before="80" w:after="80"/>
+        <w:jc w:val="both"/>
+        <w:rPr>
+          <w:rFonts w:ascii="Times New Roman" w:hAnsi="Times New Roman" w:cs="Times New Roman"/>
+          <w:sz w:val="26"/>
+          <w:szCs w:val="26"/>
+        </w:rPr>
+      </w:pPr>
+      <w:r>
+        <w:rPr>
+          <w:rFonts w:ascii="Times New Roman" w:hAnsi="Times New Roman" w:cs="Times New Roman"/>
+          <w:noProof/>
+          <w:sz w:val="26"/>
+          <w:szCs w:val="26"/>
+        </w:rPr>
+        <w:drawing>
+          <wp:inline distT="0" distB="0" distL="0" distR="0" wp14:anchorId="210BB07F" wp14:editId="57AA6215">
+            <wp:extent cx="5524500" cy="1912620"/>
+            <wp:effectExtent l="0" t="0" r="0" b="0"/>
+            <wp:docPr id="2119438637" name="Picture 1"/>
+            <wp:cNvGraphicFramePr>
+              <a:graphicFrameLocks xmlns:a="http://schemas.openxmlformats.org/drawingml/2006/main" noChangeAspect="1"/>
+            </wp:cNvGraphicFramePr>
+            <a:graphic xmlns:a="http://schemas.openxmlformats.org/drawingml/2006/main">
+              <a:graphicData uri="http://schemas.openxmlformats.org/drawingml/2006/picture">
+                <pic:pic xmlns:pic="http://schemas.openxmlformats.org/drawingml/2006/picture">
+                  <pic:nvPicPr>
+                    <pic:cNvPr id="2119438637" name=""/>
+                    <pic:cNvPicPr/>
+                  </pic:nvPicPr>
+                  <pic:blipFill>
+                    <a:blip r:embed="rId13"/>
+                    <a:stretch>
+                      <a:fillRect/>
+                    </a:stretch>
+                  </pic:blipFill>
+                  <pic:spPr>
+                    <a:xfrm>
+                      <a:off x="0" y="0"/>
+                      <a:ext cx="5524500" cy="1912620"/>
+                    </a:xfrm>
+                    <a:prstGeom prst="rect">
+                      <a:avLst/>
+                    </a:prstGeom>
+                  </pic:spPr>
+                </pic:pic>
+              </a:graphicData>
+            </a:graphic>
+          </wp:inline>
+        </w:drawing>
+      </w:r>
+    </w:p>
+    <w:p>
+      <w:pPr>
+        <w:pStyle w:val="ListParagraph"/>
+        <w:numPr>
+          <w:ilvl w:val="0"/>
+          <w:numId w:val="21"/>
+        </w:numPr>
+        <w:spacing w:before="80" w:after="80"/>
+        <w:jc w:val="both"/>
+        <w:rPr>
+          <w:rFonts w:ascii="Times New Roman" w:hAnsi="Times New Roman" w:cs="Times New Roman"/>
+          <w:sz w:val="26"/>
+          <w:szCs w:val="26"/>
+        </w:rPr>
+      </w:pPr>
+      <w:proofErr w:type="spellStart"/>
+      <w:r>
+        <w:rPr>
+          <w:rFonts w:ascii="Times New Roman" w:hAnsi="Times New Roman" w:cs="Times New Roman"/>
+          <w:sz w:val="26"/>
+          <w:szCs w:val="26"/>
+        </w:rPr>
+        <w:t>Countplot</w:t>
+      </w:r>
+      <w:proofErr w:type="spellEnd"/>
+      <w:r>
+        <w:rPr>
+          <w:rFonts w:ascii="Times New Roman" w:hAnsi="Times New Roman" w:cs="Times New Roman"/>
+          <w:sz w:val="26"/>
+          <w:szCs w:val="26"/>
+        </w:rPr>
+        <w:t xml:space="preserve"> for gender Distribution.</w:t>
+      </w:r>
+    </w:p>
+    <w:p>
+      <w:pPr>
+        <w:spacing w:before="80" w:after="80"/>
+        <w:ind w:left="-150"/>
+        <w:jc w:val="both"/>
+        <w:rPr>
+          <w:rFonts w:ascii="Times New Roman" w:hAnsi="Times New Roman" w:cs="Times New Roman"/>
+          <w:sz w:val="26"/>
+          <w:szCs w:val="26"/>
+        </w:rPr>
+      </w:pPr>
+      <w:r>
+        <w:rPr>
+          <w:noProof/>
+        </w:rPr>
+        <w:drawing>
+          <wp:inline distT="0" distB="0" distL="0" distR="0" wp14:anchorId="39B01963" wp14:editId="05640CFE">
+            <wp:extent cx="5613707" cy="2232660"/>
+            <wp:effectExtent l="0" t="0" r="6350" b="0"/>
+            <wp:docPr id="1310323869" name="Picture 1"/>
+            <wp:cNvGraphicFramePr>
+              <a:graphicFrameLocks xmlns:a="http://schemas.openxmlformats.org/drawingml/2006/main" noChangeAspect="1"/>
+            </wp:cNvGraphicFramePr>
+            <a:graphic xmlns:a="http://schemas.openxmlformats.org/drawingml/2006/main">
+              <a:graphicData uri="http://schemas.openxmlformats.org/drawingml/2006/picture">
+                <pic:pic xmlns:pic="http://schemas.openxmlformats.org/drawingml/2006/picture">
+                  <pic:nvPicPr>
+                    <pic:cNvPr id="1310323869" name=""/>
+                    <pic:cNvPicPr/>
+                  </pic:nvPicPr>
+                  <pic:blipFill>
+                    <a:blip r:embed="rId14"/>
+                    <a:stretch>
+                      <a:fillRect/>
+                    </a:stretch>
+                  </pic:blipFill>
+                  <pic:spPr>
+                    <a:xfrm>
+                      <a:off x="0" y="0"/>
+                      <a:ext cx="5618987" cy="2234760"/>
+                    </a:xfrm>
+                    <a:prstGeom prst="rect">
+                      <a:avLst/>
+                    </a:prstGeom>
+                  </pic:spPr>
+                </pic:pic>
+              </a:graphicData>
+            </a:graphic>
+          </wp:inline>
+        </w:drawing>
+      </w:r>
+    </w:p>
+    <w:p>
+      <w:pPr>
+        <w:pStyle w:val="ListParagraph"/>
+        <w:numPr>
+          <w:ilvl w:val="0"/>
+          <w:numId w:val="21"/>
+        </w:numPr>
+        <w:spacing w:before="80" w:after="80"/>
+        <w:jc w:val="both"/>
+        <w:rPr>
+          <w:rFonts w:ascii="Times New Roman" w:hAnsi="Times New Roman" w:cs="Times New Roman"/>
+          <w:sz w:val="26"/>
+          <w:szCs w:val="26"/>
+        </w:rPr>
+      </w:pPr>
+      <w:proofErr w:type="spellStart"/>
+      <w:r>
+        <w:rPr>
+          <w:rFonts w:ascii="Times New Roman" w:hAnsi="Times New Roman" w:cs="Times New Roman"/>
+          <w:sz w:val="26"/>
+          <w:szCs w:val="26"/>
+        </w:rPr>
+        <w:lastRenderedPageBreak/>
+        <w:t>Histplot</w:t>
+      </w:r>
+      <w:proofErr w:type="spellEnd"/>
+      <w:r>
+        <w:rPr>
+          <w:rFonts w:ascii="Times New Roman" w:hAnsi="Times New Roman" w:cs="Times New Roman"/>
+          <w:sz w:val="26"/>
+          <w:szCs w:val="26"/>
+        </w:rPr>
+        <w:t xml:space="preserve"> for Tenure</w:t>
+      </w:r>
+      <w:r>
+        <w:rPr>
+          <w:rFonts w:ascii="Times New Roman" w:hAnsi="Times New Roman" w:cs="Times New Roman"/>
+          <w:sz w:val="26"/>
+          <w:szCs w:val="26"/>
+        </w:rPr>
+        <w:t>.</w:t>
+      </w:r>
+    </w:p>
+    <w:p>
+      <w:pPr>
+        <w:spacing w:before="80" w:after="80"/>
+        <w:ind w:left="-150"/>
+        <w:jc w:val="both"/>
+        <w:rPr>
+          <w:rFonts w:ascii="Times New Roman" w:hAnsi="Times New Roman" w:cs="Times New Roman"/>
+          <w:sz w:val="26"/>
+          <w:szCs w:val="26"/>
+        </w:rPr>
+      </w:pPr>
+      <w:r>
+        <w:rPr>
+          <w:rFonts w:ascii="Times New Roman" w:hAnsi="Times New Roman" w:cs="Times New Roman"/>
+          <w:noProof/>
+          <w:sz w:val="26"/>
+          <w:szCs w:val="26"/>
+        </w:rPr>
+        <w:drawing>
+          <wp:inline distT="0" distB="0" distL="0" distR="0" wp14:anchorId="56B00A1C" wp14:editId="6C4E7265">
+            <wp:extent cx="5419725" cy="2118360"/>
+            <wp:effectExtent l="0" t="0" r="9525" b="0"/>
+            <wp:docPr id="1004004508" name="Picture 1"/>
+            <wp:cNvGraphicFramePr>
+              <a:graphicFrameLocks xmlns:a="http://schemas.openxmlformats.org/drawingml/2006/main" noChangeAspect="1"/>
+            </wp:cNvGraphicFramePr>
+            <a:graphic xmlns:a="http://schemas.openxmlformats.org/drawingml/2006/main">
+              <a:graphicData uri="http://schemas.openxmlformats.org/drawingml/2006/picture">
+                <pic:pic xmlns:pic="http://schemas.openxmlformats.org/drawingml/2006/picture">
+                  <pic:nvPicPr>
+                    <pic:cNvPr id="1004004508" name=""/>
+                    <pic:cNvPicPr/>
+                  </pic:nvPicPr>
+                  <pic:blipFill>
+                    <a:blip r:embed="rId15"/>
+                    <a:stretch>
+                      <a:fillRect/>
+                    </a:stretch>
+                  </pic:blipFill>
+                  <pic:spPr>
+                    <a:xfrm>
+                      <a:off x="0" y="0"/>
+                      <a:ext cx="5419725" cy="2118360"/>
+                    </a:xfrm>
+                    <a:prstGeom prst="rect">
+                      <a:avLst/>
+                    </a:prstGeom>
+                  </pic:spPr>
+                </pic:pic>
+              </a:graphicData>
+            </a:graphic>
+          </wp:inline>
+        </w:drawing>
+      </w:r>
+    </w:p>
+    <w:p>
+      <w:pPr>
+        <w:pStyle w:val="ListParagraph"/>
+        <w:numPr>
+          <w:ilvl w:val="0"/>
+          <w:numId w:val="21"/>
+        </w:numPr>
+        <w:spacing w:before="80" w:after="80"/>
+        <w:jc w:val="both"/>
+        <w:rPr>
+          <w:rFonts w:ascii="Times New Roman" w:hAnsi="Times New Roman" w:cs="Times New Roman"/>
+          <w:sz w:val="26"/>
+          <w:szCs w:val="26"/>
+        </w:rPr>
+      </w:pPr>
+      <w:proofErr w:type="spellStart"/>
+      <w:r>
+        <w:rPr>
+          <w:rFonts w:ascii="Times New Roman" w:hAnsi="Times New Roman" w:cs="Times New Roman"/>
+          <w:sz w:val="26"/>
+          <w:szCs w:val="26"/>
+        </w:rPr>
+        <w:t>Histplot</w:t>
+      </w:r>
+      <w:proofErr w:type="spellEnd"/>
+      <w:r>
+        <w:rPr>
+          <w:rFonts w:ascii="Times New Roman" w:hAnsi="Times New Roman" w:cs="Times New Roman"/>
+          <w:sz w:val="26"/>
+          <w:szCs w:val="26"/>
+        </w:rPr>
+        <w:t xml:space="preserve"> for usage</w:t>
+      </w:r>
+      <w:r>
+        <w:rPr>
+          <w:rFonts w:ascii="Times New Roman" w:hAnsi="Times New Roman" w:cs="Times New Roman"/>
+          <w:sz w:val="26"/>
+          <w:szCs w:val="26"/>
+        </w:rPr>
+        <w:t xml:space="preserve"> </w:t>
+      </w:r>
+      <w:r>
+        <w:rPr>
+          <w:rFonts w:ascii="Times New Roman" w:hAnsi="Times New Roman" w:cs="Times New Roman"/>
+          <w:sz w:val="26"/>
+          <w:szCs w:val="26"/>
+        </w:rPr>
+        <w:t>frequency</w:t>
+      </w:r>
+      <w:r>
+        <w:rPr>
+          <w:rFonts w:ascii="Times New Roman" w:hAnsi="Times New Roman" w:cs="Times New Roman"/>
+          <w:sz w:val="26"/>
+          <w:szCs w:val="26"/>
+        </w:rPr>
+        <w:t>.</w:t>
+      </w:r>
+    </w:p>
+    <w:p>
+      <w:pPr>
+        <w:spacing w:before="80" w:after="80"/>
+        <w:ind w:left="-150"/>
+        <w:jc w:val="both"/>
+        <w:rPr>
+          <w:rFonts w:ascii="Times New Roman" w:hAnsi="Times New Roman" w:cs="Times New Roman"/>
+          <w:sz w:val="26"/>
+          <w:szCs w:val="26"/>
+        </w:rPr>
+      </w:pPr>
+      <w:r>
+        <w:rPr>
+          <w:noProof/>
+        </w:rPr>
+        <w:drawing>
+          <wp:inline distT="0" distB="0" distL="0" distR="0" wp14:anchorId="388D7BCF" wp14:editId="37B1838C">
+            <wp:extent cx="5419725" cy="2278380"/>
+            <wp:effectExtent l="0" t="0" r="9525" b="7620"/>
+            <wp:docPr id="159783165" name="Picture 1"/>
+            <wp:cNvGraphicFramePr>
+              <a:graphicFrameLocks xmlns:a="http://schemas.openxmlformats.org/drawingml/2006/main" noChangeAspect="1"/>
+            </wp:cNvGraphicFramePr>
+            <a:graphic xmlns:a="http://schemas.openxmlformats.org/drawingml/2006/main">
+              <a:graphicData uri="http://schemas.openxmlformats.org/drawingml/2006/picture">
+                <pic:pic xmlns:pic="http://schemas.openxmlformats.org/drawingml/2006/picture">
+                  <pic:nvPicPr>
+                    <pic:cNvPr id="159783165" name=""/>
+                    <pic:cNvPicPr/>
+                  </pic:nvPicPr>
+                  <pic:blipFill>
+                    <a:blip r:embed="rId16"/>
+                    <a:stretch>
+                      <a:fillRect/>
+                    </a:stretch>
+                  </pic:blipFill>
+                  <pic:spPr>
+                    <a:xfrm>
+                      <a:off x="0" y="0"/>
+                      <a:ext cx="5419725" cy="2278380"/>
+                    </a:xfrm>
+                    <a:prstGeom prst="rect">
+                      <a:avLst/>
+                    </a:prstGeom>
+                  </pic:spPr>
+                </pic:pic>
+              </a:graphicData>
+            </a:graphic>
+          </wp:inline>
+        </w:drawing>
+      </w:r>
+    </w:p>
+    <w:p>
+      <w:pPr>
+        <w:pStyle w:val="ListParagraph"/>
+        <w:numPr>
+          <w:ilvl w:val="0"/>
+          <w:numId w:val="21"/>
+        </w:numPr>
+        <w:spacing w:before="80" w:after="80"/>
+        <w:jc w:val="both"/>
+        <w:rPr>
+          <w:rFonts w:ascii="Times New Roman" w:hAnsi="Times New Roman" w:cs="Times New Roman"/>
+          <w:sz w:val="26"/>
+          <w:szCs w:val="26"/>
+        </w:rPr>
+      </w:pPr>
+      <w:proofErr w:type="spellStart"/>
+      <w:r>
+        <w:rPr>
+          <w:rFonts w:ascii="Times New Roman" w:hAnsi="Times New Roman" w:cs="Times New Roman"/>
+          <w:sz w:val="26"/>
+          <w:szCs w:val="26"/>
+        </w:rPr>
+        <w:t>Histplot</w:t>
+      </w:r>
+      <w:proofErr w:type="spellEnd"/>
+      <w:r>
+        <w:rPr>
+          <w:rFonts w:ascii="Times New Roman" w:hAnsi="Times New Roman" w:cs="Times New Roman"/>
+          <w:sz w:val="26"/>
+          <w:szCs w:val="26"/>
+        </w:rPr>
+        <w:t xml:space="preserve"> for support calls.</w:t>
+      </w:r>
+    </w:p>
+    <w:p>
+      <w:pPr>
+        <w:spacing w:before="80" w:after="80"/>
+        <w:ind w:left="-150"/>
+        <w:jc w:val="both"/>
+        <w:rPr>
+          <w:rFonts w:ascii="Times New Roman" w:hAnsi="Times New Roman" w:cs="Times New Roman"/>
+          <w:sz w:val="26"/>
+          <w:szCs w:val="26"/>
+        </w:rPr>
+      </w:pPr>
+      <w:r>
+        <w:rPr>
+          <w:rFonts w:ascii="Times New Roman" w:hAnsi="Times New Roman" w:cs="Times New Roman"/>
+          <w:noProof/>
+          <w:sz w:val="26"/>
+          <w:szCs w:val="26"/>
+        </w:rPr>
+        <w:drawing>
+          <wp:inline distT="0" distB="0" distL="0" distR="0" wp14:anchorId="7ECF3802" wp14:editId="3C245550">
+            <wp:extent cx="5419725" cy="2316480"/>
+            <wp:effectExtent l="0" t="0" r="9525" b="7620"/>
+            <wp:docPr id="603205238" name="Picture 1"/>
+            <wp:cNvGraphicFramePr>
+              <a:graphicFrameLocks xmlns:a="http://schemas.openxmlformats.org/drawingml/2006/main" noChangeAspect="1"/>
+            </wp:cNvGraphicFramePr>
+            <a:graphic xmlns:a="http://schemas.openxmlformats.org/drawingml/2006/main">
+              <a:graphicData uri="http://schemas.openxmlformats.org/drawingml/2006/picture">
+                <pic:pic xmlns:pic="http://schemas.openxmlformats.org/drawingml/2006/picture">
+                  <pic:nvPicPr>
+                    <pic:cNvPr id="603205238" name=""/>
+                    <pic:cNvPicPr/>
+                  </pic:nvPicPr>
+                  <pic:blipFill>
+                    <a:blip r:embed="rId17"/>
+                    <a:stretch>
+                      <a:fillRect/>
+                    </a:stretch>
+                  </pic:blipFill>
+                  <pic:spPr>
+                    <a:xfrm>
+                      <a:off x="0" y="0"/>
+                      <a:ext cx="5419725" cy="2316480"/>
+                    </a:xfrm>
+                    <a:prstGeom prst="rect">
+                      <a:avLst/>
+                    </a:prstGeom>
+                  </pic:spPr>
+                </pic:pic>
+              </a:graphicData>
+            </a:graphic>
+          </wp:inline>
+        </w:drawing>
+      </w:r>
+    </w:p>
+    <w:p>
+      <w:pPr>
+        <w:pStyle w:val="ListParagraph"/>
+        <w:numPr>
+          <w:ilvl w:val="0"/>
+          <w:numId w:val="21"/>
+        </w:numPr>
+        <w:spacing w:before="80" w:after="80"/>
+        <w:jc w:val="both"/>
+        <w:rPr>
+          <w:rFonts w:ascii="Times New Roman" w:hAnsi="Times New Roman" w:cs="Times New Roman"/>
+          <w:sz w:val="26"/>
+          <w:szCs w:val="26"/>
+        </w:rPr>
+      </w:pPr>
+      <w:proofErr w:type="spellStart"/>
+      <w:r>
+        <w:rPr>
+          <w:rFonts w:ascii="Times New Roman" w:hAnsi="Times New Roman" w:cs="Times New Roman"/>
+          <w:sz w:val="26"/>
+          <w:szCs w:val="26"/>
+        </w:rPr>
+        <w:t>Histplot</w:t>
+      </w:r>
+      <w:proofErr w:type="spellEnd"/>
+      <w:r>
+        <w:rPr>
+          <w:rFonts w:ascii="Times New Roman" w:hAnsi="Times New Roman" w:cs="Times New Roman"/>
+          <w:sz w:val="26"/>
+          <w:szCs w:val="26"/>
+        </w:rPr>
+        <w:t xml:space="preserve"> for payment delay.</w:t>
+      </w:r>
+    </w:p>
+    <w:p>
+      <w:pPr>
+        <w:spacing w:before="80" w:after="80"/>
+        <w:ind w:left="-150"/>
+        <w:jc w:val="both"/>
+        <w:rPr>
+          <w:rFonts w:ascii="Times New Roman" w:hAnsi="Times New Roman" w:cs="Times New Roman"/>
+          <w:sz w:val="26"/>
+          <w:szCs w:val="26"/>
+        </w:rPr>
+      </w:pPr>
+      <w:r>
+        <w:rPr>
+          <w:noProof/>
+        </w:rPr>
+        <w:lastRenderedPageBreak/>
+        <w:drawing>
+          <wp:inline distT="0" distB="0" distL="0" distR="0" wp14:anchorId="381D61FB" wp14:editId="70EBE221">
+            <wp:extent cx="5419725" cy="2301240"/>
+            <wp:effectExtent l="0" t="0" r="9525" b="3810"/>
+            <wp:docPr id="756364662" name="Picture 1"/>
+            <wp:cNvGraphicFramePr>
+              <a:graphicFrameLocks xmlns:a="http://schemas.openxmlformats.org/drawingml/2006/main" noChangeAspect="1"/>
+            </wp:cNvGraphicFramePr>
+            <a:graphic xmlns:a="http://schemas.openxmlformats.org/drawingml/2006/main">
+              <a:graphicData uri="http://schemas.openxmlformats.org/drawingml/2006/picture">
+                <pic:pic xmlns:pic="http://schemas.openxmlformats.org/drawingml/2006/picture">
+                  <pic:nvPicPr>
+                    <pic:cNvPr id="756364662" name=""/>
+                    <pic:cNvPicPr/>
+                  </pic:nvPicPr>
+                  <pic:blipFill>
+                    <a:blip r:embed="rId18"/>
+                    <a:stretch>
+                      <a:fillRect/>
+                    </a:stretch>
+                  </pic:blipFill>
+                  <pic:spPr>
+                    <a:xfrm>
+                      <a:off x="0" y="0"/>
+                      <a:ext cx="5419725" cy="2301240"/>
+                    </a:xfrm>
+                    <a:prstGeom prst="rect">
+                      <a:avLst/>
+                    </a:prstGeom>
+                  </pic:spPr>
+                </pic:pic>
+              </a:graphicData>
+            </a:graphic>
+          </wp:inline>
+        </w:drawing>
+      </w:r>
+    </w:p>
+    <w:p>
+      <w:pPr>
+        <w:pStyle w:val="ListParagraph"/>
+        <w:numPr>
+          <w:ilvl w:val="0"/>
+          <w:numId w:val="21"/>
+        </w:numPr>
+        <w:spacing w:before="80" w:after="80"/>
+        <w:jc w:val="both"/>
+        <w:rPr>
+          <w:rFonts w:ascii="Times New Roman" w:hAnsi="Times New Roman" w:cs="Times New Roman"/>
+          <w:sz w:val="26"/>
+          <w:szCs w:val="26"/>
+        </w:rPr>
+      </w:pPr>
+      <w:proofErr w:type="spellStart"/>
+      <w:r>
+        <w:rPr>
+          <w:rFonts w:ascii="Times New Roman" w:hAnsi="Times New Roman" w:cs="Times New Roman"/>
+          <w:sz w:val="26"/>
+          <w:szCs w:val="26"/>
+        </w:rPr>
+        <w:t>Countplot</w:t>
+      </w:r>
+      <w:proofErr w:type="spellEnd"/>
+      <w:r>
+        <w:rPr>
+          <w:rFonts w:ascii="Times New Roman" w:hAnsi="Times New Roman" w:cs="Times New Roman"/>
+          <w:sz w:val="26"/>
+          <w:szCs w:val="26"/>
+        </w:rPr>
+        <w:t xml:space="preserve"> for subscription Type.</w:t>
+      </w:r>
+    </w:p>
+    <w:p>
+      <w:pPr>
+        <w:spacing w:before="80" w:after="80"/>
+        <w:ind w:left="-150"/>
+        <w:jc w:val="both"/>
+        <w:rPr>
+          <w:rFonts w:ascii="Times New Roman" w:hAnsi="Times New Roman" w:cs="Times New Roman"/>
+          <w:sz w:val="26"/>
+          <w:szCs w:val="26"/>
+        </w:rPr>
+      </w:pPr>
+      <w:r>
+        <w:rPr>
+          <w:rFonts w:ascii="Times New Roman" w:hAnsi="Times New Roman" w:cs="Times New Roman"/>
+          <w:noProof/>
+          <w:sz w:val="26"/>
+          <w:szCs w:val="26"/>
+        </w:rPr>
+        <w:drawing>
+          <wp:inline distT="0" distB="0" distL="0" distR="0" wp14:anchorId="5388DEE7" wp14:editId="53153641">
+            <wp:extent cx="5450205" cy="2567940"/>
+            <wp:effectExtent l="0" t="0" r="0" b="3810"/>
+            <wp:docPr id="846230828" name="Picture 1"/>
+            <wp:cNvGraphicFramePr>
+              <a:graphicFrameLocks xmlns:a="http://schemas.openxmlformats.org/drawingml/2006/main" noChangeAspect="1"/>
+            </wp:cNvGraphicFramePr>
+            <a:graphic xmlns:a="http://schemas.openxmlformats.org/drawingml/2006/main">
+              <a:graphicData uri="http://schemas.openxmlformats.org/drawingml/2006/picture">
+                <pic:pic xmlns:pic="http://schemas.openxmlformats.org/drawingml/2006/picture">
+                  <pic:nvPicPr>
+                    <pic:cNvPr id="846230828" name=""/>
+                    <pic:cNvPicPr/>
+                  </pic:nvPicPr>
+                  <pic:blipFill>
+                    <a:blip r:embed="rId19"/>
+                    <a:stretch>
+                      <a:fillRect/>
+                    </a:stretch>
+                  </pic:blipFill>
+                  <pic:spPr>
+                    <a:xfrm>
+                      <a:off x="0" y="0"/>
+                      <a:ext cx="5450205" cy="2567940"/>
+                    </a:xfrm>
+                    <a:prstGeom prst="rect">
+                      <a:avLst/>
+                    </a:prstGeom>
+                  </pic:spPr>
+                </pic:pic>
+              </a:graphicData>
+            </a:graphic>
+          </wp:inline>
+        </w:drawing>
+      </w:r>
+    </w:p>
+    <w:p>
+      <w:pPr>
+        <w:pStyle w:val="ListParagraph"/>
+        <w:numPr>
+          <w:ilvl w:val="0"/>
+          <w:numId w:val="21"/>
+        </w:numPr>
+        <w:spacing w:before="80" w:after="80"/>
+        <w:jc w:val="both"/>
+        <w:rPr>
+          <w:rFonts w:ascii="Times New Roman" w:hAnsi="Times New Roman" w:cs="Times New Roman"/>
+          <w:sz w:val="26"/>
+          <w:szCs w:val="26"/>
+        </w:rPr>
+      </w:pPr>
+      <w:proofErr w:type="spellStart"/>
+      <w:r>
+        <w:rPr>
+          <w:rFonts w:ascii="Times New Roman" w:hAnsi="Times New Roman" w:cs="Times New Roman"/>
+          <w:sz w:val="26"/>
+          <w:szCs w:val="26"/>
+        </w:rPr>
+        <w:t>Countplot</w:t>
+      </w:r>
+      <w:proofErr w:type="spellEnd"/>
+      <w:r>
+        <w:rPr>
+          <w:rFonts w:ascii="Times New Roman" w:hAnsi="Times New Roman" w:cs="Times New Roman"/>
+          <w:sz w:val="26"/>
+          <w:szCs w:val="26"/>
+        </w:rPr>
+        <w:t xml:space="preserve"> for Contract Length.</w:t>
+      </w:r>
+    </w:p>
+    <w:p>
+      <w:pPr>
+        <w:spacing w:before="80" w:after="80"/>
+        <w:ind w:left="-150"/>
+        <w:jc w:val="both"/>
+        <w:rPr>
+          <w:rFonts w:ascii="Times New Roman" w:hAnsi="Times New Roman" w:cs="Times New Roman"/>
+          <w:sz w:val="26"/>
+          <w:szCs w:val="26"/>
+        </w:rPr>
+      </w:pPr>
+      <w:r>
+        <w:rPr>
+          <w:rFonts w:ascii="Times New Roman" w:hAnsi="Times New Roman" w:cs="Times New Roman"/>
+          <w:noProof/>
+          <w:sz w:val="26"/>
+          <w:szCs w:val="26"/>
+        </w:rPr>
+        <w:drawing>
+          <wp:inline distT="0" distB="0" distL="0" distR="0" wp14:anchorId="62556393" wp14:editId="2C0479CF">
+            <wp:extent cx="5488305" cy="2522220"/>
+            <wp:effectExtent l="0" t="0" r="0" b="0"/>
+            <wp:docPr id="2103221403" name="Picture 1"/>
+            <wp:cNvGraphicFramePr>
+              <a:graphicFrameLocks xmlns:a="http://schemas.openxmlformats.org/drawingml/2006/main" noChangeAspect="1"/>
+            </wp:cNvGraphicFramePr>
+            <a:graphic xmlns:a="http://schemas.openxmlformats.org/drawingml/2006/main">
+              <a:graphicData uri="http://schemas.openxmlformats.org/drawingml/2006/picture">
+                <pic:pic xmlns:pic="http://schemas.openxmlformats.org/drawingml/2006/picture">
+                  <pic:nvPicPr>
+                    <pic:cNvPr id="2103221403" name=""/>
+                    <pic:cNvPicPr/>
+                  </pic:nvPicPr>
+                  <pic:blipFill>
+                    <a:blip r:embed="rId19"/>
+                    <a:stretch>
+                      <a:fillRect/>
+                    </a:stretch>
+                  </pic:blipFill>
+                  <pic:spPr>
+                    <a:xfrm>
+                      <a:off x="0" y="0"/>
+                      <a:ext cx="5488305" cy="2522220"/>
+                    </a:xfrm>
+                    <a:prstGeom prst="rect">
+                      <a:avLst/>
+                    </a:prstGeom>
+                  </pic:spPr>
+                </pic:pic>
+              </a:graphicData>
+            </a:graphic>
+          </wp:inline>
+        </w:drawing>
+      </w:r>
+    </w:p>
+    <w:p>
+      <w:pPr>
+        <w:pStyle w:val="ListParagraph"/>
+        <w:numPr>
+          <w:ilvl w:val="0"/>
+          <w:numId w:val="21"/>
+        </w:numPr>
+        <w:spacing w:before="80" w:after="80"/>
+        <w:jc w:val="both"/>
+        <w:rPr>
+          <w:rFonts w:ascii="Times New Roman" w:hAnsi="Times New Roman" w:cs="Times New Roman"/>
+          <w:sz w:val="26"/>
+          <w:szCs w:val="26"/>
+        </w:rPr>
+      </w:pPr>
+      <w:r>
+        <w:rPr>
+          <w:rFonts w:ascii="Times New Roman" w:hAnsi="Times New Roman" w:cs="Times New Roman"/>
+          <w:sz w:val="26"/>
+          <w:szCs w:val="26"/>
+        </w:rPr>
+        <w:t>Boxplot for Last Interaction.</w:t>
+      </w:r>
+    </w:p>
+    <w:p>
+      <w:pPr>
+        <w:spacing w:before="80" w:after="80"/>
+        <w:ind w:left="-150"/>
+        <w:jc w:val="both"/>
+        <w:rPr>
+          <w:rFonts w:ascii="Times New Roman" w:hAnsi="Times New Roman" w:cs="Times New Roman"/>
+          <w:sz w:val="26"/>
+          <w:szCs w:val="26"/>
+        </w:rPr>
+      </w:pPr>
+    </w:p>
+    <w:p>
+      <w:pPr>
+        <w:spacing w:before="80" w:after="80"/>
+        <w:ind w:left="-150"/>
+        <w:jc w:val="both"/>
+        <w:rPr>
+          <w:rFonts w:ascii="Times New Roman" w:hAnsi="Times New Roman" w:cs="Times New Roman"/>
+          <w:sz w:val="26"/>
+          <w:szCs w:val="26"/>
+        </w:rPr>
+      </w:pPr>
+      <w:r>
+        <w:rPr>
+          <w:rFonts w:ascii="Times New Roman" w:hAnsi="Times New Roman" w:cs="Times New Roman"/>
+          <w:noProof/>
+          <w:sz w:val="26"/>
+          <w:szCs w:val="26"/>
+        </w:rPr>
+        <w:lastRenderedPageBreak/>
+        <w:drawing>
+          <wp:inline distT="0" distB="0" distL="0" distR="0" wp14:anchorId="226D6D17" wp14:editId="5E6F645F">
+            <wp:extent cx="5471160" cy="2556510"/>
+            <wp:effectExtent l="0" t="0" r="0" b="0"/>
+            <wp:docPr id="236482433" name="Picture 1"/>
+            <wp:cNvGraphicFramePr>
+              <a:graphicFrameLocks xmlns:a="http://schemas.openxmlformats.org/drawingml/2006/main" noChangeAspect="1"/>
+            </wp:cNvGraphicFramePr>
+            <a:graphic xmlns:a="http://schemas.openxmlformats.org/drawingml/2006/main">
+              <a:graphicData uri="http://schemas.openxmlformats.org/drawingml/2006/picture">
+                <pic:pic xmlns:pic="http://schemas.openxmlformats.org/drawingml/2006/picture">
+                  <pic:nvPicPr>
+                    <pic:cNvPr id="236482433" name=""/>
+                    <pic:cNvPicPr/>
+                  </pic:nvPicPr>
+                  <pic:blipFill>
+                    <a:blip r:embed="rId20"/>
+                    <a:stretch>
+                      <a:fillRect/>
+                    </a:stretch>
+                  </pic:blipFill>
+                  <pic:spPr>
+                    <a:xfrm>
+                      <a:off x="0" y="0"/>
+                      <a:ext cx="5471160" cy="2556510"/>
+                    </a:xfrm>
+                    <a:prstGeom prst="rect">
+                      <a:avLst/>
+                    </a:prstGeom>
+                  </pic:spPr>
+                </pic:pic>
+              </a:graphicData>
+            </a:graphic>
+          </wp:inline>
+        </w:drawing>
+      </w:r>
+    </w:p>
+    <w:p>
+      <w:pPr>
+        <w:pStyle w:val="ListParagraph"/>
+        <w:numPr>
+          <w:ilvl w:val="0"/>
+          <w:numId w:val="21"/>
+        </w:numPr>
+        <w:spacing w:before="80" w:after="80"/>
+        <w:jc w:val="both"/>
+        <w:rPr>
+          <w:rFonts w:ascii="Times New Roman" w:hAnsi="Times New Roman" w:cs="Times New Roman"/>
+          <w:sz w:val="26"/>
+          <w:szCs w:val="26"/>
+        </w:rPr>
+      </w:pPr>
+      <w:proofErr w:type="spellStart"/>
+      <w:r>
+        <w:rPr>
+          <w:rFonts w:ascii="Times New Roman" w:hAnsi="Times New Roman" w:cs="Times New Roman"/>
+          <w:sz w:val="26"/>
+          <w:szCs w:val="26"/>
+        </w:rPr>
+        <w:t>Countplot</w:t>
+      </w:r>
+      <w:proofErr w:type="spellEnd"/>
+      <w:r>
+        <w:rPr>
+          <w:rFonts w:ascii="Times New Roman" w:hAnsi="Times New Roman" w:cs="Times New Roman"/>
+          <w:sz w:val="26"/>
+          <w:szCs w:val="26"/>
+        </w:rPr>
+        <w:t xml:space="preserve"> for Customer churn.</w:t>
+      </w:r>
+    </w:p>
+    <w:p>
+      <w:pPr>
+        <w:spacing w:before="80" w:after="80"/>
+        <w:ind w:left="-150"/>
+        <w:jc w:val="both"/>
+        <w:rPr>
+          <w:rFonts w:ascii="Times New Roman" w:hAnsi="Times New Roman" w:cs="Times New Roman"/>
+          <w:sz w:val="26"/>
+          <w:szCs w:val="26"/>
+        </w:rPr>
+      </w:pPr>
+      <w:r>
+        <w:rPr>
+          <w:rFonts w:ascii="Times New Roman" w:hAnsi="Times New Roman" w:cs="Times New Roman"/>
+          <w:noProof/>
+          <w:sz w:val="26"/>
+          <w:szCs w:val="26"/>
+        </w:rPr>
+        <w:drawing>
+          <wp:inline distT="0" distB="0" distL="0" distR="0" wp14:anchorId="5168EE52" wp14:editId="6299D832">
+            <wp:extent cx="5463540" cy="2918460"/>
+            <wp:effectExtent l="0" t="0" r="3810" b="0"/>
+            <wp:docPr id="1520380051" name="Picture 1"/>
+            <wp:cNvGraphicFramePr>
+              <a:graphicFrameLocks xmlns:a="http://schemas.openxmlformats.org/drawingml/2006/main" noChangeAspect="1"/>
+            </wp:cNvGraphicFramePr>
+            <a:graphic xmlns:a="http://schemas.openxmlformats.org/drawingml/2006/main">
+              <a:graphicData uri="http://schemas.openxmlformats.org/drawingml/2006/picture">
+                <pic:pic xmlns:pic="http://schemas.openxmlformats.org/drawingml/2006/picture">
+                  <pic:nvPicPr>
+                    <pic:cNvPr id="1520380051" name=""/>
+                    <pic:cNvPicPr/>
+                  </pic:nvPicPr>
+                  <pic:blipFill>
+                    <a:blip r:embed="rId21"/>
+                    <a:stretch>
+                      <a:fillRect/>
+                    </a:stretch>
+                  </pic:blipFill>
+                  <pic:spPr>
+                    <a:xfrm>
+                      <a:off x="0" y="0"/>
+                      <a:ext cx="5463540" cy="2918460"/>
+                    </a:xfrm>
+                    <a:prstGeom prst="rect">
+                      <a:avLst/>
+                    </a:prstGeom>
+                  </pic:spPr>
+                </pic:pic>
+              </a:graphicData>
+            </a:graphic>
+          </wp:inline>
+        </w:drawing>
+      </w:r>
+    </w:p>
+    <w:p>
+      <w:pPr>
+        <w:spacing w:before="80" w:after="80"/>
+        <w:ind w:left="-150"/>
+        <w:jc w:val="both"/>
+        <w:rPr>
+          <w:rFonts w:ascii="Times New Roman" w:hAnsi="Times New Roman" w:cs="Times New Roman"/>
+          <w:b/>
+          <w:bCs/>
+          <w:sz w:val="26"/>
+          <w:szCs w:val="26"/>
+        </w:rPr>
+      </w:pPr>
+      <w:r>
+        <w:rPr>
+          <w:rFonts w:ascii="Times New Roman" w:hAnsi="Times New Roman" w:cs="Times New Roman"/>
+          <w:b/>
+          <w:bCs/>
+          <w:sz w:val="26"/>
+          <w:szCs w:val="26"/>
+        </w:rPr>
+        <w:t>Bivariate Analysis</w:t>
+      </w:r>
+    </w:p>
+    <w:p>
+      <w:pPr>
+        <w:spacing w:before="80" w:after="80"/>
+        <w:jc w:val="both"/>
+        <w:rPr>
+          <w:rFonts w:ascii="Times New Roman" w:hAnsi="Times New Roman" w:cs="Times New Roman"/>
+          <w:sz w:val="26"/>
+          <w:szCs w:val="26"/>
+        </w:rPr>
+      </w:pPr>
+      <w:r>
+        <w:rPr>
+          <w:rFonts w:ascii="Times New Roman" w:hAnsi="Times New Roman" w:cs="Times New Roman"/>
+          <w:sz w:val="26"/>
+          <w:szCs w:val="26"/>
+        </w:rPr>
+        <w:t>The following feature relationships were examined:</w:t>
+      </w:r>
+    </w:p>
+    <w:p>
+      <w:pPr>
+        <w:numPr>
+          <w:ilvl w:val="0"/>
+          <w:numId w:val="10"/>
+        </w:numPr>
+        <w:spacing w:before="80" w:after="80"/>
+        <w:jc w:val="both"/>
+        <w:rPr>
+          <w:rFonts w:ascii="Times New Roman" w:hAnsi="Times New Roman" w:cs="Times New Roman"/>
+          <w:sz w:val="26"/>
+          <w:szCs w:val="26"/>
+        </w:rPr>
+      </w:pPr>
+      <w:r>
+        <w:rPr>
+          <w:rFonts w:ascii="Times New Roman" w:hAnsi="Times New Roman" w:cs="Times New Roman"/>
+          <w:sz w:val="26"/>
+          <w:szCs w:val="26"/>
+        </w:rPr>
+        <w:t xml:space="preserve">Age vs Churn </w:t>
+      </w:r>
+    </w:p>
+    <w:p>
+      <w:pPr>
+        <w:numPr>
+          <w:ilvl w:val="0"/>
+          <w:numId w:val="10"/>
+        </w:numPr>
+        <w:spacing w:before="80" w:after="80"/>
+        <w:jc w:val="both"/>
+        <w:rPr>
+          <w:rFonts w:ascii="Times New Roman" w:hAnsi="Times New Roman" w:cs="Times New Roman"/>
+          <w:sz w:val="26"/>
+          <w:szCs w:val="26"/>
+        </w:rPr>
+      </w:pPr>
+      <w:r>
+        <w:rPr>
+          <w:rFonts w:ascii="Times New Roman" w:hAnsi="Times New Roman" w:cs="Times New Roman"/>
+          <w:sz w:val="26"/>
+          <w:szCs w:val="26"/>
+        </w:rPr>
+        <w:t xml:space="preserve">Tenure vs Churn </w:t>
+      </w:r>
+    </w:p>
+    <w:p>
+      <w:pPr>
+        <w:numPr>
+          <w:ilvl w:val="0"/>
+          <w:numId w:val="10"/>
+        </w:numPr>
+        <w:spacing w:before="80" w:after="80"/>
+        <w:jc w:val="both"/>
+        <w:rPr>
+          <w:rFonts w:ascii="Times New Roman" w:hAnsi="Times New Roman" w:cs="Times New Roman"/>
+          <w:sz w:val="26"/>
+          <w:szCs w:val="26"/>
+        </w:rPr>
+      </w:pPr>
+      <w:r>
+        <w:rPr>
+          <w:rFonts w:ascii="Times New Roman" w:hAnsi="Times New Roman" w:cs="Times New Roman"/>
+          <w:sz w:val="26"/>
+          <w:szCs w:val="26"/>
+        </w:rPr>
+        <w:t xml:space="preserve">Usage Frequency vs Churn </w:t>
+      </w:r>
+    </w:p>
+    <w:p>
+      <w:pPr>
+        <w:numPr>
+          <w:ilvl w:val="0"/>
+          <w:numId w:val="10"/>
+        </w:numPr>
+        <w:spacing w:before="80" w:after="80"/>
+        <w:jc w:val="both"/>
+        <w:rPr>
+          <w:rFonts w:ascii="Times New Roman" w:hAnsi="Times New Roman" w:cs="Times New Roman"/>
+          <w:sz w:val="26"/>
+          <w:szCs w:val="26"/>
+        </w:rPr>
+      </w:pPr>
+      <w:r>
+        <w:rPr>
+          <w:rFonts w:ascii="Times New Roman" w:hAnsi="Times New Roman" w:cs="Times New Roman"/>
+          <w:sz w:val="26"/>
+          <w:szCs w:val="26"/>
+        </w:rPr>
+        <w:t xml:space="preserve">Support Calls vs Churn </w:t>
+      </w:r>
+    </w:p>
+    <w:p>
+      <w:pPr>
+        <w:numPr>
+          <w:ilvl w:val="0"/>
+          <w:numId w:val="10"/>
+        </w:numPr>
+        <w:spacing w:before="80" w:after="80"/>
+        <w:jc w:val="both"/>
+        <w:rPr>
+          <w:rFonts w:ascii="Times New Roman" w:hAnsi="Times New Roman" w:cs="Times New Roman"/>
+          <w:sz w:val="26"/>
+          <w:szCs w:val="26"/>
+        </w:rPr>
+      </w:pPr>
+      <w:r>
+        <w:rPr>
+          <w:rFonts w:ascii="Times New Roman" w:hAnsi="Times New Roman" w:cs="Times New Roman"/>
+          <w:sz w:val="26"/>
+          <w:szCs w:val="26"/>
+        </w:rPr>
+        <w:t xml:space="preserve">Payment Delay vs Churn </w:t>
+      </w:r>
+    </w:p>
+    <w:p>
+      <w:pPr>
+        <w:numPr>
+          <w:ilvl w:val="0"/>
+          <w:numId w:val="10"/>
+        </w:numPr>
+        <w:spacing w:before="80" w:after="80"/>
+        <w:jc w:val="both"/>
+        <w:rPr>
+          <w:rFonts w:ascii="Times New Roman" w:hAnsi="Times New Roman" w:cs="Times New Roman"/>
+          <w:sz w:val="26"/>
+          <w:szCs w:val="26"/>
+        </w:rPr>
+      </w:pPr>
+      <w:r>
+        <w:rPr>
+          <w:rFonts w:ascii="Times New Roman" w:hAnsi="Times New Roman" w:cs="Times New Roman"/>
+          <w:sz w:val="26"/>
+          <w:szCs w:val="26"/>
+        </w:rPr>
+        <w:t xml:space="preserve">Total Spend vs Churn </w:t>
+      </w:r>
+    </w:p>
+    <w:p>
+      <w:pPr>
+        <w:numPr>
+          <w:ilvl w:val="0"/>
+          <w:numId w:val="10"/>
+        </w:numPr>
+        <w:spacing w:before="80" w:after="80"/>
+        <w:jc w:val="both"/>
+        <w:rPr>
+          <w:rFonts w:ascii="Times New Roman" w:hAnsi="Times New Roman" w:cs="Times New Roman"/>
+          <w:sz w:val="26"/>
+          <w:szCs w:val="26"/>
+        </w:rPr>
+      </w:pPr>
+      <w:r>
+        <w:rPr>
+          <w:rFonts w:ascii="Times New Roman" w:hAnsi="Times New Roman" w:cs="Times New Roman"/>
+          <w:sz w:val="26"/>
+          <w:szCs w:val="26"/>
+        </w:rPr>
+        <w:t xml:space="preserve">Last Interaction vs Churn </w:t>
+      </w:r>
+    </w:p>
+    <w:p>
+      <w:pPr>
+        <w:numPr>
+          <w:ilvl w:val="0"/>
+          <w:numId w:val="10"/>
+        </w:numPr>
+        <w:spacing w:before="80" w:after="80"/>
+        <w:jc w:val="both"/>
+        <w:rPr>
+          <w:rFonts w:ascii="Times New Roman" w:hAnsi="Times New Roman" w:cs="Times New Roman"/>
+          <w:sz w:val="26"/>
+          <w:szCs w:val="26"/>
+        </w:rPr>
+      </w:pPr>
+      <w:r>
+        <w:rPr>
+          <w:rFonts w:ascii="Times New Roman" w:hAnsi="Times New Roman" w:cs="Times New Roman"/>
+          <w:sz w:val="26"/>
+          <w:szCs w:val="26"/>
+        </w:rPr>
+        <w:t xml:space="preserve">Gender vs Churn </w:t>
+      </w:r>
+    </w:p>
+    <w:p>
+      <w:pPr>
+        <w:numPr>
+          <w:ilvl w:val="0"/>
+          <w:numId w:val="10"/>
+        </w:numPr>
+        <w:spacing w:before="80" w:after="80"/>
+        <w:jc w:val="both"/>
+        <w:rPr>
+          <w:rFonts w:ascii="Times New Roman" w:hAnsi="Times New Roman" w:cs="Times New Roman"/>
+          <w:sz w:val="26"/>
+          <w:szCs w:val="26"/>
+        </w:rPr>
+      </w:pPr>
+      <w:r>
+        <w:rPr>
+          <w:rFonts w:ascii="Times New Roman" w:hAnsi="Times New Roman" w:cs="Times New Roman"/>
+          <w:sz w:val="26"/>
+          <w:szCs w:val="26"/>
+        </w:rPr>
+        <w:t xml:space="preserve">Subscription Type vs Churn </w:t>
+      </w:r>
+    </w:p>
+    <w:p>
+      <w:pPr>
+        <w:numPr>
+          <w:ilvl w:val="0"/>
+          <w:numId w:val="10"/>
+        </w:numPr>
+        <w:spacing w:before="80" w:after="80"/>
+        <w:jc w:val="both"/>
+        <w:rPr>
+          <w:rFonts w:ascii="Times New Roman" w:hAnsi="Times New Roman" w:cs="Times New Roman"/>
+          <w:sz w:val="26"/>
+          <w:szCs w:val="26"/>
+        </w:rPr>
+      </w:pPr>
+      <w:r>
+        <w:rPr>
+          <w:rFonts w:ascii="Times New Roman" w:hAnsi="Times New Roman" w:cs="Times New Roman"/>
+          <w:sz w:val="26"/>
+          <w:szCs w:val="26"/>
+        </w:rPr>
+        <w:lastRenderedPageBreak/>
+        <w:t>Contract Length vs Churn</w:t>
+      </w:r>
+    </w:p>
+    <w:p>
+      <w:pPr>
+        <w:spacing w:before="80" w:after="80"/>
+        <w:ind w:left="-150"/>
+        <w:jc w:val="both"/>
+        <w:rPr>
+          <w:rFonts w:ascii="Times New Roman" w:hAnsi="Times New Roman" w:cs="Times New Roman"/>
+          <w:sz w:val="26"/>
+          <w:szCs w:val="26"/>
+        </w:rPr>
+      </w:pPr>
+      <w:r>
+        <w:rPr>
+          <w:rFonts w:ascii="Times New Roman" w:hAnsi="Times New Roman" w:cs="Times New Roman"/>
+          <w:noProof/>
+          <w:sz w:val="26"/>
+          <w:szCs w:val="26"/>
+        </w:rPr>
+        <w:drawing>
+          <wp:inline distT="0" distB="0" distL="0" distR="0" wp14:anchorId="30FC3184" wp14:editId="6D351E5A">
+            <wp:extent cx="5891530" cy="2438400"/>
+            <wp:effectExtent l="0" t="0" r="0" b="0"/>
+            <wp:docPr id="1935590372" name="Picture 1"/>
+            <wp:cNvGraphicFramePr>
+              <a:graphicFrameLocks xmlns:a="http://schemas.openxmlformats.org/drawingml/2006/main" noChangeAspect="1"/>
+            </wp:cNvGraphicFramePr>
+            <a:graphic xmlns:a="http://schemas.openxmlformats.org/drawingml/2006/main">
+              <a:graphicData uri="http://schemas.openxmlformats.org/drawingml/2006/picture">
+                <pic:pic xmlns:pic="http://schemas.openxmlformats.org/drawingml/2006/picture">
+                  <pic:nvPicPr>
+                    <pic:cNvPr id="1935590372" name="Picture 1935590372"/>
+                    <pic:cNvPicPr/>
+                  </pic:nvPicPr>
+                  <pic:blipFill>
+                    <a:blip r:embed="rId22" cstate="print">
+                      <a:extLst>
+                        <a:ext uri="{28A0092B-C50C-407E-A947-70E740481C1C}">
+                          <a14:useLocalDpi xmlns:a14="http://schemas.microsoft.com/office/drawing/2010/main" val="0"/>
+                        </a:ext>
+                      </a:extLst>
+                    </a:blip>
+                    <a:stretch>
+                      <a:fillRect/>
+                    </a:stretch>
+                  </pic:blipFill>
+                  <pic:spPr>
+                    <a:xfrm>
+                      <a:off x="0" y="0"/>
+                      <a:ext cx="5891530" cy="2438400"/>
+                    </a:xfrm>
+                    <a:prstGeom prst="rect">
+                      <a:avLst/>
+                    </a:prstGeom>
+                  </pic:spPr>
+                </pic:pic>
+              </a:graphicData>
+            </a:graphic>
+          </wp:inline>
+        </w:drawing>
+      </w:r>
+    </w:p>
+    <w:p>
+      <w:pPr>
+        <w:spacing w:before="80" w:after="80"/>
+        <w:ind w:left="-150"/>
+        <w:jc w:val="both"/>
+        <w:rPr>
+          <w:rFonts w:ascii="Times New Roman" w:hAnsi="Times New Roman" w:cs="Times New Roman"/>
+          <w:sz w:val="26"/>
+          <w:szCs w:val="26"/>
+        </w:rPr>
+      </w:pPr>
+    </w:p>
+    <w:p>
+      <w:pPr>
+        <w:spacing w:before="80" w:after="80"/>
+        <w:ind w:left="-150"/>
+        <w:jc w:val="both"/>
+        <w:rPr>
+          <w:rFonts w:ascii="Times New Roman" w:hAnsi="Times New Roman" w:cs="Times New Roman"/>
+          <w:sz w:val="26"/>
+          <w:szCs w:val="26"/>
+        </w:rPr>
+      </w:pPr>
+      <w:r>
+        <w:rPr>
+          <w:rFonts w:ascii="Times New Roman" w:hAnsi="Times New Roman" w:cs="Times New Roman"/>
+          <w:sz w:val="26"/>
+          <w:szCs w:val="26"/>
+        </w:rPr>
+        <w:drawing>
+          <wp:inline distT="0" distB="0" distL="0" distR="0" wp14:anchorId="1B523589" wp14:editId="4743CE56">
+            <wp:extent cx="5914390" cy="2793365"/>
+            <wp:effectExtent l="0" t="0" r="0" b="6985"/>
+            <wp:docPr id="412340599" name="Picture 1"/>
+            <wp:cNvGraphicFramePr>
+              <a:graphicFrameLocks xmlns:a="http://schemas.openxmlformats.org/drawingml/2006/main" noChangeAspect="1"/>
+            </wp:cNvGraphicFramePr>
+            <a:graphic xmlns:a="http://schemas.openxmlformats.org/drawingml/2006/main">
+              <a:graphicData uri="http://schemas.openxmlformats.org/drawingml/2006/picture">
+                <pic:pic xmlns:pic="http://schemas.openxmlformats.org/drawingml/2006/picture">
+                  <pic:nvPicPr>
+                    <pic:cNvPr id="412340599" name=""/>
+                    <pic:cNvPicPr/>
+                  </pic:nvPicPr>
+                  <pic:blipFill>
+                    <a:blip r:embed="rId23"/>
+                    <a:stretch>
+                      <a:fillRect/>
+                    </a:stretch>
+                  </pic:blipFill>
+                  <pic:spPr>
+                    <a:xfrm>
+                      <a:off x="0" y="0"/>
+                      <a:ext cx="5914390" cy="2793365"/>
+                    </a:xfrm>
+                    <a:prstGeom prst="rect">
+                      <a:avLst/>
+                    </a:prstGeom>
+                  </pic:spPr>
+                </pic:pic>
+              </a:graphicData>
+            </a:graphic>
+          </wp:inline>
+        </w:drawing>
+      </w:r>
+    </w:p>
+    <w:p>
+      <w:pPr>
+        <w:spacing w:before="80" w:after="80"/>
+        <w:ind w:left="-150"/>
+        <w:jc w:val="both"/>
+        <w:rPr>
+          <w:rFonts w:ascii="Times New Roman" w:hAnsi="Times New Roman" w:cs="Times New Roman"/>
+          <w:sz w:val="26"/>
+          <w:szCs w:val="26"/>
+        </w:rPr>
+      </w:pPr>
+    </w:p>
+    <w:p>
+      <w:pPr>
+        <w:spacing w:before="80" w:after="80"/>
+        <w:ind w:left="-150"/>
+        <w:jc w:val="both"/>
+        <w:rPr>
+          <w:rFonts w:ascii="Times New Roman" w:hAnsi="Times New Roman" w:cs="Times New Roman"/>
+          <w:sz w:val="26"/>
+          <w:szCs w:val="26"/>
+        </w:rPr>
+      </w:pPr>
+      <w:r>
+        <w:rPr>
+          <w:rFonts w:ascii="Times New Roman" w:hAnsi="Times New Roman" w:cs="Times New Roman"/>
+          <w:noProof/>
+          <w:sz w:val="26"/>
+          <w:szCs w:val="26"/>
+        </w:rPr>
+        <w:drawing>
+          <wp:inline distT="0" distB="0" distL="0" distR="0" wp14:anchorId="7369C17F" wp14:editId="5884797A">
+            <wp:extent cx="5929630" cy="2590800"/>
+            <wp:effectExtent l="0" t="0" r="0" b="0"/>
+            <wp:docPr id="1884843734" name="Picture 3"/>
+            <wp:cNvGraphicFramePr>
+              <a:graphicFrameLocks xmlns:a="http://schemas.openxmlformats.org/drawingml/2006/main" noChangeAspect="1"/>
+            </wp:cNvGraphicFramePr>
+            <a:graphic xmlns:a="http://schemas.openxmlformats.org/drawingml/2006/main">
+              <a:graphicData uri="http://schemas.openxmlformats.org/drawingml/2006/picture">
+                <pic:pic xmlns:pic="http://schemas.openxmlformats.org/drawingml/2006/picture">
+                  <pic:nvPicPr>
+                    <pic:cNvPr id="1884843734" name="Picture 1884843734"/>
+                    <pic:cNvPicPr/>
+                  </pic:nvPicPr>
+                  <pic:blipFill>
+                    <a:blip r:embed="rId24" cstate="print">
+                      <a:extLst>
+                        <a:ext uri="{28A0092B-C50C-407E-A947-70E740481C1C}">
+                          <a14:useLocalDpi xmlns:a14="http://schemas.microsoft.com/office/drawing/2010/main" val="0"/>
+                        </a:ext>
+                      </a:extLst>
+                    </a:blip>
+                    <a:stretch>
+                      <a:fillRect/>
+                    </a:stretch>
+                  </pic:blipFill>
+                  <pic:spPr>
+                    <a:xfrm>
+                      <a:off x="0" y="0"/>
+                      <a:ext cx="5929630" cy="2590800"/>
+                    </a:xfrm>
+                    <a:prstGeom prst="rect">
+                      <a:avLst/>
+                    </a:prstGeom>
+                  </pic:spPr>
+                </pic:pic>
+              </a:graphicData>
+            </a:graphic>
+          </wp:inline>
+        </w:drawing>
+      </w:r>
+    </w:p>
+    <w:p>
+      <w:pPr>
+        <w:spacing w:before="80" w:after="80"/>
+        <w:jc w:val="both"/>
+        <w:rPr>
+          <w:rFonts w:ascii="Times New Roman" w:hAnsi="Times New Roman" w:cs="Times New Roman"/>
+          <w:b/>
+          <w:bCs/>
+          <w:sz w:val="26"/>
+          <w:szCs w:val="26"/>
+        </w:rPr>
+      </w:pPr>
+      <w:r>
+        <w:rPr>
+          <w:rFonts w:ascii="Times New Roman" w:hAnsi="Times New Roman" w:cs="Times New Roman"/>
+          <w:b/>
+          <w:bCs/>
+          <w:sz w:val="26"/>
+          <w:szCs w:val="26"/>
+        </w:rPr>
+        <w:lastRenderedPageBreak/>
+        <w:t>Statistical Validation</w:t>
+      </w:r>
+    </w:p>
+    <w:p>
+      <w:pPr>
+        <w:spacing w:before="80" w:after="80"/>
+        <w:jc w:val="both"/>
+        <w:rPr>
+          <w:rFonts w:ascii="Times New Roman" w:hAnsi="Times New Roman" w:cs="Times New Roman"/>
+          <w:sz w:val="26"/>
+          <w:szCs w:val="26"/>
+        </w:rPr>
+      </w:pPr>
+      <w:r>
+        <w:rPr>
+          <w:rFonts w:ascii="Times New Roman" w:hAnsi="Times New Roman" w:cs="Times New Roman"/>
+          <w:sz w:val="26"/>
+          <w:szCs w:val="26"/>
+        </w:rPr>
+        <w:t>To validate the observed relationships:</w:t>
+      </w:r>
+    </w:p>
+    <w:p>
+      <w:pPr>
+        <w:numPr>
+          <w:ilvl w:val="0"/>
+          <w:numId w:val="11"/>
+        </w:numPr>
+        <w:spacing w:before="80" w:after="80"/>
+        <w:jc w:val="both"/>
+        <w:rPr>
+          <w:rFonts w:ascii="Times New Roman" w:hAnsi="Times New Roman" w:cs="Times New Roman"/>
+          <w:sz w:val="26"/>
+          <w:szCs w:val="26"/>
+        </w:rPr>
+      </w:pPr>
+      <w:r>
+        <w:rPr>
+          <w:rFonts w:ascii="Times New Roman" w:hAnsi="Times New Roman" w:cs="Times New Roman"/>
+          <w:b/>
+          <w:bCs/>
+          <w:sz w:val="26"/>
+          <w:szCs w:val="26"/>
+        </w:rPr>
+        <w:t>Independent T-Test</w:t>
+      </w:r>
+      <w:r>
+        <w:rPr>
+          <w:rFonts w:ascii="Times New Roman" w:hAnsi="Times New Roman" w:cs="Times New Roman"/>
+          <w:sz w:val="26"/>
+          <w:szCs w:val="26"/>
+        </w:rPr>
+        <w:t xml:space="preserve"> was applied to numerical features to determine whether the differences between churned and retained customers were statistically significant. </w:t>
+      </w:r>
+    </w:p>
+    <w:p>
+      <w:pPr>
+        <w:numPr>
+          <w:ilvl w:val="0"/>
+          <w:numId w:val="11"/>
+        </w:numPr>
+        <w:spacing w:before="80" w:after="80"/>
+        <w:jc w:val="both"/>
+        <w:rPr>
+          <w:rFonts w:ascii="Times New Roman" w:hAnsi="Times New Roman" w:cs="Times New Roman"/>
+          <w:sz w:val="26"/>
+          <w:szCs w:val="26"/>
+        </w:rPr>
+      </w:pPr>
+      <w:r>
+        <w:rPr>
+          <w:rFonts w:ascii="Times New Roman" w:hAnsi="Times New Roman" w:cs="Times New Roman"/>
+          <w:b/>
+          <w:bCs/>
+          <w:sz w:val="26"/>
+          <w:szCs w:val="26"/>
+        </w:rPr>
+        <w:t>Chi-Square Test</w:t>
+      </w:r>
+      <w:r>
+        <w:rPr>
+          <w:rFonts w:ascii="Times New Roman" w:hAnsi="Times New Roman" w:cs="Times New Roman"/>
+          <w:sz w:val="26"/>
+          <w:szCs w:val="26"/>
+        </w:rPr>
+        <w:t xml:space="preserve"> was performed on categorical features to examine their association with customer churn. </w:t>
+      </w:r>
+    </w:p>
+    <w:p>
+      <w:pPr>
+        <w:spacing w:before="80" w:after="80"/>
+        <w:jc w:val="both"/>
+        <w:rPr>
+          <w:rFonts w:ascii="Times New Roman" w:hAnsi="Times New Roman" w:cs="Times New Roman"/>
+          <w:sz w:val="26"/>
+          <w:szCs w:val="26"/>
+        </w:rPr>
+      </w:pPr>
+      <w:r>
+        <w:rPr>
+          <w:rFonts w:ascii="Times New Roman" w:hAnsi="Times New Roman" w:cs="Times New Roman"/>
+          <w:sz w:val="26"/>
+          <w:szCs w:val="26"/>
+        </w:rPr>
+        <w:t>The statistical analysis confirmed that several customer attributes have a significant impact on churn behavio</w:t>
+      </w:r>
+      <w:r>
+        <w:rPr>
+          <w:rFonts w:ascii="Times New Roman" w:hAnsi="Times New Roman" w:cs="Times New Roman"/>
+          <w:sz w:val="26"/>
+          <w:szCs w:val="26"/>
+        </w:rPr>
+        <w:t>u</w:t>
+      </w:r>
+      <w:r>
+        <w:rPr>
+          <w:rFonts w:ascii="Times New Roman" w:hAnsi="Times New Roman" w:cs="Times New Roman"/>
+          <w:sz w:val="26"/>
+          <w:szCs w:val="26"/>
+        </w:rPr>
+        <w:t>r.</w:t>
+      </w:r>
+    </w:p>
+    <w:p>
+      <w:pPr>
+        <w:spacing w:before="80" w:after="80"/>
+        <w:jc w:val="both"/>
+        <w:rPr>
+          <w:rFonts w:ascii="Times New Roman" w:hAnsi="Times New Roman" w:cs="Times New Roman"/>
+          <w:b/>
+          <w:bCs/>
+          <w:sz w:val="26"/>
+          <w:szCs w:val="26"/>
+        </w:rPr>
+      </w:pPr>
+      <w:r>
+        <w:rPr>
+          <w:rFonts w:ascii="Times New Roman" w:hAnsi="Times New Roman" w:cs="Times New Roman"/>
+          <w:b/>
+          <w:bCs/>
+          <w:sz w:val="26"/>
+          <w:szCs w:val="26"/>
+        </w:rPr>
+        <w:t>Key Insights</w:t>
+      </w:r>
+    </w:p>
+    <w:p>
+      <w:pPr>
+        <w:numPr>
+          <w:ilvl w:val="0"/>
+          <w:numId w:val="12"/>
+        </w:numPr>
+        <w:spacing w:before="80" w:after="80"/>
+        <w:jc w:val="both"/>
+        <w:rPr>
+          <w:rFonts w:ascii="Times New Roman" w:hAnsi="Times New Roman" w:cs="Times New Roman"/>
+          <w:sz w:val="26"/>
+          <w:szCs w:val="26"/>
+        </w:rPr>
+      </w:pPr>
+      <w:r>
+        <w:rPr>
+          <w:rFonts w:ascii="Times New Roman" w:hAnsi="Times New Roman" w:cs="Times New Roman"/>
+          <w:sz w:val="26"/>
+          <w:szCs w:val="26"/>
+        </w:rPr>
+        <w:t xml:space="preserve">Customers with higher support calls showed a greater likelihood of churn. </w:t>
+      </w:r>
+    </w:p>
+    <w:p>
+      <w:pPr>
+        <w:numPr>
+          <w:ilvl w:val="0"/>
+          <w:numId w:val="12"/>
+        </w:numPr>
+        <w:spacing w:before="80" w:after="80"/>
+        <w:jc w:val="both"/>
+        <w:rPr>
+          <w:rFonts w:ascii="Times New Roman" w:hAnsi="Times New Roman" w:cs="Times New Roman"/>
+          <w:sz w:val="26"/>
+          <w:szCs w:val="26"/>
+        </w:rPr>
+      </w:pPr>
+      <w:r>
+        <w:rPr>
+          <w:rFonts w:ascii="Times New Roman" w:hAnsi="Times New Roman" w:cs="Times New Roman"/>
+          <w:sz w:val="26"/>
+          <w:szCs w:val="26"/>
+        </w:rPr>
+        <w:t xml:space="preserve">Monthly contract customers exhibited the highest churn rate. </w:t>
+      </w:r>
+    </w:p>
+    <w:p>
+      <w:pPr>
+        <w:numPr>
+          <w:ilvl w:val="0"/>
+          <w:numId w:val="12"/>
+        </w:numPr>
+        <w:spacing w:before="80" w:after="80"/>
+        <w:jc w:val="both"/>
+        <w:rPr>
+          <w:rFonts w:ascii="Times New Roman" w:hAnsi="Times New Roman" w:cs="Times New Roman"/>
+          <w:sz w:val="26"/>
+          <w:szCs w:val="26"/>
+        </w:rPr>
+      </w:pPr>
+      <w:r>
+        <w:rPr>
+          <w:rFonts w:ascii="Times New Roman" w:hAnsi="Times New Roman" w:cs="Times New Roman"/>
+          <w:sz w:val="26"/>
+          <w:szCs w:val="26"/>
+        </w:rPr>
+        <w:t xml:space="preserve">Customers with higher payment delays were more likely to churn. </w:t>
+      </w:r>
+    </w:p>
+    <w:p>
+      <w:pPr>
+        <w:numPr>
+          <w:ilvl w:val="0"/>
+          <w:numId w:val="12"/>
+        </w:numPr>
+        <w:spacing w:before="80" w:after="80"/>
+        <w:jc w:val="both"/>
+        <w:rPr>
+          <w:rFonts w:ascii="Times New Roman" w:hAnsi="Times New Roman" w:cs="Times New Roman"/>
+          <w:sz w:val="26"/>
+          <w:szCs w:val="26"/>
+        </w:rPr>
+      </w:pPr>
+      <w:r>
+        <w:rPr>
+          <w:rFonts w:ascii="Times New Roman" w:hAnsi="Times New Roman" w:cs="Times New Roman"/>
+          <w:sz w:val="26"/>
+          <w:szCs w:val="26"/>
+        </w:rPr>
+        <w:t>Customers with lower total spending showed higher churn behavio</w:t>
+      </w:r>
+      <w:r>
+        <w:rPr>
+          <w:rFonts w:ascii="Times New Roman" w:hAnsi="Times New Roman" w:cs="Times New Roman"/>
+          <w:sz w:val="26"/>
+          <w:szCs w:val="26"/>
+        </w:rPr>
+        <w:t>u</w:t>
+      </w:r>
+      <w:r>
+        <w:rPr>
+          <w:rFonts w:ascii="Times New Roman" w:hAnsi="Times New Roman" w:cs="Times New Roman"/>
+          <w:sz w:val="26"/>
+          <w:szCs w:val="26"/>
+        </w:rPr>
+        <w:t xml:space="preserve">r. </w:t>
+      </w:r>
+    </w:p>
+    <w:p>
+      <w:pPr>
+        <w:numPr>
+          <w:ilvl w:val="0"/>
+          <w:numId w:val="12"/>
+        </w:numPr>
+        <w:spacing w:before="80" w:after="80"/>
+        <w:jc w:val="both"/>
+        <w:rPr>
+          <w:rFonts w:ascii="Times New Roman" w:hAnsi="Times New Roman" w:cs="Times New Roman"/>
+          <w:sz w:val="26"/>
+          <w:szCs w:val="26"/>
+        </w:rPr>
+      </w:pPr>
+      <w:r>
+        <w:rPr>
+          <w:rFonts w:ascii="Times New Roman" w:hAnsi="Times New Roman" w:cs="Times New Roman"/>
+          <w:sz w:val="26"/>
+          <w:szCs w:val="26"/>
+        </w:rPr>
+        <w:t xml:space="preserve">Age and last interaction also influenced customer churn. </w:t>
+      </w:r>
+    </w:p>
+    <w:p>
+      <w:pPr>
+        <w:numPr>
+          <w:ilvl w:val="0"/>
+          <w:numId w:val="12"/>
+        </w:numPr>
+        <w:spacing w:before="80" w:after="80"/>
+        <w:jc w:val="both"/>
+        <w:rPr>
+          <w:rFonts w:ascii="Times New Roman" w:hAnsi="Times New Roman" w:cs="Times New Roman"/>
+          <w:sz w:val="26"/>
+          <w:szCs w:val="26"/>
+        </w:rPr>
+      </w:pPr>
+      <w:r>
+        <w:rPr>
+          <w:rFonts w:ascii="Times New Roman" w:hAnsi="Times New Roman" w:cs="Times New Roman"/>
+          <w:sz w:val="26"/>
+          <w:szCs w:val="26"/>
+        </w:rPr>
+        <w:t>Statistical tests confirmed that the observed relationships were statistically significant</w:t>
+      </w:r>
+      <w:r>
+        <w:rPr>
+          <w:rFonts w:ascii="Times New Roman" w:hAnsi="Times New Roman" w:cs="Times New Roman"/>
+          <w:sz w:val="26"/>
+          <w:szCs w:val="26"/>
+        </w:rPr>
+        <w:t>.</w:t>
+      </w:r>
+    </w:p>
+    <w:p>
+      <w:pPr>
+        <w:spacing w:before="80" w:after="80"/>
+        <w:jc w:val="both"/>
+        <w:rPr>
+          <w:rFonts w:ascii="Times New Roman" w:hAnsi="Times New Roman" w:cs="Times New Roman"/>
+          <w:b/>
+          <w:bCs/>
+          <w:sz w:val="28"/>
+          <w:szCs w:val="28"/>
+        </w:rPr>
+      </w:pPr>
+      <w:r>
+        <w:rPr>
+          <w:rFonts w:ascii="Times New Roman" w:hAnsi="Times New Roman" w:cs="Times New Roman"/>
+          <w:b/>
+          <w:bCs/>
+          <w:sz w:val="28"/>
+          <w:szCs w:val="28"/>
+        </w:rPr>
+        <w:t>Machine Learning Model Development.</w:t>
+      </w:r>
+    </w:p>
+    <w:p>
+      <w:pPr>
+        <w:spacing w:before="80" w:after="80"/>
+        <w:ind w:firstLine="720"/>
+        <w:jc w:val="both"/>
+        <w:rPr>
+          <w:rFonts w:ascii="Times New Roman" w:hAnsi="Times New Roman" w:cs="Times New Roman"/>
+          <w:sz w:val="26"/>
+          <w:szCs w:val="26"/>
+        </w:rPr>
+      </w:pPr>
+      <w:r>
+        <w:rPr>
+          <w:rFonts w:ascii="Times New Roman" w:hAnsi="Times New Roman" w:cs="Times New Roman"/>
+          <w:sz w:val="26"/>
+          <w:szCs w:val="26"/>
+        </w:rPr>
+        <w:t>Feature engineering was performed to improve the predictive performance of the machine learning models by creating meaningful features from the existing dataset. New features were developed based on customer behavio</w:t>
+      </w:r>
+      <w:r>
+        <w:rPr>
+          <w:rFonts w:ascii="Times New Roman" w:hAnsi="Times New Roman" w:cs="Times New Roman"/>
+          <w:sz w:val="26"/>
+          <w:szCs w:val="26"/>
+        </w:rPr>
+        <w:t>u</w:t>
+      </w:r>
+      <w:r>
+        <w:rPr>
+          <w:rFonts w:ascii="Times New Roman" w:hAnsi="Times New Roman" w:cs="Times New Roman"/>
+          <w:sz w:val="26"/>
+          <w:szCs w:val="26"/>
+        </w:rPr>
+        <w:t>r and payment patterns to provide additional insights into churn prediction.</w:t>
+      </w:r>
+    </w:p>
+    <w:p>
+      <w:pPr>
+        <w:spacing w:before="80" w:after="80"/>
+        <w:jc w:val="both"/>
+        <w:rPr>
+          <w:rFonts w:ascii="Times New Roman" w:hAnsi="Times New Roman" w:cs="Times New Roman"/>
+          <w:b/>
+          <w:bCs/>
+          <w:sz w:val="26"/>
+          <w:szCs w:val="26"/>
+        </w:rPr>
+      </w:pPr>
+      <w:r>
+        <w:rPr>
+          <w:rFonts w:ascii="Times New Roman" w:hAnsi="Times New Roman" w:cs="Times New Roman"/>
+          <w:b/>
+          <w:bCs/>
+          <w:sz w:val="26"/>
+          <w:szCs w:val="26"/>
+        </w:rPr>
+        <w:t>Features Created</w:t>
+      </w:r>
+    </w:p>
+    <w:p>
+      <w:pPr>
+        <w:numPr>
+          <w:ilvl w:val="0"/>
+          <w:numId w:val="14"/>
+        </w:numPr>
+        <w:spacing w:before="80" w:after="80"/>
+        <w:jc w:val="both"/>
+        <w:rPr>
+          <w:rFonts w:ascii="Times New Roman" w:hAnsi="Times New Roman" w:cs="Times New Roman"/>
+          <w:sz w:val="26"/>
+          <w:szCs w:val="26"/>
+        </w:rPr>
+      </w:pPr>
+      <w:proofErr w:type="spellStart"/>
+      <w:r>
+        <w:rPr>
+          <w:rFonts w:ascii="Times New Roman" w:hAnsi="Times New Roman" w:cs="Times New Roman"/>
+          <w:b/>
+          <w:bCs/>
+          <w:sz w:val="26"/>
+          <w:szCs w:val="26"/>
+        </w:rPr>
+        <w:t>Age_Group</w:t>
+      </w:r>
+      <w:proofErr w:type="spellEnd"/>
+      <w:r>
+        <w:rPr>
+          <w:rFonts w:ascii="Times New Roman" w:hAnsi="Times New Roman" w:cs="Times New Roman"/>
+          <w:sz w:val="26"/>
+          <w:szCs w:val="26"/>
+        </w:rPr>
+        <w:t xml:space="preserve"> – Categorized customers into different age groups. </w:t>
+      </w:r>
+    </w:p>
+    <w:p>
+      <w:pPr>
+        <w:numPr>
+          <w:ilvl w:val="0"/>
+          <w:numId w:val="14"/>
+        </w:numPr>
+        <w:spacing w:before="80" w:after="80"/>
+        <w:jc w:val="both"/>
+        <w:rPr>
+          <w:rFonts w:ascii="Times New Roman" w:hAnsi="Times New Roman" w:cs="Times New Roman"/>
+          <w:sz w:val="26"/>
+          <w:szCs w:val="26"/>
+        </w:rPr>
+      </w:pPr>
+      <w:proofErr w:type="spellStart"/>
+      <w:r>
+        <w:rPr>
+          <w:rFonts w:ascii="Times New Roman" w:hAnsi="Times New Roman" w:cs="Times New Roman"/>
+          <w:b/>
+          <w:bCs/>
+          <w:sz w:val="26"/>
+          <w:szCs w:val="26"/>
+        </w:rPr>
+        <w:t>Spend_per_tenure</w:t>
+      </w:r>
+      <w:proofErr w:type="spellEnd"/>
+      <w:r>
+        <w:rPr>
+          <w:rFonts w:ascii="Times New Roman" w:hAnsi="Times New Roman" w:cs="Times New Roman"/>
+          <w:sz w:val="26"/>
+          <w:szCs w:val="26"/>
+        </w:rPr>
+        <w:t xml:space="preserve"> – Calculated the average spending per month of customer tenure. </w:t>
+      </w:r>
+    </w:p>
+    <w:p>
+      <w:pPr>
+        <w:numPr>
+          <w:ilvl w:val="0"/>
+          <w:numId w:val="14"/>
+        </w:numPr>
+        <w:spacing w:before="80" w:after="80"/>
+        <w:jc w:val="both"/>
+        <w:rPr>
+          <w:rFonts w:ascii="Times New Roman" w:hAnsi="Times New Roman" w:cs="Times New Roman"/>
+          <w:sz w:val="26"/>
+          <w:szCs w:val="26"/>
+        </w:rPr>
+      </w:pPr>
+      <w:proofErr w:type="spellStart"/>
+      <w:r>
+        <w:rPr>
+          <w:rFonts w:ascii="Times New Roman" w:hAnsi="Times New Roman" w:cs="Times New Roman"/>
+          <w:b/>
+          <w:bCs/>
+          <w:sz w:val="26"/>
+          <w:szCs w:val="26"/>
+        </w:rPr>
+        <w:t>Support_Calls_Flag</w:t>
+      </w:r>
+      <w:proofErr w:type="spellEnd"/>
+      <w:r>
+        <w:rPr>
+          <w:rFonts w:ascii="Times New Roman" w:hAnsi="Times New Roman" w:cs="Times New Roman"/>
+          <w:sz w:val="26"/>
+          <w:szCs w:val="26"/>
+        </w:rPr>
+        <w:t xml:space="preserve"> – Indicates whether a customer made a high number of support calls. </w:t>
+      </w:r>
+    </w:p>
+    <w:p>
+      <w:pPr>
+        <w:numPr>
+          <w:ilvl w:val="0"/>
+          <w:numId w:val="14"/>
+        </w:numPr>
+        <w:spacing w:before="80" w:after="80"/>
+        <w:jc w:val="both"/>
+        <w:rPr>
+          <w:rFonts w:ascii="Times New Roman" w:hAnsi="Times New Roman" w:cs="Times New Roman"/>
+          <w:sz w:val="26"/>
+          <w:szCs w:val="26"/>
+        </w:rPr>
+      </w:pPr>
+      <w:proofErr w:type="spellStart"/>
+      <w:r>
+        <w:rPr>
+          <w:rFonts w:ascii="Times New Roman" w:hAnsi="Times New Roman" w:cs="Times New Roman"/>
+          <w:b/>
+          <w:bCs/>
+          <w:sz w:val="26"/>
+          <w:szCs w:val="26"/>
+        </w:rPr>
+        <w:t>Payment_Delay_Category</w:t>
+      </w:r>
+      <w:proofErr w:type="spellEnd"/>
+      <w:r>
+        <w:rPr>
+          <w:rFonts w:ascii="Times New Roman" w:hAnsi="Times New Roman" w:cs="Times New Roman"/>
+          <w:sz w:val="26"/>
+          <w:szCs w:val="26"/>
+        </w:rPr>
+        <w:t xml:space="preserve"> – Categorized payment delays into Low, Medium, and High. </w:t>
+      </w:r>
+    </w:p>
+    <w:p>
+      <w:pPr>
+        <w:spacing w:before="80" w:after="80"/>
+        <w:jc w:val="both"/>
+        <w:rPr>
+          <w:rFonts w:ascii="Times New Roman" w:hAnsi="Times New Roman" w:cs="Times New Roman"/>
+          <w:sz w:val="26"/>
+          <w:szCs w:val="26"/>
+        </w:rPr>
+      </w:pPr>
+      <w:r>
+        <w:rPr>
+          <w:rFonts w:ascii="Times New Roman" w:hAnsi="Times New Roman" w:cs="Times New Roman"/>
+          <w:noProof/>
+          <w:sz w:val="26"/>
+          <w:szCs w:val="26"/>
+        </w:rPr>
+        <w:lastRenderedPageBreak/>
+        <w:drawing>
+          <wp:inline distT="0" distB="0" distL="0" distR="0" wp14:anchorId="4AD15C26" wp14:editId="17FE23F0">
+            <wp:extent cx="5731510" cy="2442845"/>
+            <wp:effectExtent l="0" t="0" r="2540" b="0"/>
+            <wp:docPr id="807361464" name="Picture 4"/>
+            <wp:cNvGraphicFramePr>
+              <a:graphicFrameLocks xmlns:a="http://schemas.openxmlformats.org/drawingml/2006/main" noChangeAspect="1"/>
+            </wp:cNvGraphicFramePr>
+            <a:graphic xmlns:a="http://schemas.openxmlformats.org/drawingml/2006/main">
+              <a:graphicData uri="http://schemas.openxmlformats.org/drawingml/2006/picture">
+                <pic:pic xmlns:pic="http://schemas.openxmlformats.org/drawingml/2006/picture">
+                  <pic:nvPicPr>
+                    <pic:cNvPr id="807361464" name="Picture 807361464"/>
+                    <pic:cNvPicPr/>
+                  </pic:nvPicPr>
+                  <pic:blipFill>
+                    <a:blip r:embed="rId25" cstate="print">
+                      <a:extLst>
+                        <a:ext uri="{28A0092B-C50C-407E-A947-70E740481C1C}">
+                          <a14:useLocalDpi xmlns:a14="http://schemas.microsoft.com/office/drawing/2010/main" val="0"/>
+                        </a:ext>
+                      </a:extLst>
+                    </a:blip>
+                    <a:stretch>
+                      <a:fillRect/>
+                    </a:stretch>
+                  </pic:blipFill>
+                  <pic:spPr>
+                    <a:xfrm>
+                      <a:off x="0" y="0"/>
+                      <a:ext cx="5731510" cy="2442845"/>
+                    </a:xfrm>
+                    <a:prstGeom prst="rect">
+                      <a:avLst/>
+                    </a:prstGeom>
+                  </pic:spPr>
+                </pic:pic>
+              </a:graphicData>
+            </a:graphic>
+          </wp:inline>
+        </w:drawing>
+      </w:r>
+    </w:p>
+    <w:p>
+      <w:pPr>
+        <w:spacing w:before="80" w:after="80"/>
+        <w:ind w:firstLine="720"/>
+        <w:jc w:val="both"/>
+        <w:rPr>
+          <w:rFonts w:ascii="Times New Roman" w:hAnsi="Times New Roman" w:cs="Times New Roman"/>
+          <w:sz w:val="26"/>
+          <w:szCs w:val="26"/>
+        </w:rPr>
+      </w:pPr>
+      <w:r>
+        <w:rPr>
+          <w:rFonts w:ascii="Times New Roman" w:hAnsi="Times New Roman" w:cs="Times New Roman"/>
+          <w:sz w:val="26"/>
+          <w:szCs w:val="26"/>
+        </w:rPr>
+        <w:t>Two supervised machine learning classification algorithms were implemented to predict customer churn.</w:t>
+      </w:r>
+    </w:p>
+    <w:p>
+      <w:pPr>
+        <w:spacing w:before="80" w:after="80"/>
+        <w:jc w:val="both"/>
+        <w:rPr>
+          <w:rFonts w:ascii="Times New Roman" w:hAnsi="Times New Roman" w:cs="Times New Roman"/>
+          <w:b/>
+          <w:bCs/>
+          <w:sz w:val="26"/>
+          <w:szCs w:val="26"/>
+        </w:rPr>
+      </w:pPr>
+      <w:r>
+        <w:rPr>
+          <w:rFonts w:ascii="Times New Roman" w:hAnsi="Times New Roman" w:cs="Times New Roman"/>
+          <w:b/>
+          <w:bCs/>
+          <w:sz w:val="26"/>
+          <w:szCs w:val="26"/>
+        </w:rPr>
+        <w:t>Models Used</w:t>
+      </w:r>
+    </w:p>
+    <w:p>
+      <w:pPr>
+        <w:numPr>
+          <w:ilvl w:val="0"/>
+          <w:numId w:val="16"/>
+        </w:numPr>
+        <w:spacing w:before="80" w:after="80"/>
+        <w:jc w:val="both"/>
+        <w:rPr>
+          <w:rFonts w:ascii="Times New Roman" w:hAnsi="Times New Roman" w:cs="Times New Roman"/>
+          <w:sz w:val="26"/>
+          <w:szCs w:val="26"/>
+        </w:rPr>
+      </w:pPr>
+      <w:r>
+        <w:rPr>
+          <w:rFonts w:ascii="Times New Roman" w:hAnsi="Times New Roman" w:cs="Times New Roman"/>
+          <w:sz w:val="26"/>
+          <w:szCs w:val="26"/>
+        </w:rPr>
+        <w:t xml:space="preserve">Logistic Regression </w:t>
+      </w:r>
+    </w:p>
+    <w:p>
+      <w:pPr>
+        <w:numPr>
+          <w:ilvl w:val="0"/>
+          <w:numId w:val="16"/>
+        </w:numPr>
+        <w:spacing w:before="80" w:after="80"/>
+        <w:jc w:val="both"/>
+        <w:rPr>
+          <w:rFonts w:ascii="Times New Roman" w:hAnsi="Times New Roman" w:cs="Times New Roman"/>
+          <w:sz w:val="26"/>
+          <w:szCs w:val="26"/>
+        </w:rPr>
+      </w:pPr>
+      <w:r>
+        <w:rPr>
+          <w:rFonts w:ascii="Times New Roman" w:hAnsi="Times New Roman" w:cs="Times New Roman"/>
+          <w:sz w:val="26"/>
+          <w:szCs w:val="26"/>
+        </w:rPr>
+        <w:t xml:space="preserve">Random Forest Classifier </w:t>
+      </w:r>
+    </w:p>
+    <w:p>
+      <w:pPr>
+        <w:spacing w:before="80" w:after="80"/>
+        <w:jc w:val="both"/>
+        <w:rPr>
+          <w:rFonts w:ascii="Times New Roman" w:hAnsi="Times New Roman" w:cs="Times New Roman"/>
+          <w:sz w:val="26"/>
+          <w:szCs w:val="26"/>
+        </w:rPr>
+      </w:pPr>
+      <w:r>
+        <w:rPr>
+          <w:rFonts w:ascii="Times New Roman" w:hAnsi="Times New Roman" w:cs="Times New Roman"/>
+          <w:sz w:val="26"/>
+          <w:szCs w:val="26"/>
+        </w:rPr>
+        <w:t>Both models were trained using the training dataset and evaluated on the testing dataset.</w:t>
+      </w:r>
+    </w:p>
+    <w:p>
+      <w:pPr>
+        <w:spacing w:before="80" w:after="80"/>
+        <w:jc w:val="both"/>
+        <w:rPr>
+          <w:rFonts w:ascii="Times New Roman" w:hAnsi="Times New Roman" w:cs="Times New Roman"/>
+          <w:sz w:val="26"/>
+          <w:szCs w:val="26"/>
+        </w:rPr>
+      </w:pPr>
+    </w:p>
+    <w:p>
+      <w:pPr>
+        <w:spacing w:before="80" w:after="80"/>
+        <w:jc w:val="both"/>
+        <w:rPr>
+          <w:rFonts w:ascii="Times New Roman" w:hAnsi="Times New Roman" w:cs="Times New Roman"/>
+          <w:sz w:val="26"/>
+          <w:szCs w:val="26"/>
+        </w:rPr>
+      </w:pPr>
+      <w:r>
+        <w:rPr>
+          <w:rFonts w:ascii="Times New Roman" w:hAnsi="Times New Roman" w:cs="Times New Roman"/>
+          <w:noProof/>
+          <w:sz w:val="26"/>
+          <w:szCs w:val="26"/>
+        </w:rPr>
+        <w:drawing>
+          <wp:inline distT="0" distB="0" distL="0" distR="0" wp14:anchorId="54E4622D" wp14:editId="0FBE70E8">
+            <wp:extent cx="5731510" cy="2618105"/>
+            <wp:effectExtent l="0" t="0" r="2540" b="0"/>
+            <wp:docPr id="410477742" name="Picture 5"/>
+            <wp:cNvGraphicFramePr>
+              <a:graphicFrameLocks xmlns:a="http://schemas.openxmlformats.org/drawingml/2006/main" noChangeAspect="1"/>
+            </wp:cNvGraphicFramePr>
+            <a:graphic xmlns:a="http://schemas.openxmlformats.org/drawingml/2006/main">
+              <a:graphicData uri="http://schemas.openxmlformats.org/drawingml/2006/picture">
+                <pic:pic xmlns:pic="http://schemas.openxmlformats.org/drawingml/2006/picture">
+                  <pic:nvPicPr>
+                    <pic:cNvPr id="410477742" name="Picture 410477742"/>
+                    <pic:cNvPicPr/>
+                  </pic:nvPicPr>
+                  <pic:blipFill>
+                    <a:blip r:embed="rId26" cstate="print">
+                      <a:extLst>
+                        <a:ext uri="{28A0092B-C50C-407E-A947-70E740481C1C}">
+                          <a14:useLocalDpi xmlns:a14="http://schemas.microsoft.com/office/drawing/2010/main" val="0"/>
+                        </a:ext>
+                      </a:extLst>
+                    </a:blip>
+                    <a:stretch>
+                      <a:fillRect/>
+                    </a:stretch>
+                  </pic:blipFill>
+                  <pic:spPr>
+                    <a:xfrm>
+                      <a:off x="0" y="0"/>
+                      <a:ext cx="5731510" cy="2618105"/>
+                    </a:xfrm>
+                    <a:prstGeom prst="rect">
+                      <a:avLst/>
+                    </a:prstGeom>
+                  </pic:spPr>
+                </pic:pic>
+              </a:graphicData>
+            </a:graphic>
+          </wp:inline>
+        </w:drawing>
+      </w:r>
+    </w:p>
+    <w:p>
+      <w:pPr>
+        <w:spacing w:before="80" w:after="80"/>
+        <w:jc w:val="both"/>
+        <w:rPr>
+          <w:rFonts w:ascii="Times New Roman" w:hAnsi="Times New Roman" w:cs="Times New Roman"/>
+          <w:sz w:val="26"/>
+          <w:szCs w:val="26"/>
+        </w:rPr>
+      </w:pPr>
+    </w:p>
+    <w:p>
+      <w:pPr>
+        <w:spacing w:before="80" w:after="80"/>
+        <w:jc w:val="both"/>
+        <w:rPr>
+          <w:rFonts w:ascii="Times New Roman" w:hAnsi="Times New Roman" w:cs="Times New Roman"/>
+          <w:sz w:val="26"/>
+          <w:szCs w:val="26"/>
+        </w:rPr>
+      </w:pPr>
+      <w:r>
+        <w:rPr>
+          <w:rFonts w:ascii="Times New Roman" w:hAnsi="Times New Roman" w:cs="Times New Roman"/>
+          <w:sz w:val="26"/>
+          <w:szCs w:val="26"/>
+        </w:rPr>
+        <w:t>The Logistic Regression model achieved an accuracy of 93.73%, with a precision of 96.99%, recall of 91.82%, and F1-score of 94.34%. The high precision indicates that the model accurately identifies customers likely to churn, while the strong recall demonstrates its effectiveness in detecting actual churn cases. Overall, Logistic Regression provides a reliable baseline model for customer churn prediction.</w:t>
+      </w:r>
+    </w:p>
+    <w:p>
+      <w:pPr>
+        <w:spacing w:before="80" w:after="80"/>
+        <w:jc w:val="both"/>
+        <w:rPr>
+          <w:rFonts w:ascii="Times New Roman" w:hAnsi="Times New Roman" w:cs="Times New Roman"/>
+          <w:sz w:val="26"/>
+          <w:szCs w:val="26"/>
+        </w:rPr>
+      </w:pPr>
+    </w:p>
+    <w:p>
+      <w:pPr>
+        <w:spacing w:before="80" w:after="80"/>
+        <w:jc w:val="both"/>
+        <w:rPr>
+          <w:rFonts w:ascii="Times New Roman" w:hAnsi="Times New Roman" w:cs="Times New Roman"/>
+          <w:sz w:val="26"/>
+          <w:szCs w:val="26"/>
+        </w:rPr>
+      </w:pPr>
+      <w:r>
+        <w:rPr>
+          <w:rFonts w:ascii="Times New Roman" w:hAnsi="Times New Roman" w:cs="Times New Roman"/>
+          <w:noProof/>
+          <w:sz w:val="26"/>
+          <w:szCs w:val="26"/>
+        </w:rPr>
+        <w:lastRenderedPageBreak/>
+        <w:drawing>
+          <wp:inline distT="0" distB="0" distL="0" distR="0" wp14:anchorId="05C98332" wp14:editId="5859FFFD">
+            <wp:extent cx="5731510" cy="2351405"/>
+            <wp:effectExtent l="0" t="0" r="2540" b="0"/>
+            <wp:docPr id="1534866857" name="Picture 6"/>
+            <wp:cNvGraphicFramePr>
+              <a:graphicFrameLocks xmlns:a="http://schemas.openxmlformats.org/drawingml/2006/main" noChangeAspect="1"/>
+            </wp:cNvGraphicFramePr>
+            <a:graphic xmlns:a="http://schemas.openxmlformats.org/drawingml/2006/main">
+              <a:graphicData uri="http://schemas.openxmlformats.org/drawingml/2006/picture">
+                <pic:pic xmlns:pic="http://schemas.openxmlformats.org/drawingml/2006/picture">
+                  <pic:nvPicPr>
+                    <pic:cNvPr id="1534866857" name="Picture 1534866857"/>
+                    <pic:cNvPicPr/>
+                  </pic:nvPicPr>
+                  <pic:blipFill>
+                    <a:blip r:embed="rId27" cstate="print">
+                      <a:extLst>
+                        <a:ext uri="{28A0092B-C50C-407E-A947-70E740481C1C}">
+                          <a14:useLocalDpi xmlns:a14="http://schemas.microsoft.com/office/drawing/2010/main" val="0"/>
+                        </a:ext>
+                      </a:extLst>
+                    </a:blip>
+                    <a:stretch>
+                      <a:fillRect/>
+                    </a:stretch>
+                  </pic:blipFill>
+                  <pic:spPr>
+                    <a:xfrm>
+                      <a:off x="0" y="0"/>
+                      <a:ext cx="5731510" cy="2351405"/>
+                    </a:xfrm>
+                    <a:prstGeom prst="rect">
+                      <a:avLst/>
+                    </a:prstGeom>
+                  </pic:spPr>
+                </pic:pic>
+              </a:graphicData>
+            </a:graphic>
+          </wp:inline>
+        </w:drawing>
+      </w:r>
+    </w:p>
+    <w:p>
+      <w:pPr>
+        <w:spacing w:before="80" w:after="80"/>
+        <w:jc w:val="both"/>
+        <w:rPr>
+          <w:rFonts w:ascii="Times New Roman" w:hAnsi="Times New Roman" w:cs="Times New Roman"/>
+          <w:sz w:val="26"/>
+          <w:szCs w:val="26"/>
+        </w:rPr>
+      </w:pPr>
+    </w:p>
+    <w:p>
+      <w:pPr>
+        <w:spacing w:before="80" w:after="80"/>
+        <w:jc w:val="both"/>
+        <w:rPr>
+          <w:rFonts w:ascii="Times New Roman" w:hAnsi="Times New Roman" w:cs="Times New Roman"/>
+          <w:b/>
+          <w:bCs/>
+          <w:sz w:val="26"/>
+          <w:szCs w:val="26"/>
+        </w:rPr>
+      </w:pPr>
+      <w:r>
+        <w:rPr>
+          <w:rFonts w:ascii="Times New Roman" w:hAnsi="Times New Roman" w:cs="Times New Roman"/>
+          <w:b/>
+          <w:bCs/>
+          <w:sz w:val="26"/>
+          <w:szCs w:val="26"/>
+        </w:rPr>
+        <w:t>Model Performance</w:t>
+      </w:r>
+    </w:p>
+    <w:tbl>
+      <w:tblPr>
+        <w:tblW w:w="9067" w:type="dxa"/>
+        <w:tblCellSpacing w:w="15" w:type="dxa"/>
+        <w:tblBorders>
+          <w:top w:val="single" w:sz="4" w:space="0" w:color="auto"/>
+          <w:left w:val="single" w:sz="4" w:space="0" w:color="auto"/>
+          <w:bottom w:val="single" w:sz="4" w:space="0" w:color="auto"/>
+          <w:right w:val="single" w:sz="4" w:space="0" w:color="auto"/>
+          <w:insideH w:val="single" w:sz="4" w:space="0" w:color="auto"/>
+          <w:insideV w:val="single" w:sz="4" w:space="0" w:color="auto"/>
+        </w:tblBorders>
+        <w:tblCellMar>
+          <w:top w:w="15" w:type="dxa"/>
+          <w:left w:w="15" w:type="dxa"/>
+          <w:bottom w:w="15" w:type="dxa"/>
+          <w:right w:w="15" w:type="dxa"/>
+        </w:tblCellMar>
+        <w:tblLook w:val="04A0" w:firstRow="1" w:lastRow="0" w:firstColumn="1" w:lastColumn="0" w:noHBand="0" w:noVBand="1"/>
+      </w:tblPr>
+      <w:tblGrid>
+        <w:gridCol w:w="2250"/>
+        <w:gridCol w:w="1573"/>
+        <w:gridCol w:w="1701"/>
+        <w:gridCol w:w="1842"/>
+        <w:gridCol w:w="1701"/>
+      </w:tblGrid>
+      <w:tr>
+        <w:trPr>
+          <w:tblHeader/>
+          <w:tblCellSpacing w:w="15" w:type="dxa"/>
+        </w:trPr>
+        <w:tc>
+          <w:tcPr>
+            <w:tcW w:w="0" w:type="auto"/>
+            <w:vAlign w:val="center"/>
+            <w:hideMark/>
+          </w:tcPr>
+          <w:p>
+            <w:pPr>
+              <w:spacing w:before="80" w:after="80"/>
+              <w:jc w:val="both"/>
+              <w:rPr>
+                <w:rFonts w:ascii="Times New Roman" w:hAnsi="Times New Roman" w:cs="Times New Roman"/>
+                <w:b/>
+                <w:bCs/>
+                <w:sz w:val="26"/>
+                <w:szCs w:val="26"/>
+              </w:rPr>
+            </w:pPr>
+            <w:r>
+              <w:rPr>
+                <w:rFonts w:ascii="Times New Roman" w:hAnsi="Times New Roman" w:cs="Times New Roman"/>
+                <w:b/>
+                <w:bCs/>
+                <w:sz w:val="26"/>
+                <w:szCs w:val="26"/>
+              </w:rPr>
+              <w:t>Model</w:t>
+            </w:r>
+          </w:p>
+        </w:tc>
+        <w:tc>
+          <w:tcPr>
+            <w:tcW w:w="1543" w:type="dxa"/>
+            <w:vAlign w:val="center"/>
+            <w:hideMark/>
+          </w:tcPr>
+          <w:p>
+            <w:pPr>
+              <w:spacing w:before="80" w:after="80"/>
+              <w:jc w:val="both"/>
+              <w:rPr>
+                <w:rFonts w:ascii="Times New Roman" w:hAnsi="Times New Roman" w:cs="Times New Roman"/>
+                <w:b/>
+                <w:bCs/>
+                <w:sz w:val="26"/>
+                <w:szCs w:val="26"/>
+              </w:rPr>
+            </w:pPr>
+            <w:r>
+              <w:rPr>
+                <w:rFonts w:ascii="Times New Roman" w:hAnsi="Times New Roman" w:cs="Times New Roman"/>
+                <w:b/>
+                <w:bCs/>
+                <w:sz w:val="26"/>
+                <w:szCs w:val="26"/>
+              </w:rPr>
+              <w:t>Accuracy</w:t>
+            </w:r>
+          </w:p>
+        </w:tc>
+        <w:tc>
+          <w:tcPr>
+            <w:tcW w:w="1671" w:type="dxa"/>
+            <w:vAlign w:val="center"/>
+            <w:hideMark/>
+          </w:tcPr>
+          <w:p>
+            <w:pPr>
+              <w:spacing w:before="80" w:after="80"/>
+              <w:jc w:val="both"/>
+              <w:rPr>
+                <w:rFonts w:ascii="Times New Roman" w:hAnsi="Times New Roman" w:cs="Times New Roman"/>
+                <w:b/>
+                <w:bCs/>
+                <w:sz w:val="26"/>
+                <w:szCs w:val="26"/>
+              </w:rPr>
+            </w:pPr>
+            <w:r>
+              <w:rPr>
+                <w:rFonts w:ascii="Times New Roman" w:hAnsi="Times New Roman" w:cs="Times New Roman"/>
+                <w:b/>
+                <w:bCs/>
+                <w:sz w:val="26"/>
+                <w:szCs w:val="26"/>
+              </w:rPr>
+              <w:t>Precision</w:t>
+            </w:r>
+          </w:p>
+        </w:tc>
+        <w:tc>
+          <w:tcPr>
+            <w:tcW w:w="1812" w:type="dxa"/>
+            <w:vAlign w:val="center"/>
+            <w:hideMark/>
+          </w:tcPr>
+          <w:p>
+            <w:pPr>
+              <w:spacing w:before="80" w:after="80"/>
+              <w:jc w:val="both"/>
+              <w:rPr>
+                <w:rFonts w:ascii="Times New Roman" w:hAnsi="Times New Roman" w:cs="Times New Roman"/>
+                <w:b/>
+                <w:bCs/>
+                <w:sz w:val="26"/>
+                <w:szCs w:val="26"/>
+              </w:rPr>
+            </w:pPr>
+            <w:r>
+              <w:rPr>
+                <w:rFonts w:ascii="Times New Roman" w:hAnsi="Times New Roman" w:cs="Times New Roman"/>
+                <w:b/>
+                <w:bCs/>
+                <w:sz w:val="26"/>
+                <w:szCs w:val="26"/>
+              </w:rPr>
+              <w:t>Recall</w:t>
+            </w:r>
+          </w:p>
+        </w:tc>
+        <w:tc>
+          <w:tcPr>
+            <w:tcW w:w="1656" w:type="dxa"/>
+            <w:vAlign w:val="center"/>
+            <w:hideMark/>
+          </w:tcPr>
+          <w:p>
+            <w:pPr>
+              <w:spacing w:before="80" w:after="80"/>
+              <w:jc w:val="both"/>
+              <w:rPr>
+                <w:rFonts w:ascii="Times New Roman" w:hAnsi="Times New Roman" w:cs="Times New Roman"/>
+                <w:b/>
+                <w:bCs/>
+                <w:sz w:val="26"/>
+                <w:szCs w:val="26"/>
+              </w:rPr>
+            </w:pPr>
+            <w:r>
+              <w:rPr>
+                <w:rFonts w:ascii="Times New Roman" w:hAnsi="Times New Roman" w:cs="Times New Roman"/>
+                <w:b/>
+                <w:bCs/>
+                <w:sz w:val="26"/>
+                <w:szCs w:val="26"/>
+              </w:rPr>
+              <w:t>F1 Score</w:t>
+            </w:r>
+          </w:p>
+        </w:tc>
+      </w:tr>
+      <w:tr>
+        <w:trPr>
+          <w:tblCellSpacing w:w="15" w:type="dxa"/>
+        </w:trPr>
+        <w:tc>
+          <w:tcPr>
+            <w:tcW w:w="0" w:type="auto"/>
+            <w:vAlign w:val="center"/>
+            <w:hideMark/>
+          </w:tcPr>
+          <w:p>
+            <w:pPr>
+              <w:spacing w:before="80" w:after="80"/>
+              <w:jc w:val="both"/>
+              <w:rPr>
+                <w:rFonts w:ascii="Times New Roman" w:hAnsi="Times New Roman" w:cs="Times New Roman"/>
+                <w:b/>
+                <w:bCs/>
+                <w:sz w:val="26"/>
+                <w:szCs w:val="26"/>
+              </w:rPr>
+            </w:pPr>
+            <w:r>
+              <w:rPr>
+                <w:rFonts w:ascii="Times New Roman" w:hAnsi="Times New Roman" w:cs="Times New Roman"/>
+                <w:b/>
+                <w:bCs/>
+                <w:sz w:val="26"/>
+                <w:szCs w:val="26"/>
+              </w:rPr>
+              <w:t>Logistic Regression</w:t>
+            </w:r>
+          </w:p>
+        </w:tc>
+        <w:tc>
+          <w:tcPr>
+            <w:tcW w:w="1543" w:type="dxa"/>
+            <w:vAlign w:val="center"/>
+            <w:hideMark/>
+          </w:tcPr>
+          <w:p>
+            <w:pPr>
+              <w:spacing w:before="80" w:after="80"/>
+              <w:jc w:val="both"/>
+              <w:rPr>
+                <w:rFonts w:ascii="Times New Roman" w:hAnsi="Times New Roman" w:cs="Times New Roman"/>
+                <w:sz w:val="26"/>
+                <w:szCs w:val="26"/>
+              </w:rPr>
+            </w:pPr>
+            <w:r>
+              <w:rPr>
+                <w:rFonts w:ascii="Times New Roman" w:hAnsi="Times New Roman" w:cs="Times New Roman"/>
+                <w:sz w:val="26"/>
+                <w:szCs w:val="26"/>
+              </w:rPr>
+              <w:t>93.73%</w:t>
+            </w:r>
+          </w:p>
+        </w:tc>
+        <w:tc>
+          <w:tcPr>
+            <w:tcW w:w="1671" w:type="dxa"/>
+            <w:vAlign w:val="center"/>
+            <w:hideMark/>
+          </w:tcPr>
+          <w:p>
+            <w:pPr>
+              <w:spacing w:before="80" w:after="80"/>
+              <w:jc w:val="both"/>
+              <w:rPr>
+                <w:rFonts w:ascii="Times New Roman" w:hAnsi="Times New Roman" w:cs="Times New Roman"/>
+                <w:sz w:val="26"/>
+                <w:szCs w:val="26"/>
+              </w:rPr>
+            </w:pPr>
+            <w:r>
+              <w:rPr>
+                <w:rFonts w:ascii="Times New Roman" w:hAnsi="Times New Roman" w:cs="Times New Roman"/>
+                <w:sz w:val="26"/>
+                <w:szCs w:val="26"/>
+              </w:rPr>
+              <w:t>96.99%</w:t>
+            </w:r>
+          </w:p>
+        </w:tc>
+        <w:tc>
+          <w:tcPr>
+            <w:tcW w:w="1812" w:type="dxa"/>
+            <w:vAlign w:val="center"/>
+            <w:hideMark/>
+          </w:tcPr>
+          <w:p>
+            <w:pPr>
+              <w:spacing w:before="80" w:after="80"/>
+              <w:jc w:val="both"/>
+              <w:rPr>
+                <w:rFonts w:ascii="Times New Roman" w:hAnsi="Times New Roman" w:cs="Times New Roman"/>
+                <w:sz w:val="26"/>
+                <w:szCs w:val="26"/>
+              </w:rPr>
+            </w:pPr>
+            <w:r>
+              <w:rPr>
+                <w:rFonts w:ascii="Times New Roman" w:hAnsi="Times New Roman" w:cs="Times New Roman"/>
+                <w:sz w:val="26"/>
+                <w:szCs w:val="26"/>
+              </w:rPr>
+              <w:t>91.82%</w:t>
+            </w:r>
+          </w:p>
+        </w:tc>
+        <w:tc>
+          <w:tcPr>
+            <w:tcW w:w="1656" w:type="dxa"/>
+            <w:vAlign w:val="center"/>
+            <w:hideMark/>
+          </w:tcPr>
+          <w:p>
+            <w:pPr>
+              <w:spacing w:before="80" w:after="80"/>
+              <w:jc w:val="both"/>
+              <w:rPr>
+                <w:rFonts w:ascii="Times New Roman" w:hAnsi="Times New Roman" w:cs="Times New Roman"/>
+                <w:sz w:val="26"/>
+                <w:szCs w:val="26"/>
+              </w:rPr>
+            </w:pPr>
+            <w:r>
+              <w:rPr>
+                <w:rFonts w:ascii="Times New Roman" w:hAnsi="Times New Roman" w:cs="Times New Roman"/>
+                <w:sz w:val="26"/>
+                <w:szCs w:val="26"/>
+              </w:rPr>
+              <w:t>94.34%</w:t>
+            </w:r>
+          </w:p>
+        </w:tc>
+      </w:tr>
+      <w:tr>
+        <w:trPr>
+          <w:tblCellSpacing w:w="15" w:type="dxa"/>
+        </w:trPr>
+        <w:tc>
+          <w:tcPr>
+            <w:tcW w:w="0" w:type="auto"/>
+            <w:vAlign w:val="center"/>
+            <w:hideMark/>
+          </w:tcPr>
+          <w:p>
+            <w:pPr>
+              <w:spacing w:before="80" w:after="80"/>
+              <w:jc w:val="both"/>
+              <w:rPr>
+                <w:rFonts w:ascii="Times New Roman" w:hAnsi="Times New Roman" w:cs="Times New Roman"/>
+                <w:b/>
+                <w:bCs/>
+                <w:sz w:val="26"/>
+                <w:szCs w:val="26"/>
+              </w:rPr>
+            </w:pPr>
+            <w:r>
+              <w:rPr>
+                <w:rFonts w:ascii="Times New Roman" w:hAnsi="Times New Roman" w:cs="Times New Roman"/>
+                <w:b/>
+                <w:bCs/>
+                <w:sz w:val="26"/>
+                <w:szCs w:val="26"/>
+              </w:rPr>
+              <w:t>Random Forest</w:t>
+            </w:r>
+          </w:p>
+        </w:tc>
+        <w:tc>
+          <w:tcPr>
+            <w:tcW w:w="1543" w:type="dxa"/>
+            <w:vAlign w:val="center"/>
+            <w:hideMark/>
+          </w:tcPr>
+          <w:p>
+            <w:pPr>
+              <w:spacing w:before="80" w:after="80"/>
+              <w:jc w:val="both"/>
+              <w:rPr>
+                <w:rFonts w:ascii="Times New Roman" w:hAnsi="Times New Roman" w:cs="Times New Roman"/>
+                <w:sz w:val="26"/>
+                <w:szCs w:val="26"/>
+              </w:rPr>
+            </w:pPr>
+            <w:r>
+              <w:rPr>
+                <w:rFonts w:ascii="Times New Roman" w:hAnsi="Times New Roman" w:cs="Times New Roman"/>
+                <w:sz w:val="26"/>
+                <w:szCs w:val="26"/>
+              </w:rPr>
+              <w:t>99.93%</w:t>
+            </w:r>
+          </w:p>
+        </w:tc>
+        <w:tc>
+          <w:tcPr>
+            <w:tcW w:w="1671" w:type="dxa"/>
+            <w:vAlign w:val="center"/>
+            <w:hideMark/>
+          </w:tcPr>
+          <w:p>
+            <w:pPr>
+              <w:spacing w:before="80" w:after="80"/>
+              <w:jc w:val="both"/>
+              <w:rPr>
+                <w:rFonts w:ascii="Times New Roman" w:hAnsi="Times New Roman" w:cs="Times New Roman"/>
+                <w:sz w:val="26"/>
+                <w:szCs w:val="26"/>
+              </w:rPr>
+            </w:pPr>
+            <w:r>
+              <w:rPr>
+                <w:rFonts w:ascii="Times New Roman" w:hAnsi="Times New Roman" w:cs="Times New Roman"/>
+                <w:sz w:val="26"/>
+                <w:szCs w:val="26"/>
+              </w:rPr>
+              <w:t>99.996%</w:t>
+            </w:r>
+          </w:p>
+        </w:tc>
+        <w:tc>
+          <w:tcPr>
+            <w:tcW w:w="1812" w:type="dxa"/>
+            <w:vAlign w:val="center"/>
+            <w:hideMark/>
+          </w:tcPr>
+          <w:p>
+            <w:pPr>
+              <w:spacing w:before="80" w:after="80"/>
+              <w:jc w:val="both"/>
+              <w:rPr>
+                <w:rFonts w:ascii="Times New Roman" w:hAnsi="Times New Roman" w:cs="Times New Roman"/>
+                <w:sz w:val="26"/>
+                <w:szCs w:val="26"/>
+              </w:rPr>
+            </w:pPr>
+            <w:r>
+              <w:rPr>
+                <w:rFonts w:ascii="Times New Roman" w:hAnsi="Times New Roman" w:cs="Times New Roman"/>
+                <w:sz w:val="26"/>
+                <w:szCs w:val="26"/>
+              </w:rPr>
+              <w:t>99.87%</w:t>
+            </w:r>
+          </w:p>
+        </w:tc>
+        <w:tc>
+          <w:tcPr>
+            <w:tcW w:w="1656" w:type="dxa"/>
+            <w:vAlign w:val="center"/>
+            <w:hideMark/>
+          </w:tcPr>
+          <w:p>
+            <w:pPr>
+              <w:spacing w:before="80" w:after="80"/>
+              <w:jc w:val="both"/>
+              <w:rPr>
+                <w:rFonts w:ascii="Times New Roman" w:hAnsi="Times New Roman" w:cs="Times New Roman"/>
+                <w:sz w:val="26"/>
+                <w:szCs w:val="26"/>
+              </w:rPr>
+            </w:pPr>
+            <w:r>
+              <w:rPr>
+                <w:rFonts w:ascii="Times New Roman" w:hAnsi="Times New Roman" w:cs="Times New Roman"/>
+                <w:sz w:val="26"/>
+                <w:szCs w:val="26"/>
+              </w:rPr>
+              <w:t>99.94%</w:t>
+            </w:r>
+          </w:p>
+        </w:tc>
+      </w:tr>
+    </w:tbl>
+    <w:p>
+      <w:pPr>
+        <w:spacing w:before="80" w:after="80"/>
+        <w:jc w:val="both"/>
+        <w:rPr>
+          <w:rFonts w:ascii="Times New Roman" w:hAnsi="Times New Roman" w:cs="Times New Roman"/>
+          <w:b/>
+          <w:bCs/>
+          <w:sz w:val="28"/>
+          <w:szCs w:val="28"/>
+        </w:rPr>
+      </w:pPr>
+      <w:r>
+        <w:rPr>
+          <w:rFonts w:ascii="Times New Roman" w:hAnsi="Times New Roman" w:cs="Times New Roman"/>
+          <w:b/>
+          <w:bCs/>
+          <w:sz w:val="28"/>
+          <w:szCs w:val="28"/>
+        </w:rPr>
+        <w:t>Feature Importance Analysis</w:t>
+      </w:r>
+    </w:p>
+    <w:p>
+      <w:pPr>
+        <w:spacing w:before="80" w:after="80"/>
+        <w:jc w:val="both"/>
+        <w:rPr>
+          <w:rFonts w:ascii="Times New Roman" w:hAnsi="Times New Roman" w:cs="Times New Roman"/>
+          <w:b/>
+          <w:bCs/>
+          <w:sz w:val="26"/>
+          <w:szCs w:val="26"/>
+        </w:rPr>
+      </w:pPr>
+      <w:r>
+        <w:rPr>
+          <w:rFonts w:ascii="Times New Roman" w:hAnsi="Times New Roman" w:cs="Times New Roman"/>
+          <w:b/>
+          <w:bCs/>
+          <w:sz w:val="26"/>
+          <w:szCs w:val="26"/>
+        </w:rPr>
+        <w:t>Top Features</w:t>
+      </w:r>
+    </w:p>
+    <w:tbl>
+      <w:tblPr>
+        <w:tblW w:w="0" w:type="auto"/>
+        <w:tblCellSpacing w:w="15" w:type="dxa"/>
+        <w:tblBorders>
+          <w:top w:val="single" w:sz="4" w:space="0" w:color="auto"/>
+          <w:left w:val="single" w:sz="4" w:space="0" w:color="auto"/>
+          <w:bottom w:val="single" w:sz="4" w:space="0" w:color="auto"/>
+          <w:right w:val="single" w:sz="4" w:space="0" w:color="auto"/>
+          <w:insideH w:val="single" w:sz="4" w:space="0" w:color="auto"/>
+          <w:insideV w:val="single" w:sz="4" w:space="0" w:color="auto"/>
+        </w:tblBorders>
+        <w:tblCellMar>
+          <w:top w:w="15" w:type="dxa"/>
+          <w:left w:w="15" w:type="dxa"/>
+          <w:bottom w:w="15" w:type="dxa"/>
+          <w:right w:w="15" w:type="dxa"/>
+        </w:tblCellMar>
+        <w:tblLook w:val="04A0" w:firstRow="1" w:lastRow="0" w:firstColumn="1" w:lastColumn="0" w:noHBand="0" w:noVBand="1"/>
+      </w:tblPr>
+      <w:tblGrid>
+        <w:gridCol w:w="702"/>
+        <w:gridCol w:w="3474"/>
+        <w:gridCol w:w="1395"/>
+      </w:tblGrid>
+      <w:tr>
+        <w:trPr>
+          <w:tblHeader/>
+          <w:tblCellSpacing w:w="15" w:type="dxa"/>
+        </w:trPr>
+        <w:tc>
+          <w:tcPr>
+            <w:tcW w:w="0" w:type="auto"/>
+            <w:vAlign w:val="center"/>
+            <w:hideMark/>
+          </w:tcPr>
+          <w:p>
+            <w:pPr>
+              <w:spacing w:before="80" w:after="80"/>
+              <w:jc w:val="both"/>
+              <w:rPr>
+                <w:rFonts w:ascii="Times New Roman" w:hAnsi="Times New Roman" w:cs="Times New Roman"/>
+                <w:b/>
+                <w:bCs/>
+                <w:sz w:val="26"/>
+                <w:szCs w:val="26"/>
+              </w:rPr>
+            </w:pPr>
+            <w:r>
+              <w:rPr>
+                <w:rFonts w:ascii="Times New Roman" w:hAnsi="Times New Roman" w:cs="Times New Roman"/>
+                <w:b/>
+                <w:bCs/>
+                <w:sz w:val="26"/>
+                <w:szCs w:val="26"/>
+              </w:rPr>
+              <w:t>Rank</w:t>
+            </w:r>
+          </w:p>
+        </w:tc>
+        <w:tc>
+          <w:tcPr>
+            <w:tcW w:w="0" w:type="auto"/>
+            <w:vAlign w:val="center"/>
+            <w:hideMark/>
+          </w:tcPr>
+          <w:p>
+            <w:pPr>
+              <w:spacing w:before="80" w:after="80"/>
+              <w:jc w:val="both"/>
+              <w:rPr>
+                <w:rFonts w:ascii="Times New Roman" w:hAnsi="Times New Roman" w:cs="Times New Roman"/>
+                <w:b/>
+                <w:bCs/>
+                <w:sz w:val="26"/>
+                <w:szCs w:val="26"/>
+              </w:rPr>
+            </w:pPr>
+            <w:r>
+              <w:rPr>
+                <w:rFonts w:ascii="Times New Roman" w:hAnsi="Times New Roman" w:cs="Times New Roman"/>
+                <w:b/>
+                <w:bCs/>
+                <w:sz w:val="26"/>
+                <w:szCs w:val="26"/>
+              </w:rPr>
+              <w:t>Feature</w:t>
+            </w:r>
+          </w:p>
+        </w:tc>
+        <w:tc>
+          <w:tcPr>
+            <w:tcW w:w="0" w:type="auto"/>
+            <w:vAlign w:val="center"/>
+            <w:hideMark/>
+          </w:tcPr>
+          <w:p>
+            <w:pPr>
+              <w:spacing w:before="80" w:after="80"/>
+              <w:jc w:val="both"/>
+              <w:rPr>
+                <w:rFonts w:ascii="Times New Roman" w:hAnsi="Times New Roman" w:cs="Times New Roman"/>
+                <w:b/>
+                <w:bCs/>
+                <w:sz w:val="26"/>
+                <w:szCs w:val="26"/>
+              </w:rPr>
+            </w:pPr>
+            <w:r>
+              <w:rPr>
+                <w:rFonts w:ascii="Times New Roman" w:hAnsi="Times New Roman" w:cs="Times New Roman"/>
+                <w:b/>
+                <w:bCs/>
+                <w:sz w:val="26"/>
+                <w:szCs w:val="26"/>
+              </w:rPr>
+              <w:t>Importance</w:t>
+            </w:r>
+          </w:p>
+        </w:tc>
+      </w:tr>
+      <w:tr>
+        <w:trPr>
+          <w:tblCellSpacing w:w="15" w:type="dxa"/>
+        </w:trPr>
+        <w:tc>
+          <w:tcPr>
+            <w:tcW w:w="0" w:type="auto"/>
+            <w:vAlign w:val="center"/>
+            <w:hideMark/>
+          </w:tcPr>
+          <w:p>
+            <w:pPr>
+              <w:spacing w:before="80" w:after="80"/>
+              <w:jc w:val="both"/>
+              <w:rPr>
+                <w:rFonts w:ascii="Times New Roman" w:hAnsi="Times New Roman" w:cs="Times New Roman"/>
+                <w:sz w:val="26"/>
+                <w:szCs w:val="26"/>
+              </w:rPr>
+            </w:pPr>
+            <w:r>
+              <w:rPr>
+                <w:rFonts w:ascii="Times New Roman" w:hAnsi="Times New Roman" w:cs="Times New Roman"/>
+                <w:sz w:val="26"/>
+                <w:szCs w:val="26"/>
+              </w:rPr>
+              <w:t>1</w:t>
+            </w:r>
+          </w:p>
+        </w:tc>
+        <w:tc>
+          <w:tcPr>
+            <w:tcW w:w="0" w:type="auto"/>
+            <w:vAlign w:val="center"/>
+            <w:hideMark/>
+          </w:tcPr>
+          <w:p>
+            <w:pPr>
+              <w:spacing w:before="80" w:after="80"/>
+              <w:jc w:val="both"/>
+              <w:rPr>
+                <w:rFonts w:ascii="Times New Roman" w:hAnsi="Times New Roman" w:cs="Times New Roman"/>
+                <w:sz w:val="26"/>
+                <w:szCs w:val="26"/>
+              </w:rPr>
+            </w:pPr>
+            <w:r>
+              <w:rPr>
+                <w:rFonts w:ascii="Times New Roman" w:hAnsi="Times New Roman" w:cs="Times New Roman"/>
+                <w:sz w:val="26"/>
+                <w:szCs w:val="26"/>
+              </w:rPr>
+              <w:t>Support Calls</w:t>
+            </w:r>
+          </w:p>
+        </w:tc>
+        <w:tc>
+          <w:tcPr>
+            <w:tcW w:w="0" w:type="auto"/>
+            <w:vAlign w:val="center"/>
+            <w:hideMark/>
+          </w:tcPr>
+          <w:p>
+            <w:pPr>
+              <w:spacing w:before="80" w:after="80"/>
+              <w:jc w:val="both"/>
+              <w:rPr>
+                <w:rFonts w:ascii="Times New Roman" w:hAnsi="Times New Roman" w:cs="Times New Roman"/>
+                <w:sz w:val="26"/>
+                <w:szCs w:val="26"/>
+              </w:rPr>
+            </w:pPr>
+            <w:r>
+              <w:rPr>
+                <w:rFonts w:ascii="Times New Roman" w:hAnsi="Times New Roman" w:cs="Times New Roman"/>
+                <w:sz w:val="26"/>
+                <w:szCs w:val="26"/>
+              </w:rPr>
+              <w:t>0.198</w:t>
+            </w:r>
+          </w:p>
+        </w:tc>
+      </w:tr>
+      <w:tr>
+        <w:trPr>
+          <w:tblCellSpacing w:w="15" w:type="dxa"/>
+        </w:trPr>
+        <w:tc>
+          <w:tcPr>
+            <w:tcW w:w="0" w:type="auto"/>
+            <w:vAlign w:val="center"/>
+            <w:hideMark/>
+          </w:tcPr>
+          <w:p>
+            <w:pPr>
+              <w:spacing w:before="80" w:after="80"/>
+              <w:jc w:val="both"/>
+              <w:rPr>
+                <w:rFonts w:ascii="Times New Roman" w:hAnsi="Times New Roman" w:cs="Times New Roman"/>
+                <w:sz w:val="26"/>
+                <w:szCs w:val="26"/>
+              </w:rPr>
+            </w:pPr>
+            <w:r>
+              <w:rPr>
+                <w:rFonts w:ascii="Times New Roman" w:hAnsi="Times New Roman" w:cs="Times New Roman"/>
+                <w:sz w:val="26"/>
+                <w:szCs w:val="26"/>
+              </w:rPr>
+              <w:t>2</w:t>
+            </w:r>
+          </w:p>
+        </w:tc>
+        <w:tc>
+          <w:tcPr>
+            <w:tcW w:w="0" w:type="auto"/>
+            <w:vAlign w:val="center"/>
+            <w:hideMark/>
+          </w:tcPr>
+          <w:p>
+            <w:pPr>
+              <w:spacing w:before="80" w:after="80"/>
+              <w:jc w:val="both"/>
+              <w:rPr>
+                <w:rFonts w:ascii="Times New Roman" w:hAnsi="Times New Roman" w:cs="Times New Roman"/>
+                <w:sz w:val="26"/>
+                <w:szCs w:val="26"/>
+              </w:rPr>
+            </w:pPr>
+            <w:r>
+              <w:rPr>
+                <w:rFonts w:ascii="Times New Roman" w:hAnsi="Times New Roman" w:cs="Times New Roman"/>
+                <w:sz w:val="26"/>
+                <w:szCs w:val="26"/>
+              </w:rPr>
+              <w:t>Total Spend</w:t>
+            </w:r>
+          </w:p>
+        </w:tc>
+        <w:tc>
+          <w:tcPr>
+            <w:tcW w:w="0" w:type="auto"/>
+            <w:vAlign w:val="center"/>
+            <w:hideMark/>
+          </w:tcPr>
+          <w:p>
+            <w:pPr>
+              <w:spacing w:before="80" w:after="80"/>
+              <w:jc w:val="both"/>
+              <w:rPr>
+                <w:rFonts w:ascii="Times New Roman" w:hAnsi="Times New Roman" w:cs="Times New Roman"/>
+                <w:sz w:val="26"/>
+                <w:szCs w:val="26"/>
+              </w:rPr>
+            </w:pPr>
+            <w:r>
+              <w:rPr>
+                <w:rFonts w:ascii="Times New Roman" w:hAnsi="Times New Roman" w:cs="Times New Roman"/>
+                <w:sz w:val="26"/>
+                <w:szCs w:val="26"/>
+              </w:rPr>
+              <w:t>0.180</w:t>
+            </w:r>
+          </w:p>
+        </w:tc>
+      </w:tr>
+      <w:tr>
+        <w:trPr>
+          <w:tblCellSpacing w:w="15" w:type="dxa"/>
+        </w:trPr>
+        <w:tc>
+          <w:tcPr>
+            <w:tcW w:w="0" w:type="auto"/>
+            <w:vAlign w:val="center"/>
+            <w:hideMark/>
+          </w:tcPr>
+          <w:p>
+            <w:pPr>
+              <w:spacing w:before="80" w:after="80"/>
+              <w:jc w:val="both"/>
+              <w:rPr>
+                <w:rFonts w:ascii="Times New Roman" w:hAnsi="Times New Roman" w:cs="Times New Roman"/>
+                <w:sz w:val="26"/>
+                <w:szCs w:val="26"/>
+              </w:rPr>
+            </w:pPr>
+            <w:r>
+              <w:rPr>
+                <w:rFonts w:ascii="Times New Roman" w:hAnsi="Times New Roman" w:cs="Times New Roman"/>
+                <w:sz w:val="26"/>
+                <w:szCs w:val="26"/>
+              </w:rPr>
+              <w:t>3</w:t>
+            </w:r>
+          </w:p>
+        </w:tc>
+        <w:tc>
+          <w:tcPr>
+            <w:tcW w:w="0" w:type="auto"/>
+            <w:vAlign w:val="center"/>
+            <w:hideMark/>
+          </w:tcPr>
+          <w:p>
+            <w:pPr>
+              <w:spacing w:before="80" w:after="80"/>
+              <w:jc w:val="both"/>
+              <w:rPr>
+                <w:rFonts w:ascii="Times New Roman" w:hAnsi="Times New Roman" w:cs="Times New Roman"/>
+                <w:sz w:val="26"/>
+                <w:szCs w:val="26"/>
+              </w:rPr>
+            </w:pPr>
+            <w:r>
+              <w:rPr>
+                <w:rFonts w:ascii="Times New Roman" w:hAnsi="Times New Roman" w:cs="Times New Roman"/>
+                <w:sz w:val="26"/>
+                <w:szCs w:val="26"/>
+              </w:rPr>
+              <w:t>Contract Length (Monthly)</w:t>
+            </w:r>
+          </w:p>
+        </w:tc>
+        <w:tc>
+          <w:tcPr>
+            <w:tcW w:w="0" w:type="auto"/>
+            <w:vAlign w:val="center"/>
+            <w:hideMark/>
+          </w:tcPr>
+          <w:p>
+            <w:pPr>
+              <w:spacing w:before="80" w:after="80"/>
+              <w:jc w:val="both"/>
+              <w:rPr>
+                <w:rFonts w:ascii="Times New Roman" w:hAnsi="Times New Roman" w:cs="Times New Roman"/>
+                <w:sz w:val="26"/>
+                <w:szCs w:val="26"/>
+              </w:rPr>
+            </w:pPr>
+            <w:r>
+              <w:rPr>
+                <w:rFonts w:ascii="Times New Roman" w:hAnsi="Times New Roman" w:cs="Times New Roman"/>
+                <w:sz w:val="26"/>
+                <w:szCs w:val="26"/>
+              </w:rPr>
+              <w:t>0.128</w:t>
+            </w:r>
+          </w:p>
+        </w:tc>
+      </w:tr>
+      <w:tr>
+        <w:trPr>
+          <w:tblCellSpacing w:w="15" w:type="dxa"/>
+        </w:trPr>
+        <w:tc>
+          <w:tcPr>
+            <w:tcW w:w="0" w:type="auto"/>
+            <w:vAlign w:val="center"/>
+            <w:hideMark/>
+          </w:tcPr>
+          <w:p>
+            <w:pPr>
+              <w:spacing w:before="80" w:after="80"/>
+              <w:jc w:val="both"/>
+              <w:rPr>
+                <w:rFonts w:ascii="Times New Roman" w:hAnsi="Times New Roman" w:cs="Times New Roman"/>
+                <w:sz w:val="26"/>
+                <w:szCs w:val="26"/>
+              </w:rPr>
+            </w:pPr>
+            <w:r>
+              <w:rPr>
+                <w:rFonts w:ascii="Times New Roman" w:hAnsi="Times New Roman" w:cs="Times New Roman"/>
+                <w:sz w:val="26"/>
+                <w:szCs w:val="26"/>
+              </w:rPr>
+              <w:t>4</w:t>
+            </w:r>
+          </w:p>
+        </w:tc>
+        <w:tc>
+          <w:tcPr>
+            <w:tcW w:w="0" w:type="auto"/>
+            <w:vAlign w:val="center"/>
+            <w:hideMark/>
+          </w:tcPr>
+          <w:p>
+            <w:pPr>
+              <w:spacing w:before="80" w:after="80"/>
+              <w:jc w:val="both"/>
+              <w:rPr>
+                <w:rFonts w:ascii="Times New Roman" w:hAnsi="Times New Roman" w:cs="Times New Roman"/>
+                <w:sz w:val="26"/>
+                <w:szCs w:val="26"/>
+              </w:rPr>
+            </w:pPr>
+            <w:proofErr w:type="spellStart"/>
+            <w:r>
+              <w:rPr>
+                <w:rFonts w:ascii="Times New Roman" w:hAnsi="Times New Roman" w:cs="Times New Roman"/>
+                <w:sz w:val="26"/>
+                <w:szCs w:val="26"/>
+              </w:rPr>
+              <w:t>Support_Calls_Flag</w:t>
+            </w:r>
+            <w:proofErr w:type="spellEnd"/>
+          </w:p>
+        </w:tc>
+        <w:tc>
+          <w:tcPr>
+            <w:tcW w:w="0" w:type="auto"/>
+            <w:vAlign w:val="center"/>
+            <w:hideMark/>
+          </w:tcPr>
+          <w:p>
+            <w:pPr>
+              <w:spacing w:before="80" w:after="80"/>
+              <w:jc w:val="both"/>
+              <w:rPr>
+                <w:rFonts w:ascii="Times New Roman" w:hAnsi="Times New Roman" w:cs="Times New Roman"/>
+                <w:sz w:val="26"/>
+                <w:szCs w:val="26"/>
+              </w:rPr>
+            </w:pPr>
+            <w:r>
+              <w:rPr>
+                <w:rFonts w:ascii="Times New Roman" w:hAnsi="Times New Roman" w:cs="Times New Roman"/>
+                <w:sz w:val="26"/>
+                <w:szCs w:val="26"/>
+              </w:rPr>
+              <w:t>0.119</w:t>
+            </w:r>
+          </w:p>
+        </w:tc>
+      </w:tr>
+      <w:tr>
+        <w:trPr>
+          <w:tblCellSpacing w:w="15" w:type="dxa"/>
+        </w:trPr>
+        <w:tc>
+          <w:tcPr>
+            <w:tcW w:w="0" w:type="auto"/>
+            <w:vAlign w:val="center"/>
+            <w:hideMark/>
+          </w:tcPr>
+          <w:p>
+            <w:pPr>
+              <w:spacing w:before="80" w:after="80"/>
+              <w:jc w:val="both"/>
+              <w:rPr>
+                <w:rFonts w:ascii="Times New Roman" w:hAnsi="Times New Roman" w:cs="Times New Roman"/>
+                <w:sz w:val="26"/>
+                <w:szCs w:val="26"/>
+              </w:rPr>
+            </w:pPr>
+            <w:r>
+              <w:rPr>
+                <w:rFonts w:ascii="Times New Roman" w:hAnsi="Times New Roman" w:cs="Times New Roman"/>
+                <w:sz w:val="26"/>
+                <w:szCs w:val="26"/>
+              </w:rPr>
+              <w:t>5</w:t>
+            </w:r>
+          </w:p>
+        </w:tc>
+        <w:tc>
+          <w:tcPr>
+            <w:tcW w:w="0" w:type="auto"/>
+            <w:vAlign w:val="center"/>
+            <w:hideMark/>
+          </w:tcPr>
+          <w:p>
+            <w:pPr>
+              <w:spacing w:before="80" w:after="80"/>
+              <w:jc w:val="both"/>
+              <w:rPr>
+                <w:rFonts w:ascii="Times New Roman" w:hAnsi="Times New Roman" w:cs="Times New Roman"/>
+                <w:sz w:val="26"/>
+                <w:szCs w:val="26"/>
+              </w:rPr>
+            </w:pPr>
+            <w:r>
+              <w:rPr>
+                <w:rFonts w:ascii="Times New Roman" w:hAnsi="Times New Roman" w:cs="Times New Roman"/>
+                <w:sz w:val="26"/>
+                <w:szCs w:val="26"/>
+              </w:rPr>
+              <w:t>Age</w:t>
+            </w:r>
+          </w:p>
+        </w:tc>
+        <w:tc>
+          <w:tcPr>
+            <w:tcW w:w="0" w:type="auto"/>
+            <w:vAlign w:val="center"/>
+            <w:hideMark/>
+          </w:tcPr>
+          <w:p>
+            <w:pPr>
+              <w:spacing w:before="80" w:after="80"/>
+              <w:jc w:val="both"/>
+              <w:rPr>
+                <w:rFonts w:ascii="Times New Roman" w:hAnsi="Times New Roman" w:cs="Times New Roman"/>
+                <w:sz w:val="26"/>
+                <w:szCs w:val="26"/>
+              </w:rPr>
+            </w:pPr>
+            <w:r>
+              <w:rPr>
+                <w:rFonts w:ascii="Times New Roman" w:hAnsi="Times New Roman" w:cs="Times New Roman"/>
+                <w:sz w:val="26"/>
+                <w:szCs w:val="26"/>
+              </w:rPr>
+              <w:t>0.118</w:t>
+            </w:r>
+          </w:p>
+        </w:tc>
+      </w:tr>
+      <w:tr>
+        <w:trPr>
+          <w:tblCellSpacing w:w="15" w:type="dxa"/>
+        </w:trPr>
+        <w:tc>
+          <w:tcPr>
+            <w:tcW w:w="0" w:type="auto"/>
+            <w:vAlign w:val="center"/>
+            <w:hideMark/>
+          </w:tcPr>
+          <w:p>
+            <w:pPr>
+              <w:spacing w:before="80" w:after="80"/>
+              <w:jc w:val="both"/>
+              <w:rPr>
+                <w:rFonts w:ascii="Times New Roman" w:hAnsi="Times New Roman" w:cs="Times New Roman"/>
+                <w:sz w:val="26"/>
+                <w:szCs w:val="26"/>
+              </w:rPr>
+            </w:pPr>
+            <w:r>
+              <w:rPr>
+                <w:rFonts w:ascii="Times New Roman" w:hAnsi="Times New Roman" w:cs="Times New Roman"/>
+                <w:sz w:val="26"/>
+                <w:szCs w:val="26"/>
+              </w:rPr>
+              <w:t>6</w:t>
+            </w:r>
+          </w:p>
+        </w:tc>
+        <w:tc>
+          <w:tcPr>
+            <w:tcW w:w="0" w:type="auto"/>
+            <w:vAlign w:val="center"/>
+            <w:hideMark/>
+          </w:tcPr>
+          <w:p>
+            <w:pPr>
+              <w:spacing w:before="80" w:after="80"/>
+              <w:jc w:val="both"/>
+              <w:rPr>
+                <w:rFonts w:ascii="Times New Roman" w:hAnsi="Times New Roman" w:cs="Times New Roman"/>
+                <w:sz w:val="26"/>
+                <w:szCs w:val="26"/>
+              </w:rPr>
+            </w:pPr>
+            <w:proofErr w:type="spellStart"/>
+            <w:r>
+              <w:rPr>
+                <w:rFonts w:ascii="Times New Roman" w:hAnsi="Times New Roman" w:cs="Times New Roman"/>
+                <w:sz w:val="26"/>
+                <w:szCs w:val="26"/>
+              </w:rPr>
+              <w:t>Payment_Delay_Category_High</w:t>
+            </w:r>
+            <w:proofErr w:type="spellEnd"/>
+          </w:p>
+        </w:tc>
+        <w:tc>
+          <w:tcPr>
+            <w:tcW w:w="0" w:type="auto"/>
+            <w:vAlign w:val="center"/>
+            <w:hideMark/>
+          </w:tcPr>
+          <w:p>
+            <w:pPr>
+              <w:spacing w:before="80" w:after="80"/>
+              <w:jc w:val="both"/>
+              <w:rPr>
+                <w:rFonts w:ascii="Times New Roman" w:hAnsi="Times New Roman" w:cs="Times New Roman"/>
+                <w:sz w:val="26"/>
+                <w:szCs w:val="26"/>
+              </w:rPr>
+            </w:pPr>
+            <w:r>
+              <w:rPr>
+                <w:rFonts w:ascii="Times New Roman" w:hAnsi="Times New Roman" w:cs="Times New Roman"/>
+                <w:sz w:val="26"/>
+                <w:szCs w:val="26"/>
+              </w:rPr>
+              <w:t>0.077</w:t>
+            </w:r>
+          </w:p>
+        </w:tc>
+      </w:tr>
+      <w:tr>
+        <w:trPr>
+          <w:tblCellSpacing w:w="15" w:type="dxa"/>
+        </w:trPr>
+        <w:tc>
+          <w:tcPr>
+            <w:tcW w:w="0" w:type="auto"/>
+            <w:vAlign w:val="center"/>
+            <w:hideMark/>
+          </w:tcPr>
+          <w:p>
+            <w:pPr>
+              <w:spacing w:before="80" w:after="80"/>
+              <w:jc w:val="both"/>
+              <w:rPr>
+                <w:rFonts w:ascii="Times New Roman" w:hAnsi="Times New Roman" w:cs="Times New Roman"/>
+                <w:sz w:val="26"/>
+                <w:szCs w:val="26"/>
+              </w:rPr>
+            </w:pPr>
+            <w:r>
+              <w:rPr>
+                <w:rFonts w:ascii="Times New Roman" w:hAnsi="Times New Roman" w:cs="Times New Roman"/>
+                <w:sz w:val="26"/>
+                <w:szCs w:val="26"/>
+              </w:rPr>
+              <w:t>7</w:t>
+            </w:r>
+          </w:p>
+        </w:tc>
+        <w:tc>
+          <w:tcPr>
+            <w:tcW w:w="0" w:type="auto"/>
+            <w:vAlign w:val="center"/>
+            <w:hideMark/>
+          </w:tcPr>
+          <w:p>
+            <w:pPr>
+              <w:spacing w:before="80" w:after="80"/>
+              <w:jc w:val="both"/>
+              <w:rPr>
+                <w:rFonts w:ascii="Times New Roman" w:hAnsi="Times New Roman" w:cs="Times New Roman"/>
+                <w:sz w:val="26"/>
+                <w:szCs w:val="26"/>
+              </w:rPr>
+            </w:pPr>
+            <w:r>
+              <w:rPr>
+                <w:rFonts w:ascii="Times New Roman" w:hAnsi="Times New Roman" w:cs="Times New Roman"/>
+                <w:sz w:val="26"/>
+                <w:szCs w:val="26"/>
+              </w:rPr>
+              <w:t>Payment Delay</w:t>
+            </w:r>
+          </w:p>
+        </w:tc>
+        <w:tc>
+          <w:tcPr>
+            <w:tcW w:w="0" w:type="auto"/>
+            <w:vAlign w:val="center"/>
+            <w:hideMark/>
+          </w:tcPr>
+          <w:p>
+            <w:pPr>
+              <w:spacing w:before="80" w:after="80"/>
+              <w:jc w:val="both"/>
+              <w:rPr>
+                <w:rFonts w:ascii="Times New Roman" w:hAnsi="Times New Roman" w:cs="Times New Roman"/>
+                <w:sz w:val="26"/>
+                <w:szCs w:val="26"/>
+              </w:rPr>
+            </w:pPr>
+            <w:r>
+              <w:rPr>
+                <w:rFonts w:ascii="Times New Roman" w:hAnsi="Times New Roman" w:cs="Times New Roman"/>
+                <w:sz w:val="26"/>
+                <w:szCs w:val="26"/>
+              </w:rPr>
+              <w:t>0.065</w:t>
+            </w:r>
+          </w:p>
+        </w:tc>
+      </w:tr>
+      <w:tr>
+        <w:trPr>
+          <w:tblCellSpacing w:w="15" w:type="dxa"/>
+        </w:trPr>
+        <w:tc>
+          <w:tcPr>
+            <w:tcW w:w="0" w:type="auto"/>
+            <w:vAlign w:val="center"/>
+            <w:hideMark/>
+          </w:tcPr>
+          <w:p>
+            <w:pPr>
+              <w:spacing w:before="80" w:after="80"/>
+              <w:jc w:val="both"/>
+              <w:rPr>
+                <w:rFonts w:ascii="Times New Roman" w:hAnsi="Times New Roman" w:cs="Times New Roman"/>
+                <w:sz w:val="26"/>
+                <w:szCs w:val="26"/>
+              </w:rPr>
+            </w:pPr>
+            <w:r>
+              <w:rPr>
+                <w:rFonts w:ascii="Times New Roman" w:hAnsi="Times New Roman" w:cs="Times New Roman"/>
+                <w:sz w:val="26"/>
+                <w:szCs w:val="26"/>
+              </w:rPr>
+              <w:t>8</w:t>
+            </w:r>
+          </w:p>
+        </w:tc>
+        <w:tc>
+          <w:tcPr>
+            <w:tcW w:w="0" w:type="auto"/>
+            <w:vAlign w:val="center"/>
+            <w:hideMark/>
+          </w:tcPr>
+          <w:p>
+            <w:pPr>
+              <w:spacing w:before="80" w:after="80"/>
+              <w:jc w:val="both"/>
+              <w:rPr>
+                <w:rFonts w:ascii="Times New Roman" w:hAnsi="Times New Roman" w:cs="Times New Roman"/>
+                <w:sz w:val="26"/>
+                <w:szCs w:val="26"/>
+              </w:rPr>
+            </w:pPr>
+            <w:r>
+              <w:rPr>
+                <w:rFonts w:ascii="Times New Roman" w:hAnsi="Times New Roman" w:cs="Times New Roman"/>
+                <w:sz w:val="26"/>
+                <w:szCs w:val="26"/>
+              </w:rPr>
+              <w:t>Last Interaction</w:t>
+            </w:r>
+          </w:p>
+        </w:tc>
+        <w:tc>
+          <w:tcPr>
+            <w:tcW w:w="0" w:type="auto"/>
+            <w:vAlign w:val="center"/>
+            <w:hideMark/>
+          </w:tcPr>
+          <w:p>
+            <w:pPr>
+              <w:spacing w:before="80" w:after="80"/>
+              <w:jc w:val="both"/>
+              <w:rPr>
+                <w:rFonts w:ascii="Times New Roman" w:hAnsi="Times New Roman" w:cs="Times New Roman"/>
+                <w:sz w:val="26"/>
+                <w:szCs w:val="26"/>
+              </w:rPr>
+            </w:pPr>
+            <w:r>
+              <w:rPr>
+                <w:rFonts w:ascii="Times New Roman" w:hAnsi="Times New Roman" w:cs="Times New Roman"/>
+                <w:sz w:val="26"/>
+                <w:szCs w:val="26"/>
+              </w:rPr>
+              <w:t>0.029</w:t>
+            </w:r>
+          </w:p>
+        </w:tc>
+      </w:tr>
+      <w:tr>
+        <w:trPr>
+          <w:tblCellSpacing w:w="15" w:type="dxa"/>
+        </w:trPr>
+        <w:tc>
+          <w:tcPr>
+            <w:tcW w:w="0" w:type="auto"/>
+            <w:vAlign w:val="center"/>
+            <w:hideMark/>
+          </w:tcPr>
+          <w:p>
+            <w:pPr>
+              <w:spacing w:before="80" w:after="80"/>
+              <w:jc w:val="both"/>
+              <w:rPr>
+                <w:rFonts w:ascii="Times New Roman" w:hAnsi="Times New Roman" w:cs="Times New Roman"/>
+                <w:sz w:val="26"/>
+                <w:szCs w:val="26"/>
+              </w:rPr>
+            </w:pPr>
+            <w:r>
+              <w:rPr>
+                <w:rFonts w:ascii="Times New Roman" w:hAnsi="Times New Roman" w:cs="Times New Roman"/>
+                <w:sz w:val="26"/>
+                <w:szCs w:val="26"/>
+              </w:rPr>
+              <w:t>9</w:t>
+            </w:r>
+          </w:p>
+        </w:tc>
+        <w:tc>
+          <w:tcPr>
+            <w:tcW w:w="0" w:type="auto"/>
+            <w:vAlign w:val="center"/>
+            <w:hideMark/>
+          </w:tcPr>
+          <w:p>
+            <w:pPr>
+              <w:spacing w:before="80" w:after="80"/>
+              <w:jc w:val="both"/>
+              <w:rPr>
+                <w:rFonts w:ascii="Times New Roman" w:hAnsi="Times New Roman" w:cs="Times New Roman"/>
+                <w:sz w:val="26"/>
+                <w:szCs w:val="26"/>
+              </w:rPr>
+            </w:pPr>
+            <w:proofErr w:type="spellStart"/>
+            <w:r>
+              <w:rPr>
+                <w:rFonts w:ascii="Times New Roman" w:hAnsi="Times New Roman" w:cs="Times New Roman"/>
+                <w:sz w:val="26"/>
+                <w:szCs w:val="26"/>
+              </w:rPr>
+              <w:t>Gender_Male</w:t>
+            </w:r>
+            <w:proofErr w:type="spellEnd"/>
+          </w:p>
+        </w:tc>
+        <w:tc>
+          <w:tcPr>
+            <w:tcW w:w="0" w:type="auto"/>
+            <w:vAlign w:val="center"/>
+            <w:hideMark/>
+          </w:tcPr>
+          <w:p>
+            <w:pPr>
+              <w:spacing w:before="80" w:after="80"/>
+              <w:jc w:val="both"/>
+              <w:rPr>
+                <w:rFonts w:ascii="Times New Roman" w:hAnsi="Times New Roman" w:cs="Times New Roman"/>
+                <w:sz w:val="26"/>
+                <w:szCs w:val="26"/>
+              </w:rPr>
+            </w:pPr>
+            <w:r>
+              <w:rPr>
+                <w:rFonts w:ascii="Times New Roman" w:hAnsi="Times New Roman" w:cs="Times New Roman"/>
+                <w:sz w:val="26"/>
+                <w:szCs w:val="26"/>
+              </w:rPr>
+              <w:t>0.028</w:t>
+            </w:r>
+          </w:p>
+        </w:tc>
+      </w:tr>
+      <w:tr>
+        <w:trPr>
+          <w:tblCellSpacing w:w="15" w:type="dxa"/>
+        </w:trPr>
+        <w:tc>
+          <w:tcPr>
+            <w:tcW w:w="0" w:type="auto"/>
+            <w:vAlign w:val="center"/>
+            <w:hideMark/>
+          </w:tcPr>
+          <w:p>
+            <w:pPr>
+              <w:spacing w:before="80" w:after="80"/>
+              <w:jc w:val="both"/>
+              <w:rPr>
+                <w:rFonts w:ascii="Times New Roman" w:hAnsi="Times New Roman" w:cs="Times New Roman"/>
+                <w:sz w:val="26"/>
+                <w:szCs w:val="26"/>
+              </w:rPr>
+            </w:pPr>
+            <w:r>
+              <w:rPr>
+                <w:rFonts w:ascii="Times New Roman" w:hAnsi="Times New Roman" w:cs="Times New Roman"/>
+                <w:sz w:val="26"/>
+                <w:szCs w:val="26"/>
+              </w:rPr>
+              <w:t>10</w:t>
+            </w:r>
+          </w:p>
+        </w:tc>
+        <w:tc>
+          <w:tcPr>
+            <w:tcW w:w="0" w:type="auto"/>
+            <w:vAlign w:val="center"/>
+            <w:hideMark/>
+          </w:tcPr>
+          <w:p>
+            <w:pPr>
+              <w:spacing w:before="80" w:after="80"/>
+              <w:jc w:val="both"/>
+              <w:rPr>
+                <w:rFonts w:ascii="Times New Roman" w:hAnsi="Times New Roman" w:cs="Times New Roman"/>
+                <w:sz w:val="26"/>
+                <w:szCs w:val="26"/>
+              </w:rPr>
+            </w:pPr>
+            <w:proofErr w:type="spellStart"/>
+            <w:r>
+              <w:rPr>
+                <w:rFonts w:ascii="Times New Roman" w:hAnsi="Times New Roman" w:cs="Times New Roman"/>
+                <w:sz w:val="26"/>
+                <w:szCs w:val="26"/>
+              </w:rPr>
+              <w:t>Spend_per_tenure</w:t>
+            </w:r>
+            <w:proofErr w:type="spellEnd"/>
+          </w:p>
+        </w:tc>
+        <w:tc>
+          <w:tcPr>
+            <w:tcW w:w="0" w:type="auto"/>
+            <w:vAlign w:val="center"/>
+            <w:hideMark/>
+          </w:tcPr>
+          <w:p>
+            <w:pPr>
+              <w:spacing w:before="80" w:after="80"/>
+              <w:jc w:val="both"/>
+              <w:rPr>
+                <w:rFonts w:ascii="Times New Roman" w:hAnsi="Times New Roman" w:cs="Times New Roman"/>
+                <w:sz w:val="26"/>
+                <w:szCs w:val="26"/>
+              </w:rPr>
+            </w:pPr>
+            <w:r>
+              <w:rPr>
+                <w:rFonts w:ascii="Times New Roman" w:hAnsi="Times New Roman" w:cs="Times New Roman"/>
+                <w:sz w:val="26"/>
+                <w:szCs w:val="26"/>
+              </w:rPr>
+              <w:t>0.028</w:t>
+            </w:r>
+          </w:p>
+        </w:tc>
+      </w:tr>
+    </w:tbl>
+    <w:p>
+      <w:pPr>
+        <w:spacing w:before="80" w:after="80"/>
+        <w:jc w:val="both"/>
+        <w:rPr>
+          <w:rFonts w:ascii="Times New Roman" w:hAnsi="Times New Roman" w:cs="Times New Roman"/>
+          <w:b/>
+          <w:bCs/>
+          <w:sz w:val="30"/>
+          <w:szCs w:val="30"/>
+        </w:rPr>
+      </w:pPr>
+      <w:proofErr w:type="spellStart"/>
+      <w:r>
+        <w:rPr>
+          <w:rFonts w:ascii="Times New Roman" w:hAnsi="Times New Roman" w:cs="Times New Roman"/>
+          <w:b/>
+          <w:bCs/>
+          <w:sz w:val="30"/>
+          <w:szCs w:val="30"/>
+        </w:rPr>
+        <w:lastRenderedPageBreak/>
+        <w:t>Streamlit</w:t>
+      </w:r>
+      <w:proofErr w:type="spellEnd"/>
+      <w:r>
+        <w:rPr>
+          <w:rFonts w:ascii="Times New Roman" w:hAnsi="Times New Roman" w:cs="Times New Roman"/>
+          <w:b/>
+          <w:bCs/>
+          <w:sz w:val="30"/>
+          <w:szCs w:val="30"/>
+        </w:rPr>
+        <w:t xml:space="preserve"> Web Application Deployment</w:t>
+      </w:r>
+    </w:p>
+    <w:p>
+      <w:pPr>
+        <w:spacing w:before="80" w:after="80"/>
+        <w:jc w:val="both"/>
+        <w:rPr>
+          <w:rFonts w:ascii="Times New Roman" w:hAnsi="Times New Roman" w:cs="Times New Roman"/>
+          <w:sz w:val="26"/>
+          <w:szCs w:val="26"/>
+        </w:rPr>
+      </w:pPr>
+      <w:r>
+        <w:rPr>
+          <w:rFonts w:ascii="Times New Roman" w:hAnsi="Times New Roman" w:cs="Times New Roman"/>
+          <w:sz w:val="26"/>
+          <w:szCs w:val="26"/>
+        </w:rPr>
+        <w:t xml:space="preserve">The </w:t>
+      </w:r>
+      <w:r>
+        <w:rPr>
+          <w:rFonts w:ascii="Times New Roman" w:hAnsi="Times New Roman" w:cs="Times New Roman"/>
+          <w:b/>
+          <w:bCs/>
+          <w:sz w:val="26"/>
+          <w:szCs w:val="26"/>
+        </w:rPr>
+        <w:t xml:space="preserve">Predictive Analytics for Customer </w:t>
+      </w:r>
+      <w:proofErr w:type="spellStart"/>
+      <w:r>
+        <w:rPr>
+          <w:rFonts w:ascii="Times New Roman" w:hAnsi="Times New Roman" w:cs="Times New Roman"/>
+          <w:b/>
+          <w:bCs/>
+          <w:sz w:val="26"/>
+          <w:szCs w:val="26"/>
+        </w:rPr>
+        <w:t>Behavior</w:t>
+      </w:r>
+      <w:proofErr w:type="spellEnd"/>
+      <w:r>
+        <w:rPr>
+          <w:rFonts w:ascii="Times New Roman" w:hAnsi="Times New Roman" w:cs="Times New Roman"/>
+          <w:sz w:val="26"/>
+          <w:szCs w:val="26"/>
+        </w:rPr>
+        <w:t xml:space="preserve"> project was successfully deployed as an interactive web application using </w:t>
+      </w:r>
+      <w:proofErr w:type="spellStart"/>
+      <w:r>
+        <w:rPr>
+          <w:rFonts w:ascii="Times New Roman" w:hAnsi="Times New Roman" w:cs="Times New Roman"/>
+          <w:b/>
+          <w:bCs/>
+          <w:sz w:val="26"/>
+          <w:szCs w:val="26"/>
+        </w:rPr>
+        <w:t>Streamlit</w:t>
+      </w:r>
+      <w:proofErr w:type="spellEnd"/>
+      <w:r>
+        <w:rPr>
+          <w:rFonts w:ascii="Times New Roman" w:hAnsi="Times New Roman" w:cs="Times New Roman"/>
+          <w:b/>
+          <w:bCs/>
+          <w:sz w:val="26"/>
+          <w:szCs w:val="26"/>
+        </w:rPr>
+        <w:t xml:space="preserve"> Community Cloud</w:t>
+      </w:r>
+      <w:r>
+        <w:rPr>
+          <w:rFonts w:ascii="Times New Roman" w:hAnsi="Times New Roman" w:cs="Times New Roman"/>
+          <w:sz w:val="26"/>
+          <w:szCs w:val="26"/>
+        </w:rPr>
+        <w:t>. The deployment allows users to access the complete project through a web browser without requiring any software installation. The application integrates data analysis, visualization, machine learning, and project documentation into a single platform, providing an interactive experience for both technical and non-technical users.</w:t>
+      </w:r>
+    </w:p>
+    <w:p>
+      <w:pPr>
+        <w:spacing w:before="80" w:after="80"/>
+        <w:jc w:val="both"/>
+        <w:rPr>
+          <w:rFonts w:ascii="Times New Roman" w:hAnsi="Times New Roman" w:cs="Times New Roman"/>
+          <w:sz w:val="26"/>
+          <w:szCs w:val="26"/>
+        </w:rPr>
+      </w:pPr>
+      <w:r>
+        <w:rPr>
+          <w:rFonts w:ascii="Times New Roman" w:hAnsi="Times New Roman" w:cs="Times New Roman"/>
+          <w:sz w:val="26"/>
+          <w:szCs w:val="26"/>
+        </w:rPr>
+        <w:t>The deployed web application consists of the following four modules:</w:t>
+      </w:r>
+    </w:p>
+    <w:p>
+      <w:pPr>
+        <w:numPr>
+          <w:ilvl w:val="0"/>
+          <w:numId w:val="22"/>
+        </w:numPr>
+        <w:spacing w:before="80" w:after="80"/>
+        <w:jc w:val="both"/>
+        <w:rPr>
+          <w:rFonts w:ascii="Times New Roman" w:hAnsi="Times New Roman" w:cs="Times New Roman"/>
+          <w:sz w:val="26"/>
+          <w:szCs w:val="26"/>
+        </w:rPr>
+      </w:pPr>
+      <w:r>
+        <w:rPr>
+          <w:rFonts w:ascii="Times New Roman" w:hAnsi="Times New Roman" w:cs="Times New Roman"/>
+          <w:b/>
+          <w:bCs/>
+          <w:sz w:val="26"/>
+          <w:szCs w:val="26"/>
+        </w:rPr>
+        <w:t>Home:</w:t>
+      </w:r>
+      <w:r>
+        <w:rPr>
+          <w:rFonts w:ascii="Times New Roman" w:hAnsi="Times New Roman" w:cs="Times New Roman"/>
+          <w:sz w:val="26"/>
+          <w:szCs w:val="26"/>
+        </w:rPr>
+        <w:t xml:space="preserve"> Provides an overview of the project, objectives, dataset information, technologies used, and a brief introduction to the customer churn prediction system. </w:t>
+      </w:r>
+    </w:p>
+    <w:p>
+      <w:pPr>
+        <w:numPr>
+          <w:ilvl w:val="0"/>
+          <w:numId w:val="22"/>
+        </w:numPr>
+        <w:spacing w:before="80" w:after="80"/>
+        <w:jc w:val="both"/>
+        <w:rPr>
+          <w:rFonts w:ascii="Times New Roman" w:hAnsi="Times New Roman" w:cs="Times New Roman"/>
+          <w:sz w:val="26"/>
+          <w:szCs w:val="26"/>
+        </w:rPr>
+      </w:pPr>
+      <w:r>
+        <w:rPr>
+          <w:rFonts w:ascii="Times New Roman" w:hAnsi="Times New Roman" w:cs="Times New Roman"/>
+          <w:b/>
+          <w:bCs/>
+          <w:sz w:val="26"/>
+          <w:szCs w:val="26"/>
+        </w:rPr>
+        <w:t>Exploratory Data Analysis (EDA):</w:t>
+      </w:r>
+      <w:r>
+        <w:rPr>
+          <w:rFonts w:ascii="Times New Roman" w:hAnsi="Times New Roman" w:cs="Times New Roman"/>
+          <w:sz w:val="26"/>
+          <w:szCs w:val="26"/>
+        </w:rPr>
+        <w:t xml:space="preserve"> Displays interactive visualizations, statistical summaries, and insights obtained during data analysis, enabling users to understand customer </w:t>
+      </w:r>
+      <w:proofErr w:type="spellStart"/>
+      <w:r>
+        <w:rPr>
+          <w:rFonts w:ascii="Times New Roman" w:hAnsi="Times New Roman" w:cs="Times New Roman"/>
+          <w:sz w:val="26"/>
+          <w:szCs w:val="26"/>
+        </w:rPr>
+        <w:t>behavior</w:t>
+      </w:r>
+      <w:proofErr w:type="spellEnd"/>
+      <w:r>
+        <w:rPr>
+          <w:rFonts w:ascii="Times New Roman" w:hAnsi="Times New Roman" w:cs="Times New Roman"/>
+          <w:sz w:val="26"/>
+          <w:szCs w:val="26"/>
+        </w:rPr>
+        <w:t xml:space="preserve"> and the factors influencing churn. </w:t>
+      </w:r>
+    </w:p>
+    <w:p>
+      <w:pPr>
+        <w:numPr>
+          <w:ilvl w:val="0"/>
+          <w:numId w:val="22"/>
+        </w:numPr>
+        <w:spacing w:before="80" w:after="80"/>
+        <w:jc w:val="both"/>
+        <w:rPr>
+          <w:rFonts w:ascii="Times New Roman" w:hAnsi="Times New Roman" w:cs="Times New Roman"/>
+          <w:sz w:val="26"/>
+          <w:szCs w:val="26"/>
+        </w:rPr>
+      </w:pPr>
+      <w:r>
+        <w:rPr>
+          <w:rFonts w:ascii="Times New Roman" w:hAnsi="Times New Roman" w:cs="Times New Roman"/>
+          <w:b/>
+          <w:bCs/>
+          <w:sz w:val="26"/>
+          <w:szCs w:val="26"/>
+        </w:rPr>
+        <w:t>Customer Churn Prediction:</w:t>
+      </w:r>
+      <w:r>
+        <w:rPr>
+          <w:rFonts w:ascii="Times New Roman" w:hAnsi="Times New Roman" w:cs="Times New Roman"/>
+          <w:sz w:val="26"/>
+          <w:szCs w:val="26"/>
+        </w:rPr>
+        <w:t xml:space="preserve"> Allows users to enter customer details such as Age, Gender, Tenure, Usage Frequency, Support Calls, Payment Delay, Subscription Type, Contract Length, Total Spend, and Last Interaction. The application automatically performs feature engineering and preprocessing before using the trained </w:t>
+      </w:r>
+      <w:r>
+        <w:rPr>
+          <w:rFonts w:ascii="Times New Roman" w:hAnsi="Times New Roman" w:cs="Times New Roman"/>
+          <w:b/>
+          <w:bCs/>
+          <w:sz w:val="26"/>
+          <w:szCs w:val="26"/>
+        </w:rPr>
+        <w:t>Random Forest Classifier</w:t>
+      </w:r>
+      <w:r>
+        <w:rPr>
+          <w:rFonts w:ascii="Times New Roman" w:hAnsi="Times New Roman" w:cs="Times New Roman"/>
+          <w:sz w:val="26"/>
+          <w:szCs w:val="26"/>
+        </w:rPr>
+        <w:t xml:space="preserve"> to predict whether a customer is likely to churn. </w:t>
+      </w:r>
+    </w:p>
+    <w:p>
+      <w:pPr>
+        <w:numPr>
+          <w:ilvl w:val="0"/>
+          <w:numId w:val="22"/>
+        </w:numPr>
+        <w:spacing w:before="80" w:after="80"/>
+        <w:jc w:val="both"/>
+        <w:rPr>
+          <w:rFonts w:ascii="Times New Roman" w:hAnsi="Times New Roman" w:cs="Times New Roman"/>
+          <w:sz w:val="26"/>
+          <w:szCs w:val="26"/>
+        </w:rPr>
+      </w:pPr>
+      <w:r>
+        <w:rPr>
+          <w:rFonts w:ascii="Times New Roman" w:hAnsi="Times New Roman" w:cs="Times New Roman"/>
+          <w:b/>
+          <w:bCs/>
+          <w:sz w:val="26"/>
+          <w:szCs w:val="26"/>
+        </w:rPr>
+        <w:t>Project Code:</w:t>
+      </w:r>
+      <w:r>
+        <w:rPr>
+          <w:rFonts w:ascii="Times New Roman" w:hAnsi="Times New Roman" w:cs="Times New Roman"/>
+          <w:sz w:val="26"/>
+          <w:szCs w:val="26"/>
+        </w:rPr>
+        <w:t xml:space="preserve"> Provides direct access to the complete project implementation through the linked GitHub repository. Users can review the source code, machine learning workflow, project structure, deployment files, and documentation to understand how the application was developed and deployed.</w:t>
+      </w:r>
+    </w:p>
+    <w:p>
+      <w:pPr>
+        <w:spacing w:before="80" w:after="80"/>
+        <w:jc w:val="both"/>
+        <w:rPr>
+          <w:rFonts w:ascii="Times New Roman" w:hAnsi="Times New Roman" w:cs="Times New Roman"/>
+          <w:b/>
+          <w:bCs/>
+          <w:sz w:val="30"/>
+          <w:szCs w:val="30"/>
+        </w:rPr>
+      </w:pPr>
+      <w:r>
+        <w:rPr>
+          <w:rFonts w:ascii="Times New Roman" w:hAnsi="Times New Roman" w:cs="Times New Roman"/>
+          <w:b/>
+          <w:bCs/>
+          <w:noProof/>
+          <w:sz w:val="30"/>
+          <w:szCs w:val="30"/>
+        </w:rPr>
+        <w:drawing>
+          <wp:inline distT="0" distB="0" distL="0" distR="0" wp14:anchorId="3017E11D" wp14:editId="0ACC2211">
+            <wp:extent cx="5731510" cy="3044825"/>
+            <wp:effectExtent l="0" t="0" r="2540" b="3175"/>
+            <wp:docPr id="1980066114" name="Picture 7"/>
+            <wp:cNvGraphicFramePr>
+              <a:graphicFrameLocks xmlns:a="http://schemas.openxmlformats.org/drawingml/2006/main" noChangeAspect="1"/>
+            </wp:cNvGraphicFramePr>
+            <a:graphic xmlns:a="http://schemas.openxmlformats.org/drawingml/2006/main">
+              <a:graphicData uri="http://schemas.openxmlformats.org/drawingml/2006/picture">
+                <pic:pic xmlns:pic="http://schemas.openxmlformats.org/drawingml/2006/picture">
+                  <pic:nvPicPr>
+                    <pic:cNvPr id="1980066114" name="Picture 1980066114"/>
+                    <pic:cNvPicPr/>
+                  </pic:nvPicPr>
+                  <pic:blipFill>
+                    <a:blip r:embed="rId28" cstate="print">
+                      <a:extLst>
+                        <a:ext uri="{28A0092B-C50C-407E-A947-70E740481C1C}">
+                          <a14:useLocalDpi xmlns:a14="http://schemas.microsoft.com/office/drawing/2010/main" val="0"/>
+                        </a:ext>
+                      </a:extLst>
+                    </a:blip>
+                    <a:stretch>
+                      <a:fillRect/>
+                    </a:stretch>
+                  </pic:blipFill>
+                  <pic:spPr>
+                    <a:xfrm>
+                      <a:off x="0" y="0"/>
+                      <a:ext cx="5731510" cy="3044825"/>
+                    </a:xfrm>
+                    <a:prstGeom prst="rect">
+                      <a:avLst/>
+                    </a:prstGeom>
+                  </pic:spPr>
+                </pic:pic>
+              </a:graphicData>
+            </a:graphic>
+          </wp:inline>
+        </w:drawing>
+      </w:r>
+    </w:p>
+    <w:p>
+      <w:pPr>
+        <w:spacing w:before="80" w:after="80"/>
+        <w:jc w:val="both"/>
+        <w:rPr>
+          <w:rFonts w:ascii="Times New Roman" w:hAnsi="Times New Roman" w:cs="Times New Roman"/>
+          <w:b/>
+          <w:bCs/>
+          <w:sz w:val="30"/>
+          <w:szCs w:val="30"/>
+        </w:rPr>
+      </w:pPr>
+      <w:r>
+        <w:rPr>
+          <w:rFonts w:ascii="Times New Roman" w:hAnsi="Times New Roman" w:cs="Times New Roman"/>
+          <w:b/>
+          <w:bCs/>
+          <w:noProof/>
+          <w:sz w:val="30"/>
+          <w:szCs w:val="30"/>
+        </w:rPr>
+        <w:lastRenderedPageBreak/>
+        <w:drawing>
+          <wp:inline distT="0" distB="0" distL="0" distR="0" wp14:anchorId="5D156368" wp14:editId="1AC4CBD3">
+            <wp:extent cx="5731510" cy="3044825"/>
+            <wp:effectExtent l="0" t="0" r="2540" b="3175"/>
+            <wp:docPr id="968886039" name="Picture 8"/>
+            <wp:cNvGraphicFramePr>
+              <a:graphicFrameLocks xmlns:a="http://schemas.openxmlformats.org/drawingml/2006/main" noChangeAspect="1"/>
+            </wp:cNvGraphicFramePr>
+            <a:graphic xmlns:a="http://schemas.openxmlformats.org/drawingml/2006/main">
+              <a:graphicData uri="http://schemas.openxmlformats.org/drawingml/2006/picture">
+                <pic:pic xmlns:pic="http://schemas.openxmlformats.org/drawingml/2006/picture">
+                  <pic:nvPicPr>
+                    <pic:cNvPr id="968886039" name="Picture 968886039"/>
+                    <pic:cNvPicPr/>
+                  </pic:nvPicPr>
+                  <pic:blipFill>
+                    <a:blip r:embed="rId29" cstate="print">
+                      <a:extLst>
+                        <a:ext uri="{28A0092B-C50C-407E-A947-70E740481C1C}">
+                          <a14:useLocalDpi xmlns:a14="http://schemas.microsoft.com/office/drawing/2010/main" val="0"/>
+                        </a:ext>
+                      </a:extLst>
+                    </a:blip>
+                    <a:stretch>
+                      <a:fillRect/>
+                    </a:stretch>
+                  </pic:blipFill>
+                  <pic:spPr>
+                    <a:xfrm>
+                      <a:off x="0" y="0"/>
+                      <a:ext cx="5731510" cy="3044825"/>
+                    </a:xfrm>
+                    <a:prstGeom prst="rect">
+                      <a:avLst/>
+                    </a:prstGeom>
+                  </pic:spPr>
+                </pic:pic>
+              </a:graphicData>
+            </a:graphic>
+          </wp:inline>
+        </w:drawing>
+      </w:r>
+    </w:p>
+    <w:p>
+      <w:pPr>
+        <w:spacing w:before="80" w:after="80"/>
+        <w:jc w:val="both"/>
+        <w:rPr>
+          <w:rFonts w:ascii="Times New Roman" w:hAnsi="Times New Roman" w:cs="Times New Roman"/>
+          <w:b/>
+          <w:bCs/>
+          <w:sz w:val="30"/>
+          <w:szCs w:val="30"/>
+        </w:rPr>
+      </w:pPr>
+    </w:p>
+    <w:p>
+      <w:pPr>
+        <w:spacing w:before="80" w:after="80"/>
+        <w:jc w:val="both"/>
+        <w:rPr>
+          <w:rFonts w:ascii="Times New Roman" w:hAnsi="Times New Roman" w:cs="Times New Roman"/>
+          <w:sz w:val="26"/>
+          <w:szCs w:val="26"/>
+        </w:rPr>
+      </w:pPr>
+      <w:r>
+        <w:rPr>
+          <w:rFonts w:ascii="Times New Roman" w:hAnsi="Times New Roman" w:cs="Times New Roman"/>
+          <w:sz w:val="26"/>
+          <w:szCs w:val="26"/>
+        </w:rPr>
+        <w:t xml:space="preserve">Deployment Link: </w:t>
+      </w:r>
+      <w:hyperlink r:id="rId30" w:history="1">
+        <w:r>
+          <w:rPr>
+            <w:rStyle w:val="Hyperlink"/>
+            <w:rFonts w:ascii="Times New Roman" w:hAnsi="Times New Roman" w:cs="Times New Roman"/>
+            <w:sz w:val="26"/>
+            <w:szCs w:val="26"/>
+            <w:u w:val="none"/>
+          </w:rPr>
+          <w:t>Click to view</w:t>
+        </w:r>
+      </w:hyperlink>
     </w:p>
     <w:sectPr>
       <w:pgSz w:w="11906" w:h="16838"/>
@@ -6443,7 +11918,7 @@
 </file>
 
 <file path=word/numbering.xml><?xml version="1.0" encoding="utf-8"?>
-<w:numbering xmlns:wpc="http://schemas.microsoft.com/office/word/2010/wordprocessingCanvas" xmlns:cx="http://schemas.microsoft.com/office/drawing/2014/chartex" xmlns:cx1="http://schemas.microsoft.com/office/drawing/2015/9/8/chartex" xmlns:cx2="http://schemas.microsoft.com/office/drawing/2015/10/21/chartex" xmlns:cx3="http://schemas.microsoft.com/office/drawing/2016/5/9/chartex" xmlns:cx4="http://schemas.microsoft.com/office/drawing/2016/5/10/chartex" xmlns:cx5="http://schemas.microsoft.com/office/drawing/2016/5/11/chartex" xmlns:cx6="http://schemas.microsoft.com/office/drawing/2016/5/12/chartex" xmlns:cx7="http://schemas.microsoft.com/office/drawing/2016/5/13/chartex" xmlns:cx8="http://schemas.microsoft.com/office/drawing/2016/5/14/chartex" xmlns:mc="http://schemas.openxmlformats.org/markup-compatibility/2006" xmlns:aink="http://schemas.microsoft.com/office/drawing/2016/ink" xmlns:am3d="http://schemas.microsoft.com/office/drawing/2017/model3d" xmlns:o="urn:schemas-microsoft-com:office:office" xmlns:oel="http://schemas.microsoft.com/office/2019/extlst" xmlns:r="http://schemas.openxmlformats.org/officeDocument/2006/relationships" xmlns:m="http://schemas.openxmlformats.org/officeDocument/2006/math" xmlns:v="urn:schemas-microsoft-com:vml" xmlns:wp14="http://schemas.microsoft.com/office/word/2010/wordprocessingDrawing" xmlns:wp="http://schemas.openxmlformats.org/drawingml/2006/wordprocessingDrawing" xmlns:w10="urn:schemas-microsoft-com:office:word" xmlns:w="http://schemas.openxmlformats.org/wordprocessingml/2006/main" xmlns:w14="http://schemas.microsoft.com/office/word/2010/wordml" xmlns:w15="http://schemas.microsoft.com/office/word/2012/wordml" xmlns:w16cex="http://schemas.microsoft.com/office/word/2018/wordml/cex" xmlns:w16cid="http://schemas.microsoft.com/office/word/2016/wordml/cid" xmlns:w16="http://schemas.microsoft.com/office/word/2018/wordml" xmlns:w16du="http://schemas.microsoft.com/office/word/2023/wordml/word16du" xmlns:w16sdtdh="http://schemas.microsoft.com/office/word/2020/wordml/sdtdatahash" xmlns:w16sdtfl="http://schemas.microsoft.com/office/word/2024/wordml/sdtformatlock" xmlns:w16se="http://schemas.microsoft.com/office/word/2015/wordml/symex" xmlns:wpg="http://schemas.microsoft.com/office/word/2010/wordprocessingGroup" xmlns:wpi="http://schemas.microsoft.com/office/word/2010/wordprocessingInk" xmlns:wne="http://schemas.microsoft.com/office/word/2006/wordml" xmlns:wps="http://schemas.microsoft.com/office/word/2010/wordprocessingShape" mc:Ignorable="w14 w15 w16se w16cid w16 w16cex w16sdtdh w16sdtfl w16du wp14">
+<w:numbering xmlns:wpc="http://schemas.microsoft.com/office/word/2010/wordprocessingCanvas" xmlns:cx="http://schemas.microsoft.com/office/drawing/2014/chartex" xmlns:cx1="http://schemas.microsoft.com/office/drawing/2015/9/8/chartex" xmlns:cx2="http://schemas.microsoft.com/office/drawing/2015/10/21/chartex" xmlns:cx3="http://schemas.microsoft.com/office/drawing/2016/5/9/chartex" xmlns:cx4="http://schemas.microsoft.com/office/drawing/2016/5/10/chartex" xmlns:cx5="http://schemas.microsoft.com/office/drawing/2016/5/11/chartex" xmlns:cx6="http://schemas.microsoft.com/office/drawing/2016/5/12/chartex" xmlns:cx7="http://schemas.microsoft.com/office/drawing/2016/5/13/chartex" xmlns:cx8="http://schemas.microsoft.com/office/drawing/2016/5/14/chartex" xmlns:mc="http://schemas.openxmlformats.org/markup-compatibility/2006" xmlns:aink="http://schemas.microsoft.com/office/drawing/2016/ink" xmlns:am3d="http://schemas.microsoft.com/office/drawing/2017/model3d" xmlns:o="urn:schemas-microsoft-com:office:office" xmlns:oel="http://schemas.microsoft.com/office/2019/extlst" xmlns:r="http://schemas.openxmlformats.org/officeDocument/2006/relationships" xmlns:m="http://schemas.openxmlformats.org/officeDocument/2006/math" xmlns:v="urn:schemas-microsoft-com:vml" xmlns:wp14="http://schemas.microsoft.com/office/word/2010/wordprocessingDrawing" xmlns:wp="http://schemas.openxmlformats.org/drawingml/2006/wordprocessingDrawing" xmlns:w10="urn:schemas-microsoft-com:office:word" xmlns:w="http://schemas.openxmlformats.org/wordprocessingml/2006/main" xmlns:w14="http://schemas.microsoft.com/office/word/2010/wordml" xmlns:w15="http://schemas.microsoft.com/office/word/2012/wordml" xmlns:w16cei="http://schemas.microsoft.com/office/word/2026/wordml/cei" xmlns:w16cex="http://schemas.microsoft.com/office/word/2018/wordml/cex" xmlns:w16cid="http://schemas.microsoft.com/office/word/2016/wordml/cid" xmlns:w16="http://schemas.microsoft.com/office/word/2018/wordml" xmlns:w16du="http://schemas.microsoft.com/office/word/2023/wordml/word16du" xmlns:w16sdtdh="http://schemas.microsoft.com/office/word/2020/wordml/sdtdatahash" xmlns:w16sdtfl="http://schemas.microsoft.com/office/word/2024/wordml/sdtformatlock" xmlns:w16se="http://schemas.microsoft.com/office/word/2015/wordml/symex" xmlns:wpg="http://schemas.microsoft.com/office/word/2010/wordprocessingGroup" xmlns:wpi="http://schemas.microsoft.com/office/word/2010/wordprocessingInk" xmlns:wne="http://schemas.microsoft.com/office/word/2006/wordml" xmlns:wps="http://schemas.microsoft.com/office/word/2010/wordprocessingShape" mc:Ignorable="w14 w15 w16se w16cid w16 w16cex w16sdtdh w16sdtfl w16du wp14">
   <w:abstractNum w:abstractNumId="0" w15:restartNumberingAfterBreak="0">
     <w:nsid w:val="03F50C95"/>
     <w:multiLevelType w:val="hybridMultilevel"/>
@@ -7678,6 +13153,232 @@
     </w:lvl>
   </w:abstractNum>
   <w:abstractNum w:abstractNumId="9" w15:restartNumberingAfterBreak="0">
+    <w:nsid w:val="279B2514"/>
+    <w:multiLevelType w:val="hybridMultilevel"/>
+    <w:tmpl w:val="2C681624"/>
+    <w:lvl w:ilvl="0" w:tplc="40090001">
+      <w:start w:val="1"/>
+      <w:numFmt w:val="bullet"/>
+      <w:lvlText w:val=""/>
+      <w:lvlJc w:val="left"/>
+      <w:pPr>
+        <w:ind w:left="210" w:hanging="360"/>
+      </w:pPr>
+      <w:rPr>
+        <w:rFonts w:ascii="Symbol" w:hAnsi="Symbol" w:hint="default"/>
+      </w:rPr>
+    </w:lvl>
+    <w:lvl w:ilvl="1" w:tplc="FFFFFFFF" w:tentative="1">
+      <w:start w:val="1"/>
+      <w:numFmt w:val="bullet"/>
+      <w:lvlText w:val="o"/>
+      <w:lvlJc w:val="left"/>
+      <w:pPr>
+        <w:ind w:left="930" w:hanging="360"/>
+      </w:pPr>
+      <w:rPr>
+        <w:rFonts w:ascii="Courier New" w:hAnsi="Courier New" w:cs="Courier New" w:hint="default"/>
+      </w:rPr>
+    </w:lvl>
+    <w:lvl w:ilvl="2" w:tplc="FFFFFFFF" w:tentative="1">
+      <w:start w:val="1"/>
+      <w:numFmt w:val="bullet"/>
+      <w:lvlText w:val=""/>
+      <w:lvlJc w:val="left"/>
+      <w:pPr>
+        <w:ind w:left="1650" w:hanging="360"/>
+      </w:pPr>
+      <w:rPr>
+        <w:rFonts w:ascii="Wingdings" w:hAnsi="Wingdings" w:hint="default"/>
+      </w:rPr>
+    </w:lvl>
+    <w:lvl w:ilvl="3" w:tplc="FFFFFFFF" w:tentative="1">
+      <w:start w:val="1"/>
+      <w:numFmt w:val="bullet"/>
+      <w:lvlText w:val=""/>
+      <w:lvlJc w:val="left"/>
+      <w:pPr>
+        <w:ind w:left="2370" w:hanging="360"/>
+      </w:pPr>
+      <w:rPr>
+        <w:rFonts w:ascii="Symbol" w:hAnsi="Symbol" w:hint="default"/>
+      </w:rPr>
+    </w:lvl>
+    <w:lvl w:ilvl="4" w:tplc="FFFFFFFF" w:tentative="1">
+      <w:start w:val="1"/>
+      <w:numFmt w:val="bullet"/>
+      <w:lvlText w:val="o"/>
+      <w:lvlJc w:val="left"/>
+      <w:pPr>
+        <w:ind w:left="3090" w:hanging="360"/>
+      </w:pPr>
+      <w:rPr>
+        <w:rFonts w:ascii="Courier New" w:hAnsi="Courier New" w:cs="Courier New" w:hint="default"/>
+      </w:rPr>
+    </w:lvl>
+    <w:lvl w:ilvl="5" w:tplc="FFFFFFFF" w:tentative="1">
+      <w:start w:val="1"/>
+      <w:numFmt w:val="bullet"/>
+      <w:lvlText w:val=""/>
+      <w:lvlJc w:val="left"/>
+      <w:pPr>
+        <w:ind w:left="3810" w:hanging="360"/>
+      </w:pPr>
+      <w:rPr>
+        <w:rFonts w:ascii="Wingdings" w:hAnsi="Wingdings" w:hint="default"/>
+      </w:rPr>
+    </w:lvl>
+    <w:lvl w:ilvl="6" w:tplc="FFFFFFFF" w:tentative="1">
+      <w:start w:val="1"/>
+      <w:numFmt w:val="bullet"/>
+      <w:lvlText w:val=""/>
+      <w:lvlJc w:val="left"/>
+      <w:pPr>
+        <w:ind w:left="4530" w:hanging="360"/>
+      </w:pPr>
+      <w:rPr>
+        <w:rFonts w:ascii="Symbol" w:hAnsi="Symbol" w:hint="default"/>
+      </w:rPr>
+    </w:lvl>
+    <w:lvl w:ilvl="7" w:tplc="FFFFFFFF" w:tentative="1">
+      <w:start w:val="1"/>
+      <w:numFmt w:val="bullet"/>
+      <w:lvlText w:val="o"/>
+      <w:lvlJc w:val="left"/>
+      <w:pPr>
+        <w:ind w:left="5250" w:hanging="360"/>
+      </w:pPr>
+      <w:rPr>
+        <w:rFonts w:ascii="Courier New" w:hAnsi="Courier New" w:cs="Courier New" w:hint="default"/>
+      </w:rPr>
+    </w:lvl>
+    <w:lvl w:ilvl="8" w:tplc="FFFFFFFF" w:tentative="1">
+      <w:start w:val="1"/>
+      <w:numFmt w:val="bullet"/>
+      <w:lvlText w:val=""/>
+      <w:lvlJc w:val="left"/>
+      <w:pPr>
+        <w:ind w:left="5970" w:hanging="360"/>
+      </w:pPr>
+      <w:rPr>
+        <w:rFonts w:ascii="Wingdings" w:hAnsi="Wingdings" w:hint="default"/>
+      </w:rPr>
+    </w:lvl>
+  </w:abstractNum>
+  <w:abstractNum w:abstractNumId="10" w15:restartNumberingAfterBreak="0">
+    <w:nsid w:val="35C331F6"/>
+    <w:multiLevelType w:val="hybridMultilevel"/>
+    <w:tmpl w:val="EA824184"/>
+    <w:lvl w:ilvl="0" w:tplc="40090003">
+      <w:start w:val="1"/>
+      <w:numFmt w:val="bullet"/>
+      <w:lvlText w:val="o"/>
+      <w:lvlJc w:val="left"/>
+      <w:pPr>
+        <w:ind w:left="720" w:hanging="360"/>
+      </w:pPr>
+      <w:rPr>
+        <w:rFonts w:ascii="Courier New" w:hAnsi="Courier New" w:cs="Courier New" w:hint="default"/>
+      </w:rPr>
+    </w:lvl>
+    <w:lvl w:ilvl="1" w:tplc="40090003" w:tentative="1">
+      <w:start w:val="1"/>
+      <w:numFmt w:val="bullet"/>
+      <w:lvlText w:val="o"/>
+      <w:lvlJc w:val="left"/>
+      <w:pPr>
+        <w:ind w:left="1440" w:hanging="360"/>
+      </w:pPr>
+      <w:rPr>
+        <w:rFonts w:ascii="Courier New" w:hAnsi="Courier New" w:cs="Courier New" w:hint="default"/>
+      </w:rPr>
+    </w:lvl>
+    <w:lvl w:ilvl="2" w:tplc="40090005" w:tentative="1">
+      <w:start w:val="1"/>
+      <w:numFmt w:val="bullet"/>
+      <w:lvlText w:val=""/>
+      <w:lvlJc w:val="left"/>
+      <w:pPr>
+        <w:ind w:left="2160" w:hanging="360"/>
+      </w:pPr>
+      <w:rPr>
+        <w:rFonts w:ascii="Wingdings" w:hAnsi="Wingdings" w:hint="default"/>
+      </w:rPr>
+    </w:lvl>
+    <w:lvl w:ilvl="3" w:tplc="40090001" w:tentative="1">
+      <w:start w:val="1"/>
+      <w:numFmt w:val="bullet"/>
+      <w:lvlText w:val=""/>
+      <w:lvlJc w:val="left"/>
+      <w:pPr>
+        <w:ind w:left="2880" w:hanging="360"/>
+      </w:pPr>
+      <w:rPr>
+        <w:rFonts w:ascii="Symbol" w:hAnsi="Symbol" w:hint="default"/>
+      </w:rPr>
+    </w:lvl>
+    <w:lvl w:ilvl="4" w:tplc="40090003" w:tentative="1">
+      <w:start w:val="1"/>
+      <w:numFmt w:val="bullet"/>
+      <w:lvlText w:val="o"/>
+      <w:lvlJc w:val="left"/>
+      <w:pPr>
+        <w:ind w:left="3600" w:hanging="360"/>
+      </w:pPr>
+      <w:rPr>
+        <w:rFonts w:ascii="Courier New" w:hAnsi="Courier New" w:cs="Courier New" w:hint="default"/>
+      </w:rPr>
+    </w:lvl>
+    <w:lvl w:ilvl="5" w:tplc="40090005" w:tentative="1">
+      <w:start w:val="1"/>
+      <w:numFmt w:val="bullet"/>
+      <w:lvlText w:val=""/>
+      <w:lvlJc w:val="left"/>
+      <w:pPr>
+        <w:ind w:left="4320" w:hanging="360"/>
+      </w:pPr>
+      <w:rPr>
+        <w:rFonts w:ascii="Wingdings" w:hAnsi="Wingdings" w:hint="default"/>
+      </w:rPr>
+    </w:lvl>
+    <w:lvl w:ilvl="6" w:tplc="40090001" w:tentative="1">
+      <w:start w:val="1"/>
+      <w:numFmt w:val="bullet"/>
+      <w:lvlText w:val=""/>
+      <w:lvlJc w:val="left"/>
+      <w:pPr>
+        <w:ind w:left="5040" w:hanging="360"/>
+      </w:pPr>
+      <w:rPr>
+        <w:rFonts w:ascii="Symbol" w:hAnsi="Symbol" w:hint="default"/>
+      </w:rPr>
+    </w:lvl>
+    <w:lvl w:ilvl="7" w:tplc="40090003" w:tentative="1">
+      <w:start w:val="1"/>
+      <w:numFmt w:val="bullet"/>
+      <w:lvlText w:val="o"/>
+      <w:lvlJc w:val="left"/>
+      <w:pPr>
+        <w:ind w:left="5760" w:hanging="360"/>
+      </w:pPr>
+      <w:rPr>
+        <w:rFonts w:ascii="Courier New" w:hAnsi="Courier New" w:cs="Courier New" w:hint="default"/>
+      </w:rPr>
+    </w:lvl>
+    <w:lvl w:ilvl="8" w:tplc="40090005" w:tentative="1">
+      <w:start w:val="1"/>
+      <w:numFmt w:val="bullet"/>
+      <w:lvlText w:val=""/>
+      <w:lvlJc w:val="left"/>
+      <w:pPr>
+        <w:ind w:left="6480" w:hanging="360"/>
+      </w:pPr>
+      <w:rPr>
+        <w:rFonts w:ascii="Wingdings" w:hAnsi="Wingdings" w:hint="default"/>
+      </w:rPr>
+    </w:lvl>
+  </w:abstractNum>
+  <w:abstractNum w:abstractNumId="11" w15:restartNumberingAfterBreak="0">
     <w:nsid w:val="3906538C"/>
     <w:multiLevelType w:val="multilevel"/>
     <w:tmpl w:val="E56C1A78"/>
@@ -7826,7 +13527,156 @@
       </w:rPr>
     </w:lvl>
   </w:abstractNum>
-  <w:abstractNum w:abstractNumId="10" w15:restartNumberingAfterBreak="0">
+  <w:abstractNum w:abstractNumId="12" w15:restartNumberingAfterBreak="0">
+    <w:nsid w:val="46561339"/>
+    <w:multiLevelType w:val="multilevel"/>
+    <w:tmpl w:val="426A6CA0"/>
+    <w:lvl w:ilvl="0">
+      <w:start w:val="1"/>
+      <w:numFmt w:val="bullet"/>
+      <w:lvlText w:val=""/>
+      <w:lvlJc w:val="left"/>
+      <w:pPr>
+        <w:tabs>
+          <w:tab w:val="num" w:pos="720"/>
+        </w:tabs>
+        <w:ind w:left="720" w:hanging="360"/>
+      </w:pPr>
+      <w:rPr>
+        <w:rFonts w:ascii="Symbol" w:hAnsi="Symbol" w:hint="default"/>
+        <w:sz w:val="20"/>
+      </w:rPr>
+    </w:lvl>
+    <w:lvl w:ilvl="1" w:tentative="1">
+      <w:start w:val="1"/>
+      <w:numFmt w:val="bullet"/>
+      <w:lvlText w:val="o"/>
+      <w:lvlJc w:val="left"/>
+      <w:pPr>
+        <w:tabs>
+          <w:tab w:val="num" w:pos="1440"/>
+        </w:tabs>
+        <w:ind w:left="1440" w:hanging="360"/>
+      </w:pPr>
+      <w:rPr>
+        <w:rFonts w:ascii="Courier New" w:hAnsi="Courier New" w:hint="default"/>
+        <w:sz w:val="20"/>
+      </w:rPr>
+    </w:lvl>
+    <w:lvl w:ilvl="2" w:tentative="1">
+      <w:start w:val="1"/>
+      <w:numFmt w:val="bullet"/>
+      <w:lvlText w:val=""/>
+      <w:lvlJc w:val="left"/>
+      <w:pPr>
+        <w:tabs>
+          <w:tab w:val="num" w:pos="2160"/>
+        </w:tabs>
+        <w:ind w:left="2160" w:hanging="360"/>
+      </w:pPr>
+      <w:rPr>
+        <w:rFonts w:ascii="Wingdings" w:hAnsi="Wingdings" w:hint="default"/>
+        <w:sz w:val="20"/>
+      </w:rPr>
+    </w:lvl>
+    <w:lvl w:ilvl="3" w:tentative="1">
+      <w:start w:val="1"/>
+      <w:numFmt w:val="bullet"/>
+      <w:lvlText w:val=""/>
+      <w:lvlJc w:val="left"/>
+      <w:pPr>
+        <w:tabs>
+          <w:tab w:val="num" w:pos="2880"/>
+        </w:tabs>
+        <w:ind w:left="2880" w:hanging="360"/>
+      </w:pPr>
+      <w:rPr>
+        <w:rFonts w:ascii="Wingdings" w:hAnsi="Wingdings" w:hint="default"/>
+        <w:sz w:val="20"/>
+      </w:rPr>
+    </w:lvl>
+    <w:lvl w:ilvl="4" w:tentative="1">
+      <w:start w:val="1"/>
+      <w:numFmt w:val="bullet"/>
+      <w:lvlText w:val=""/>
+      <w:lvlJc w:val="left"/>
+      <w:pPr>
+        <w:tabs>
+          <w:tab w:val="num" w:pos="3600"/>
+        </w:tabs>
+        <w:ind w:left="3600" w:hanging="360"/>
+      </w:pPr>
+      <w:rPr>
+        <w:rFonts w:ascii="Wingdings" w:hAnsi="Wingdings" w:hint="default"/>
+        <w:sz w:val="20"/>
+      </w:rPr>
+    </w:lvl>
+    <w:lvl w:ilvl="5" w:tentative="1">
+      <w:start w:val="1"/>
+      <w:numFmt w:val="bullet"/>
+      <w:lvlText w:val=""/>
+      <w:lvlJc w:val="left"/>
+      <w:pPr>
+        <w:tabs>
+          <w:tab w:val="num" w:pos="4320"/>
+        </w:tabs>
+        <w:ind w:left="4320" w:hanging="360"/>
+      </w:pPr>
+      <w:rPr>
+        <w:rFonts w:ascii="Wingdings" w:hAnsi="Wingdings" w:hint="default"/>
+        <w:sz w:val="20"/>
+      </w:rPr>
+    </w:lvl>
+    <w:lvl w:ilvl="6" w:tentative="1">
+      <w:start w:val="1"/>
+      <w:numFmt w:val="bullet"/>
+      <w:lvlText w:val=""/>
+      <w:lvlJc w:val="left"/>
+      <w:pPr>
+        <w:tabs>
+          <w:tab w:val="num" w:pos="5040"/>
+        </w:tabs>
+        <w:ind w:left="5040" w:hanging="360"/>
+      </w:pPr>
+      <w:rPr>
+        <w:rFonts w:ascii="Wingdings" w:hAnsi="Wingdings" w:hint="default"/>
+        <w:sz w:val="20"/>
+      </w:rPr>
+    </w:lvl>
+    <w:lvl w:ilvl="7" w:tentative="1">
+      <w:start w:val="1"/>
+      <w:numFmt w:val="bullet"/>
+      <w:lvlText w:val=""/>
+      <w:lvlJc w:val="left"/>
+      <w:pPr>
+        <w:tabs>
+          <w:tab w:val="num" w:pos="5760"/>
+        </w:tabs>
+        <w:ind w:left="5760" w:hanging="360"/>
+      </w:pPr>
+      <w:rPr>
+        <w:rFonts w:ascii="Wingdings" w:hAnsi="Wingdings" w:hint="default"/>
+        <w:sz w:val="20"/>
+      </w:rPr>
+    </w:lvl>
+    <w:lvl w:ilvl="8" w:tentative="1">
+      <w:start w:val="1"/>
+      <w:numFmt w:val="bullet"/>
+      <w:lvlText w:val=""/>
+      <w:lvlJc w:val="left"/>
+      <w:pPr>
+        <w:tabs>
+          <w:tab w:val="num" w:pos="6480"/>
+        </w:tabs>
+        <w:ind w:left="6480" w:hanging="360"/>
+      </w:pPr>
+      <w:rPr>
+        <w:rFonts w:ascii="Wingdings" w:hAnsi="Wingdings" w:hint="default"/>
+        <w:sz w:val="20"/>
+      </w:rPr>
+    </w:lvl>
+  </w:abstractNum>
+  <w:abstractNum w:abstractNumId="13" w15:restartNumberingAfterBreak="0">
     <w:nsid w:val="4DB26D5A"/>
     <w:multiLevelType w:val="multilevel"/>
     <w:tmpl w:val="C2BC2756"/>
@@ -7943,7 +13793,233 @@
       </w:pPr>
     </w:lvl>
   </w:abstractNum>
-  <w:abstractNum w:abstractNumId="11" w15:restartNumberingAfterBreak="0">
+  <w:abstractNum w:abstractNumId="14" w15:restartNumberingAfterBreak="0">
+    <w:nsid w:val="53187E4E"/>
+    <w:multiLevelType w:val="hybridMultilevel"/>
+    <w:tmpl w:val="98323418"/>
+    <w:lvl w:ilvl="0" w:tplc="40090001">
+      <w:start w:val="1"/>
+      <w:numFmt w:val="bullet"/>
+      <w:lvlText w:val=""/>
+      <w:lvlJc w:val="left"/>
+      <w:pPr>
+        <w:ind w:left="210" w:hanging="360"/>
+      </w:pPr>
+      <w:rPr>
+        <w:rFonts w:ascii="Symbol" w:hAnsi="Symbol" w:hint="default"/>
+      </w:rPr>
+    </w:lvl>
+    <w:lvl w:ilvl="1" w:tplc="FFFFFFFF" w:tentative="1">
+      <w:start w:val="1"/>
+      <w:numFmt w:val="bullet"/>
+      <w:lvlText w:val="o"/>
+      <w:lvlJc w:val="left"/>
+      <w:pPr>
+        <w:ind w:left="930" w:hanging="360"/>
+      </w:pPr>
+      <w:rPr>
+        <w:rFonts w:ascii="Courier New" w:hAnsi="Courier New" w:cs="Courier New" w:hint="default"/>
+      </w:rPr>
+    </w:lvl>
+    <w:lvl w:ilvl="2" w:tplc="FFFFFFFF" w:tentative="1">
+      <w:start w:val="1"/>
+      <w:numFmt w:val="bullet"/>
+      <w:lvlText w:val=""/>
+      <w:lvlJc w:val="left"/>
+      <w:pPr>
+        <w:ind w:left="1650" w:hanging="360"/>
+      </w:pPr>
+      <w:rPr>
+        <w:rFonts w:ascii="Wingdings" w:hAnsi="Wingdings" w:hint="default"/>
+      </w:rPr>
+    </w:lvl>
+    <w:lvl w:ilvl="3" w:tplc="FFFFFFFF" w:tentative="1">
+      <w:start w:val="1"/>
+      <w:numFmt w:val="bullet"/>
+      <w:lvlText w:val=""/>
+      <w:lvlJc w:val="left"/>
+      <w:pPr>
+        <w:ind w:left="2370" w:hanging="360"/>
+      </w:pPr>
+      <w:rPr>
+        <w:rFonts w:ascii="Symbol" w:hAnsi="Symbol" w:hint="default"/>
+      </w:rPr>
+    </w:lvl>
+    <w:lvl w:ilvl="4" w:tplc="FFFFFFFF" w:tentative="1">
+      <w:start w:val="1"/>
+      <w:numFmt w:val="bullet"/>
+      <w:lvlText w:val="o"/>
+      <w:lvlJc w:val="left"/>
+      <w:pPr>
+        <w:ind w:left="3090" w:hanging="360"/>
+      </w:pPr>
+      <w:rPr>
+        <w:rFonts w:ascii="Courier New" w:hAnsi="Courier New" w:cs="Courier New" w:hint="default"/>
+      </w:rPr>
+    </w:lvl>
+    <w:lvl w:ilvl="5" w:tplc="FFFFFFFF" w:tentative="1">
+      <w:start w:val="1"/>
+      <w:numFmt w:val="bullet"/>
+      <w:lvlText w:val=""/>
+      <w:lvlJc w:val="left"/>
+      <w:pPr>
+        <w:ind w:left="3810" w:hanging="360"/>
+      </w:pPr>
+      <w:rPr>
+        <w:rFonts w:ascii="Wingdings" w:hAnsi="Wingdings" w:hint="default"/>
+      </w:rPr>
+    </w:lvl>
+    <w:lvl w:ilvl="6" w:tplc="FFFFFFFF" w:tentative="1">
+      <w:start w:val="1"/>
+      <w:numFmt w:val="bullet"/>
+      <w:lvlText w:val=""/>
+      <w:lvlJc w:val="left"/>
+      <w:pPr>
+        <w:ind w:left="4530" w:hanging="360"/>
+      </w:pPr>
+      <w:rPr>
+        <w:rFonts w:ascii="Symbol" w:hAnsi="Symbol" w:hint="default"/>
+      </w:rPr>
+    </w:lvl>
+    <w:lvl w:ilvl="7" w:tplc="FFFFFFFF" w:tentative="1">
+      <w:start w:val="1"/>
+      <w:numFmt w:val="bullet"/>
+      <w:lvlText w:val="o"/>
+      <w:lvlJc w:val="left"/>
+      <w:pPr>
+        <w:ind w:left="5250" w:hanging="360"/>
+      </w:pPr>
+      <w:rPr>
+        <w:rFonts w:ascii="Courier New" w:hAnsi="Courier New" w:cs="Courier New" w:hint="default"/>
+      </w:rPr>
+    </w:lvl>
+    <w:lvl w:ilvl="8" w:tplc="FFFFFFFF" w:tentative="1">
+      <w:start w:val="1"/>
+      <w:numFmt w:val="bullet"/>
+      <w:lvlText w:val=""/>
+      <w:lvlJc w:val="left"/>
+      <w:pPr>
+        <w:ind w:left="5970" w:hanging="360"/>
+      </w:pPr>
+      <w:rPr>
+        <w:rFonts w:ascii="Wingdings" w:hAnsi="Wingdings" w:hint="default"/>
+      </w:rPr>
+    </w:lvl>
+  </w:abstractNum>
+  <w:abstractNum w:abstractNumId="15" w15:restartNumberingAfterBreak="0">
+    <w:nsid w:val="5BE110A4"/>
+    <w:multiLevelType w:val="hybridMultilevel"/>
+    <w:tmpl w:val="7630A280"/>
+    <w:lvl w:ilvl="0" w:tplc="40090001">
+      <w:start w:val="1"/>
+      <w:numFmt w:val="bullet"/>
+      <w:lvlText w:val=""/>
+      <w:lvlJc w:val="left"/>
+      <w:pPr>
+        <w:ind w:left="210" w:hanging="360"/>
+      </w:pPr>
+      <w:rPr>
+        <w:rFonts w:ascii="Symbol" w:hAnsi="Symbol" w:hint="default"/>
+      </w:rPr>
+    </w:lvl>
+    <w:lvl w:ilvl="1" w:tplc="FFFFFFFF" w:tentative="1">
+      <w:start w:val="1"/>
+      <w:numFmt w:val="bullet"/>
+      <w:lvlText w:val="o"/>
+      <w:lvlJc w:val="left"/>
+      <w:pPr>
+        <w:ind w:left="930" w:hanging="360"/>
+      </w:pPr>
+      <w:rPr>
+        <w:rFonts w:ascii="Courier New" w:hAnsi="Courier New" w:cs="Courier New" w:hint="default"/>
+      </w:rPr>
+    </w:lvl>
+    <w:lvl w:ilvl="2" w:tplc="FFFFFFFF" w:tentative="1">
+      <w:start w:val="1"/>
+      <w:numFmt w:val="bullet"/>
+      <w:lvlText w:val=""/>
+      <w:lvlJc w:val="left"/>
+      <w:pPr>
+        <w:ind w:left="1650" w:hanging="360"/>
+      </w:pPr>
+      <w:rPr>
+        <w:rFonts w:ascii="Wingdings" w:hAnsi="Wingdings" w:hint="default"/>
+      </w:rPr>
+    </w:lvl>
+    <w:lvl w:ilvl="3" w:tplc="FFFFFFFF" w:tentative="1">
+      <w:start w:val="1"/>
+      <w:numFmt w:val="bullet"/>
+      <w:lvlText w:val=""/>
+      <w:lvlJc w:val="left"/>
+      <w:pPr>
+        <w:ind w:left="2370" w:hanging="360"/>
+      </w:pPr>
+      <w:rPr>
+        <w:rFonts w:ascii="Symbol" w:hAnsi="Symbol" w:hint="default"/>
+      </w:rPr>
+    </w:lvl>
+    <w:lvl w:ilvl="4" w:tplc="FFFFFFFF" w:tentative="1">
+      <w:start w:val="1"/>
+      <w:numFmt w:val="bullet"/>
+      <w:lvlText w:val="o"/>
+      <w:lvlJc w:val="left"/>
+      <w:pPr>
+        <w:ind w:left="3090" w:hanging="360"/>
+      </w:pPr>
+      <w:rPr>
+        <w:rFonts w:ascii="Courier New" w:hAnsi="Courier New" w:cs="Courier New" w:hint="default"/>
+      </w:rPr>
+    </w:lvl>
+    <w:lvl w:ilvl="5" w:tplc="FFFFFFFF" w:tentative="1">
+      <w:start w:val="1"/>
+      <w:numFmt w:val="bullet"/>
+      <w:lvlText w:val=""/>
+      <w:lvlJc w:val="left"/>
+      <w:pPr>
+        <w:ind w:left="3810" w:hanging="360"/>
+      </w:pPr>
+      <w:rPr>
+        <w:rFonts w:ascii="Wingdings" w:hAnsi="Wingdings" w:hint="default"/>
+      </w:rPr>
+    </w:lvl>
+    <w:lvl w:ilvl="6" w:tplc="FFFFFFFF" w:tentative="1">
+      <w:start w:val="1"/>
+      <w:numFmt w:val="bullet"/>
+      <w:lvlText w:val=""/>
+      <w:lvlJc w:val="left"/>
+      <w:pPr>
+        <w:ind w:left="4530" w:hanging="360"/>
+      </w:pPr>
+      <w:rPr>
+        <w:rFonts w:ascii="Symbol" w:hAnsi="Symbol" w:hint="default"/>
+      </w:rPr>
+    </w:lvl>
+    <w:lvl w:ilvl="7" w:tplc="FFFFFFFF" w:tentative="1">
+      <w:start w:val="1"/>
+      <w:numFmt w:val="bullet"/>
+      <w:lvlText w:val="o"/>
+      <w:lvlJc w:val="left"/>
+      <w:pPr>
+        <w:ind w:left="5250" w:hanging="360"/>
+      </w:pPr>
+      <w:rPr>
+        <w:rFonts w:ascii="Courier New" w:hAnsi="Courier New" w:cs="Courier New" w:hint="default"/>
+      </w:rPr>
+    </w:lvl>
+    <w:lvl w:ilvl="8" w:tplc="FFFFFFFF" w:tentative="1">
+      <w:start w:val="1"/>
+      <w:numFmt w:val="bullet"/>
+      <w:lvlText w:val=""/>
+      <w:lvlJc w:val="left"/>
+      <w:pPr>
+        <w:ind w:left="5970" w:hanging="360"/>
+      </w:pPr>
+      <w:rPr>
+        <w:rFonts w:ascii="Wingdings" w:hAnsi="Wingdings" w:hint="default"/>
+      </w:rPr>
+    </w:lvl>
+  </w:abstractNum>
+  <w:abstractNum w:abstractNumId="16" w15:restartNumberingAfterBreak="0">
     <w:nsid w:val="5D9D1350"/>
     <w:multiLevelType w:val="hybridMultilevel"/>
     <w:tmpl w:val="0836487E"/>
@@ -8056,7 +14132,7 @@
       </w:rPr>
     </w:lvl>
   </w:abstractNum>
-  <w:abstractNum w:abstractNumId="12" w15:restartNumberingAfterBreak="0">
+  <w:abstractNum w:abstractNumId="17" w15:restartNumberingAfterBreak="0">
     <w:nsid w:val="61B53163"/>
     <w:multiLevelType w:val="hybridMultilevel"/>
     <w:tmpl w:val="9DCC242A"/>
@@ -8169,7 +14245,7 @@
       </w:rPr>
     </w:lvl>
   </w:abstractNum>
-  <w:abstractNum w:abstractNumId="13" w15:restartNumberingAfterBreak="0">
+  <w:abstractNum w:abstractNumId="18" w15:restartNumberingAfterBreak="0">
     <w:nsid w:val="62151C88"/>
     <w:multiLevelType w:val="multilevel"/>
     <w:tmpl w:val="70142540"/>
@@ -8318,7 +14394,7 @@
       </w:rPr>
     </w:lvl>
   </w:abstractNum>
-  <w:abstractNum w:abstractNumId="14" w15:restartNumberingAfterBreak="0">
+  <w:abstractNum w:abstractNumId="19" w15:restartNumberingAfterBreak="0">
     <w:nsid w:val="6D082A69"/>
     <w:multiLevelType w:val="multilevel"/>
     <w:tmpl w:val="7F24F000"/>
@@ -8467,7 +14543,7 @@
       </w:rPr>
     </w:lvl>
   </w:abstractNum>
-  <w:abstractNum w:abstractNumId="15" w15:restartNumberingAfterBreak="0">
+  <w:abstractNum w:abstractNumId="20" w15:restartNumberingAfterBreak="0">
     <w:nsid w:val="73A96BF0"/>
     <w:multiLevelType w:val="multilevel"/>
     <w:tmpl w:val="438CCE8A"/>
@@ -8616,7 +14692,7 @@
       </w:rPr>
     </w:lvl>
   </w:abstractNum>
-  <w:abstractNum w:abstractNumId="16" w15:restartNumberingAfterBreak="0">
+  <w:abstractNum w:abstractNumId="21" w15:restartNumberingAfterBreak="0">
     <w:nsid w:val="7A765599"/>
     <w:multiLevelType w:val="multilevel"/>
     <w:tmpl w:val="3D02EA2E"/>
@@ -8769,10 +14845,10 @@
     <w:abstractNumId w:val="6"/>
   </w:num>
   <w:num w:numId="2" w16cid:durableId="952323192">
-    <w:abstractNumId w:val="10"/>
+    <w:abstractNumId w:val="13"/>
   </w:num>
   <w:num w:numId="3" w16cid:durableId="2117748959">
-    <w:abstractNumId w:val="11"/>
+    <w:abstractNumId w:val="16"/>
   </w:num>
   <w:num w:numId="4" w16cid:durableId="555893540">
     <w:abstractNumId w:val="4"/>
@@ -8781,7 +14857,7 @@
     <w:abstractNumId w:val="7"/>
   </w:num>
   <w:num w:numId="6" w16cid:durableId="279075007">
-    <w:abstractNumId w:val="12"/>
+    <w:abstractNumId w:val="17"/>
   </w:num>
   <w:num w:numId="7" w16cid:durableId="1273320019">
     <w:abstractNumId w:val="0"/>
@@ -8790,16 +14866,16 @@
     <w:abstractNumId w:val="2"/>
   </w:num>
   <w:num w:numId="9" w16cid:durableId="880478265">
-    <w:abstractNumId w:val="13"/>
+    <w:abstractNumId w:val="18"/>
   </w:num>
   <w:num w:numId="10" w16cid:durableId="401683259">
-    <w:abstractNumId w:val="15"/>
+    <w:abstractNumId w:val="20"/>
   </w:num>
   <w:num w:numId="11" w16cid:durableId="1860271965">
-    <w:abstractNumId w:val="9"/>
+    <w:abstractNumId w:val="11"/>
   </w:num>
   <w:num w:numId="12" w16cid:durableId="1541210390">
-    <w:abstractNumId w:val="14"/>
+    <w:abstractNumId w:val="19"/>
   </w:num>
   <w:num w:numId="13" w16cid:durableId="1617063123">
     <w:abstractNumId w:val="3"/>
@@ -8811,10 +14887,25 @@
     <w:abstractNumId w:val="5"/>
   </w:num>
   <w:num w:numId="16" w16cid:durableId="1119183731">
-    <w:abstractNumId w:val="16"/>
+    <w:abstractNumId w:val="21"/>
   </w:num>
   <w:num w:numId="17" w16cid:durableId="1902715681">
     <w:abstractNumId w:val="1"/>
+  </w:num>
+  <w:num w:numId="18" w16cid:durableId="977802416">
+    <w:abstractNumId w:val="14"/>
+  </w:num>
+  <w:num w:numId="19" w16cid:durableId="1013603358">
+    <w:abstractNumId w:val="10"/>
+  </w:num>
+  <w:num w:numId="20" w16cid:durableId="363142570">
+    <w:abstractNumId w:val="15"/>
+  </w:num>
+  <w:num w:numId="21" w16cid:durableId="709231927">
+    <w:abstractNumId w:val="9"/>
+  </w:num>
+  <w:num w:numId="22" w16cid:durableId="1794179158">
+    <w:abstractNumId w:val="12"/>
   </w:num>
 </w:numbering>
 </file>
@@ -9219,6 +15310,7 @@
   <w:style w:type="paragraph" w:default="1" w:styleId="Normal">
     <w:name w:val="Normal"/>
     <w:qFormat/>
+    <w:rsid w:val="00DA281D"/>
   </w:style>
   <w:style w:type="paragraph" w:styleId="Heading1">
     <w:name w:val="heading 1"/>
@@ -9735,6 +15827,41 @@
       <w:spacing w:val="5"/>
     </w:rPr>
   </w:style>
+  <w:style w:type="character" w:styleId="Hyperlink">
+    <w:name w:val="Hyperlink"/>
+    <w:basedOn w:val="DefaultParagraphFont"/>
+    <w:uiPriority w:val="99"/>
+    <w:unhideWhenUsed/>
+    <w:rsid w:val="00307CA9"/>
+    <w:rPr>
+      <w:color w:val="0563C1" w:themeColor="hyperlink"/>
+      <w:u w:val="single"/>
+    </w:rPr>
+  </w:style>
+  <w:style w:type="character" w:styleId="UnresolvedMention">
+    <w:name w:val="Unresolved Mention"/>
+    <w:basedOn w:val="DefaultParagraphFont"/>
+    <w:uiPriority w:val="99"/>
+    <w:semiHidden/>
+    <w:unhideWhenUsed/>
+    <w:rsid w:val="00307CA9"/>
+    <w:rPr>
+      <w:color w:val="605E5C"/>
+      <w:shd w:val="clear" w:color="auto" w:fill="E1DFDD"/>
+    </w:rPr>
+  </w:style>
+  <w:style w:type="character" w:styleId="FollowedHyperlink">
+    <w:name w:val="FollowedHyperlink"/>
+    <w:basedOn w:val="DefaultParagraphFont"/>
+    <w:uiPriority w:val="99"/>
+    <w:semiHidden/>
+    <w:unhideWhenUsed/>
+    <w:rsid w:val="00307CA9"/>
+    <w:rPr>
+      <w:color w:val="954F72" w:themeColor="followedHyperlink"/>
+      <w:u w:val="single"/>
+    </w:rPr>
+  </w:style>
 </w:styles>
 </file>
 
